--- a/Tai_Lieu_On_Tap_Thanh_Vien_4_Backend_CSDL_Admin.docx
+++ b/Tai_Lieu_On_Tap_Thanh_Vien_4_Backend_CSDL_Admin.docx
@@ -4,212 +4,58 @@
   <w:body>
     <w:p>
       <w:pPr>
-        <w:spacing w:after="120"/>
+        <w:pStyle w:val="Title"/>
         <w:jc w:val="center"/>
       </w:pPr>
       <w:r>
         <w:rPr>
           <w:rFonts w:ascii="Times New Roman" w:hAnsi="Times New Roman"/>
           <w:b/>
-          <w:color w:val="0F766E"/>
-          <w:sz w:val="28"/>
+          <w:color w:val="1E3A8A"/>
         </w:rPr>
-        <w:t>TÀI LIỆU ÔN TẬP &amp; BẢO VỆ ĐỒ ÁN MÔN HỌC</w:t>
-        <w:br/>
+        <w:t>TÀI LIỆU ÔN TẬP &amp; VẤN ĐÁP BẢO VỆ ĐỒ ÁN (BẢN FINAL)</w:t>
       </w:r>
+    </w:p>
+    <w:p>
+      <w:pPr>
+        <w:jc w:val="center"/>
+      </w:pPr>
       <w:r>
         <w:rPr>
-          <w:rFonts w:ascii="Times New Roman" w:hAnsi="Times New Roman"/>
           <w:b/>
-          <w:color w:val="1E3A8A"/>
-          <w:sz w:val="40"/>
+          <w:color w:val="B91C1C"/>
+          <w:sz w:val="26"/>
         </w:rPr>
-        <w:t>PHẦN 4: TOÀN BỘ BACKEND, CƠ SỞ DỮ LIỆU &amp; QUẢN TRỊ ADMIN</w:t>
-        <w:br/>
-      </w:r>
-      <w:r>
-        <w:rPr>
-          <w:rFonts w:ascii="Times New Roman" w:hAnsi="Times New Roman"/>
-          <w:i/>
-          <w:sz w:val="25"/>
-        </w:rPr>
-        <w:t>Dự án: VIGIL RPG - Ứng dụng Gamification Tập Luyện Thể Chất Kết Hợp AI Pose Detection</w:t>
+        <w:t>PHẦN PHỤ TRÁCH CỦA THÀNH VIÊN 4: CƠ SỞ DỮ LIỆU SQLITE, BACKEND SERVER &amp; HỆ THỐNG QUẢN TRỊ ADMIN (5 TAB)</w:t>
       </w:r>
     </w:p>
-    <w:tbl>
-      <w:tblPr>
-        <w:tblW w:type="auto" w:w="0"/>
-        <w:jc w:val="center"/>
-        <w:tblLook w:firstColumn="1" w:firstRow="1" w:lastColumn="0" w:lastRow="0" w:noHBand="0" w:noVBand="1" w:val="04A0"/>
-      </w:tblPr>
-      <w:tblGrid>
-        <w:gridCol w:w="9792"/>
-      </w:tblGrid>
-      <w:tr>
-        <w:tc>
-          <w:tcPr>
-            <w:tcW w:type="dxa" w:w="9792"/>
-            <w:shd w:val="clear" w:color="auto" w:fill="DBEAFE"/>
-            <w:tcMar>
-              <w:top w:w="140" w:type="dxa"/>
-              <w:bottom w:w="140" w:type="dxa"/>
-              <w:left w:w="180" w:type="dxa"/>
-              <w:right w:w="180" w:type="dxa"/>
-            </w:tcMar>
-          </w:tcPr>
-          <w:p>
-            <w:pPr>
-              <w:spacing w:after="80"/>
-            </w:pPr>
-            <w:r>
-              <w:rPr>
-                <w:rFonts w:ascii="Times New Roman" w:hAnsi="Times New Roman"/>
-                <w:b/>
-                <w:color w:val="1E3A8A"/>
-                <w:sz w:val="24"/>
-              </w:rPr>
-              <w:t>🎯 PHẠM VI PHỤ TRÁCH CỦA THÀNH VIÊN 4 (THEO KỊCH BẢN PHÂN CÔNG 4 NGƯỜI):</w:t>
-              <w:br/>
-            </w:r>
-            <w:r>
-              <w:rPr>
-                <w:rFonts w:ascii="Times New Roman" w:hAnsi="Times New Roman"/>
-                <w:sz w:val="23"/>
-              </w:rPr>
-              <w:t>1. Cơ sở dữ liệu nội bộ SQLite trên Android: VigilSqlDb.java (2.604 dòng code, quản lý 15 bảng).</w:t>
-              <w:br/>
-              <w:t>2. Tầng giao tiếp mạng HTTP Client: ApiClient.java (672 dòng code, thư viện OkHttp3 &amp; Gson).</w:t>
-              <w:br/>
-              <w:t>3. Máy chủ Backend RESTful API: server/server.js (1.699 dòng code, Node.js + Express + MySQL2 + MemoryDB Fallback).</w:t>
-              <w:br/>
-              <w:t>4. Phân hệ Quản trị Admin trên Android (MVVM): AdminScreen.kt, AdminRepository.kt, AdminModels.kt.</w:t>
-              <w:br/>
-              <w:t>5. Hệ thống Web Admin Console: Thư mục server/admin/ (index.html, css/admin.css, js/admin.js).</w:t>
-            </w:r>
-          </w:p>
-        </w:tc>
-      </w:tr>
-    </w:tbl>
     <w:p>
       <w:pPr>
-        <w:spacing w:after="80"/>
+        <w:jc w:val="center"/>
       </w:pPr>
+      <w:r>
+        <w:t>Dự án: VIGIL – Ứng dụng Nhập vai Thể chất AI (AI Fitness RPG)</w:t>
+      </w:r>
+    </w:p>
+    <w:p>
+      <w:pPr>
+        <w:jc w:val="center"/>
+      </w:pPr>
+      <w:r>
+        <w:t>─────────────────────────────────────────────────────────────────</w:t>
+      </w:r>
     </w:p>
     <w:p>
       <w:pPr>
         <w:pStyle w:val="Heading1"/>
       </w:pPr>
       <w:r>
-        <w:rPr>
-          <w:rFonts w:ascii="Times New Roman" w:hAnsi="Times New Roman"/>
-          <w:b/>
-          <w:color w:val="1E3A8A"/>
-          <w:sz w:val="32"/>
-        </w:rPr>
-        <w:t>CHƯƠNG 1. KIẾN TRÚC TỔNG THỂ PHẦN DỮ LIỆU, MẠNG &amp; BACKEND (BỨC TRANH LỚN)</w:t>
+        <w:t>1. TỔNG QUAN PHẠM VI PHỤ TRÁCH CỦA THÀNH VIÊN 4 (BẢN FINAL)</w:t>
       </w:r>
     </w:p>
     <w:p>
-      <w:pPr>
-        <w:spacing w:after="120" w:line="300" w:lineRule="auto"/>
-      </w:pPr>
       <w:r>
-        <w:rPr>
-          <w:rFonts w:ascii="Times New Roman" w:hAnsi="Times New Roman"/>
-          <w:sz w:val="24"/>
-        </w:rPr>
-        <w:t>Trước khi đi sâu vào từng file code, bạn cần nắm vững bức tranh kiến trúc tổng thể mà bạn phụ trách. Khi giảng viên hỏi: 'Em làm những gì trong nhóm?', hãy trình bày mạch lạc theo mô hình Dual-Storage (Lưu trữ kép: Offline-First SQLite kết hợp Đồng bộ REST API Backend) và Clean Architecture (MVVM).</w:t>
-      </w:r>
-    </w:p>
-    <w:p>
-      <w:pPr>
-        <w:pStyle w:val="Heading2"/>
-      </w:pPr>
-      <w:r>
-        <w:rPr>
-          <w:rFonts w:ascii="Times New Roman" w:hAnsi="Times New Roman"/>
-          <w:b/>
-          <w:color w:val="0F766E"/>
-          <w:sz w:val="28"/>
-        </w:rPr>
-        <w:t>1.1. Cơ chế Dual-Storage (Offline-First + Online Sync) là gì?</w:t>
-      </w:r>
-    </w:p>
-    <w:p>
-      <w:pPr>
-        <w:pStyle w:val="ListBullet"/>
-        <w:spacing w:after="80" w:line="288" w:lineRule="auto"/>
-      </w:pPr>
-      <w:r>
-        <w:rPr>
-          <w:rFonts w:ascii="Times New Roman" w:hAnsi="Times New Roman"/>
-          <w:b/>
-          <w:sz w:val="24"/>
-        </w:rPr>
-        <w:t xml:space="preserve">Tầng lưu trữ cục bộ (Local SQLite - VigilSqlDb.java): </w:t>
-      </w:r>
-      <w:r>
-        <w:rPr>
-          <w:rFonts w:ascii="Times New Roman" w:hAnsi="Times New Roman"/>
-          <w:sz w:val="24"/>
-        </w:rPr>
-        <w:t>Mọi thao tác của người chơi (đăng nhập, tập luyện nhận vàng/XP, mua đồ, mặc đồ, điểm danh, quản trị Admin) đều được thực thi và lưu ngay lập tức vào cơ sở dữ liệu SQLite nội bộ trên điện thoại (file vigil_app.db). Nhờ đó, ứng dụng phản hồi tức thì (độ trễ &lt; 5ms) và hoạt động 100% ngay cả khi mất mạng hoặc chưa bật Server.</w:t>
-      </w:r>
-    </w:p>
-    <w:p>
-      <w:pPr>
-        <w:pStyle w:val="ListBullet"/>
-        <w:spacing w:after="80" w:line="288" w:lineRule="auto"/>
-      </w:pPr>
-      <w:r>
-        <w:rPr>
-          <w:rFonts w:ascii="Times New Roman" w:hAnsi="Times New Roman"/>
-          <w:b/>
-          <w:sz w:val="24"/>
-        </w:rPr>
-        <w:t xml:space="preserve">Tầng đồng bộ máy chủ (Remote REST API - ApiClient.java -&gt; server.js): </w:t>
-      </w:r>
-      <w:r>
-        <w:rPr>
-          <w:rFonts w:ascii="Times New Roman" w:hAnsi="Times New Roman"/>
-          <w:sz w:val="24"/>
-        </w:rPr>
-        <w:t>Ngay sau khi ghi vào SQLite thành công, ViewModel/Repository sẽ khởi chạy một luồng nền bất đồng bộ (Coroutine Dispatchers.IO) gọi qua ApiClient.java tới máy chủ Node.js (server.js) để đồng bộ dữ liệu lên MySQL/MemoryDB tập trung.</w:t>
-      </w:r>
-    </w:p>
-    <w:p>
-      <w:pPr>
-        <w:pStyle w:val="ListBullet"/>
-        <w:spacing w:after="80" w:line="288" w:lineRule="auto"/>
-      </w:pPr>
-      <w:r>
-        <w:rPr>
-          <w:rFonts w:ascii="Times New Roman" w:hAnsi="Times New Roman"/>
-          <w:b/>
-          <w:sz w:val="24"/>
-        </w:rPr>
-        <w:t xml:space="preserve">Lợi ích vượt trội (Điểm cộng lớn khi bảo vệ): </w:t>
-      </w:r>
-      <w:r>
-        <w:rPr>
-          <w:rFonts w:ascii="Times New Roman" w:hAnsi="Times New Roman"/>
-          <w:sz w:val="24"/>
-        </w:rPr>
-        <w:t>Ứng dụng không bao giờ bị treo hay trắng màn hình khi rớt mạng; đồng thời khi có mạng, dữ liệu giữa App Android và Web Admin Dashboard (server/admin/) vẫn được đồng bộ hóa theo thời gian thực.</w:t>
-      </w:r>
-    </w:p>
-    <w:p>
-      <w:pPr>
-        <w:pStyle w:val="Heading2"/>
-      </w:pPr>
-      <w:r>
-        <w:rPr>
-          <w:rFonts w:ascii="Times New Roman" w:hAnsi="Times New Roman"/>
-          <w:b/>
-          <w:color w:val="0F766E"/>
-          <w:sz w:val="28"/>
-        </w:rPr>
-        <w:t>1.2. Mô hình phân tách 4 tầng (MVVM &amp; Clean Architecture)</w:t>
+        <w:t>Trong nhóm đồ án, Thành viên 4 chịu trách nhiệm toàn bộ tầng Dữ liệu (Data Layer), Giao tiếp mạng (Networking), Máy chủ Backend (Node.js/Express) và Hệ thống Quản trị viên (Admin Panel 5 phân hệ). Cụ thể gồm các file mã nguồn cốt lõi sau:</w:t>
       </w:r>
     </w:p>
     <w:tbl>
@@ -220,80 +66,61 @@
         <w:tblLook w:firstColumn="1" w:firstRow="1" w:lastColumn="0" w:lastRow="0" w:noHBand="0" w:noVBand="1" w:val="04A0"/>
       </w:tblPr>
       <w:tblGrid>
-        <w:gridCol w:w="3264"/>
-        <w:gridCol w:w="3264"/>
-        <w:gridCol w:w="3264"/>
+        <w:gridCol w:w="2160"/>
+        <w:gridCol w:w="2160"/>
+        <w:gridCol w:w="2160"/>
+        <w:gridCol w:w="2160"/>
       </w:tblGrid>
       <w:tr>
         <w:tc>
           <w:tcPr>
-            <w:tcW w:type="dxa" w:w="3264"/>
-            <w:shd w:val="clear" w:color="auto" w:fill="1E3A8A"/>
-            <w:tcMar>
-              <w:top w:w="100" w:type="dxa"/>
-              <w:bottom w:w="100" w:type="dxa"/>
-              <w:left w:w="120" w:type="dxa"/>
-              <w:right w:w="120" w:type="dxa"/>
-            </w:tcMar>
+            <w:tcW w:type="dxa" w:w="2160"/>
           </w:tcPr>
           <w:p>
-            <w:r/>
             <w:r>
               <w:rPr>
-                <w:rFonts w:ascii="Times New Roman" w:hAnsi="Times New Roman"/>
                 <w:b/>
-                <w:color w:val="FFFFFF"/>
-                <w:sz w:val="22"/>
               </w:rPr>
-              <w:t>Tầng Kiến Trúc</w:t>
+              <w:t>Tên File</w:t>
             </w:r>
           </w:p>
         </w:tc>
         <w:tc>
           <w:tcPr>
-            <w:tcW w:type="dxa" w:w="3264"/>
-            <w:shd w:val="clear" w:color="auto" w:fill="1E3A8A"/>
-            <w:tcMar>
-              <w:top w:w="100" w:type="dxa"/>
-              <w:bottom w:w="100" w:type="dxa"/>
-              <w:left w:w="120" w:type="dxa"/>
-              <w:right w:w="120" w:type="dxa"/>
-            </w:tcMar>
+            <w:tcW w:type="dxa" w:w="2160"/>
           </w:tcPr>
           <w:p>
-            <w:r/>
             <w:r>
               <w:rPr>
-                <w:rFonts w:ascii="Times New Roman" w:hAnsi="Times New Roman"/>
                 <w:b/>
-                <w:color w:val="FFFFFF"/>
-                <w:sz w:val="22"/>
               </w:rPr>
-              <w:t>File Mã Nguồn Chính</w:t>
+              <w:t>Đường dẫn</w:t>
             </w:r>
           </w:p>
         </w:tc>
         <w:tc>
           <w:tcPr>
-            <w:tcW w:type="dxa" w:w="3264"/>
-            <w:shd w:val="clear" w:color="auto" w:fill="1E3A8A"/>
-            <w:tcMar>
-              <w:top w:w="100" w:type="dxa"/>
-              <w:bottom w:w="100" w:type="dxa"/>
-              <w:left w:w="120" w:type="dxa"/>
-              <w:right w:w="120" w:type="dxa"/>
-            </w:tcMar>
+            <w:tcW w:type="dxa" w:w="2160"/>
           </w:tcPr>
           <w:p>
-            <w:r/>
             <w:r>
               <w:rPr>
-                <w:rFonts w:ascii="Times New Roman" w:hAnsi="Times New Roman"/>
                 <w:b/>
-                <w:color w:val="FFFFFF"/>
-                <w:sz w:val="22"/>
               </w:rPr>
-              <w:t>Trách Nhiệm Cụ Thể (Giải thích cho Giảng viên)</w:t>
+              <w:t>Quy mô</w:t>
+            </w:r>
+          </w:p>
+        </w:tc>
+        <w:tc>
+          <w:tcPr>
+            <w:tcW w:type="dxa" w:w="2160"/>
+          </w:tcPr>
+          <w:p>
+            <w:r>
+              <w:rPr>
+                <w:b/>
+              </w:rPr>
+              <w:t>Vai trò &amp; Nghiệp vụ chính</w:t>
             </w:r>
           </w:p>
         </w:tc>
@@ -301,70 +128,41 @@
       <w:tr>
         <w:tc>
           <w:tcPr>
-            <w:tcW w:type="dxa" w:w="3264"/>
-            <w:shd w:val="clear" w:color="auto" w:fill="FFFFFF"/>
-            <w:tcMar>
-              <w:top w:w="80" w:type="dxa"/>
-              <w:bottom w:w="80" w:type="dxa"/>
-              <w:left w:w="120" w:type="dxa"/>
-              <w:right w:w="120" w:type="dxa"/>
-            </w:tcMar>
+            <w:tcW w:type="dxa" w:w="2160"/>
           </w:tcPr>
           <w:p>
-            <w:r/>
             <w:r>
-              <w:rPr>
-                <w:rFonts w:ascii="Times New Roman" w:hAnsi="Times New Roman"/>
-                <w:b/>
-                <w:sz w:val="21"/>
-              </w:rPr>
-              <w:t>1. UI Layer (Giao diện)</w:t>
+              <w:t>VigilSqlDb.java</w:t>
             </w:r>
           </w:p>
         </w:tc>
         <w:tc>
           <w:tcPr>
-            <w:tcW w:type="dxa" w:w="3264"/>
-            <w:shd w:val="clear" w:color="auto" w:fill="FFFFFF"/>
-            <w:tcMar>
-              <w:top w:w="80" w:type="dxa"/>
-              <w:bottom w:w="80" w:type="dxa"/>
-              <w:left w:w="120" w:type="dxa"/>
-              <w:right w:w="120" w:type="dxa"/>
-            </w:tcMar>
+            <w:tcW w:type="dxa" w:w="2160"/>
           </w:tcPr>
           <w:p>
-            <w:r/>
             <w:r>
-              <w:rPr>
-                <w:rFonts w:ascii="Times New Roman" w:hAnsi="Times New Roman"/>
-                <w:sz w:val="21"/>
-              </w:rPr>
-              <w:t>AdminScreen.kt</w:t>
-              <w:br/>
-              <w:t>server/admin/index.html</w:t>
+              <w:t>app/src/main/java/com/example/vigil/data/VigilSqlDb.java</w:t>
             </w:r>
           </w:p>
         </w:tc>
         <w:tc>
           <w:tcPr>
-            <w:tcW w:type="dxa" w:w="3264"/>
-            <w:shd w:val="clear" w:color="auto" w:fill="FFFFFF"/>
-            <w:tcMar>
-              <w:top w:w="80" w:type="dxa"/>
-              <w:bottom w:w="80" w:type="dxa"/>
-              <w:left w:w="120" w:type="dxa"/>
-              <w:right w:w="120" w:type="dxa"/>
-            </w:tcMar>
+            <w:tcW w:type="dxa" w:w="2160"/>
           </w:tcPr>
           <w:p>
-            <w:r/>
             <w:r>
-              <w:rPr>
-                <w:rFonts w:ascii="Times New Roman" w:hAnsi="Times New Roman"/>
-                <w:sz w:val="21"/>
-              </w:rPr>
-              <w:t>Hiển thị giao diện người dùng (Jetpack Compose trên Android &amp; HTML/CSS/Chart.js trên Web). Hoàn toàn không chứa câu lệnh SQL hay kết nối mạng trực tiếp.</w:t>
+              <w:t>2.838 dòng</w:t>
+            </w:r>
+          </w:p>
+        </w:tc>
+        <w:tc>
+          <w:tcPr>
+            <w:tcW w:type="dxa" w:w="2160"/>
+          </w:tcPr>
+          <w:p>
+            <w:r>
+              <w:t>Quản lý CSDL SQLite nội bộ (DATABASE_VERSION = 8) với 16 bảng dữ liệu quan hệ, CRUD vật phẩm Cửa hàng, phân quyền User/Admin, Bang hội, Bạn bè, Boss Thế Giới và Solo PvP 1v1.</w:t>
             </w:r>
           </w:p>
         </w:tc>
@@ -372,68 +170,41 @@
       <w:tr>
         <w:tc>
           <w:tcPr>
-            <w:tcW w:type="dxa" w:w="3264"/>
-            <w:shd w:val="clear" w:color="auto" w:fill="F8FAFC"/>
-            <w:tcMar>
-              <w:top w:w="80" w:type="dxa"/>
-              <w:bottom w:w="80" w:type="dxa"/>
-              <w:left w:w="120" w:type="dxa"/>
-              <w:right w:w="120" w:type="dxa"/>
-            </w:tcMar>
+            <w:tcW w:type="dxa" w:w="2160"/>
           </w:tcPr>
           <w:p>
-            <w:r/>
             <w:r>
-              <w:rPr>
-                <w:rFonts w:ascii="Times New Roman" w:hAnsi="Times New Roman"/>
-                <w:b/>
-                <w:sz w:val="21"/>
-              </w:rPr>
-              <w:t>2. ViewModel Layer</w:t>
+              <w:t>AdminRepository.kt</w:t>
             </w:r>
           </w:p>
         </w:tc>
         <w:tc>
           <w:tcPr>
-            <w:tcW w:type="dxa" w:w="3264"/>
-            <w:shd w:val="clear" w:color="auto" w:fill="F8FAFC"/>
-            <w:tcMar>
-              <w:top w:w="80" w:type="dxa"/>
-              <w:bottom w:w="80" w:type="dxa"/>
-              <w:left w:w="120" w:type="dxa"/>
-              <w:right w:w="120" w:type="dxa"/>
-            </w:tcMar>
+            <w:tcW w:type="dxa" w:w="2160"/>
           </w:tcPr>
           <w:p>
-            <w:r/>
             <w:r>
-              <w:rPr>
-                <w:rFonts w:ascii="Times New Roman" w:hAnsi="Times New Roman"/>
-                <w:sz w:val="21"/>
-              </w:rPr>
-              <w:t>GameViewModel.kt</w:t>
+              <w:t>app/src/main/java/com/example/vigil/data/repository/AdminRepository.kt</w:t>
             </w:r>
           </w:p>
         </w:tc>
         <w:tc>
           <w:tcPr>
-            <w:tcW w:type="dxa" w:w="3264"/>
-            <w:shd w:val="clear" w:color="auto" w:fill="F8FAFC"/>
-            <w:tcMar>
-              <w:top w:w="80" w:type="dxa"/>
-              <w:bottom w:w="80" w:type="dxa"/>
-              <w:left w:w="120" w:type="dxa"/>
-              <w:right w:w="120" w:type="dxa"/>
-            </w:tcMar>
+            <w:tcW w:type="dxa" w:w="2160"/>
           </w:tcPr>
           <w:p>
-            <w:r/>
             <w:r>
-              <w:rPr>
-                <w:rFonts w:ascii="Times New Roman" w:hAnsi="Times New Roman"/>
-                <w:sz w:val="21"/>
-              </w:rPr>
-              <w:t>Quản lý trạng thái hiển thị (State), nhận sự kiện bấm nút từ UI và ủy quyền xử lý dữ liệu xuống Repository / Database trên luồng nền (ioLaunch).</w:t>
+              <w:t>232 dòng</w:t>
+            </w:r>
+          </w:p>
+        </w:tc>
+        <w:tc>
+          <w:tcPr>
+            <w:tcW w:type="dxa" w:w="2160"/>
+          </w:tcPr>
+          <w:p>
+            <w:r>
+              <w:t>Tầng Repository theo chuẩn Clean Architecture: tách biệt toàn bộ truy vấn SQLite và gọi API mạng của Admin ra khỏi tầng giao diện UI.</w:t>
             </w:r>
           </w:p>
         </w:tc>
@@ -441,72 +212,41 @@
       <w:tr>
         <w:tc>
           <w:tcPr>
-            <w:tcW w:type="dxa" w:w="3264"/>
-            <w:shd w:val="clear" w:color="auto" w:fill="FFFFFF"/>
-            <w:tcMar>
-              <w:top w:w="80" w:type="dxa"/>
-              <w:bottom w:w="80" w:type="dxa"/>
-              <w:left w:w="120" w:type="dxa"/>
-              <w:right w:w="120" w:type="dxa"/>
-            </w:tcMar>
+            <w:tcW w:type="dxa" w:w="2160"/>
           </w:tcPr>
           <w:p>
-            <w:r/>
             <w:r>
-              <w:rPr>
-                <w:rFonts w:ascii="Times New Roman" w:hAnsi="Times New Roman"/>
-                <w:b/>
-                <w:sz w:val="21"/>
-              </w:rPr>
-              <w:t>3. Repository &amp; Model</w:t>
+              <w:t>AdminScreen.kt</w:t>
             </w:r>
           </w:p>
         </w:tc>
         <w:tc>
           <w:tcPr>
-            <w:tcW w:type="dxa" w:w="3264"/>
-            <w:shd w:val="clear" w:color="auto" w:fill="FFFFFF"/>
-            <w:tcMar>
-              <w:top w:w="80" w:type="dxa"/>
-              <w:bottom w:w="80" w:type="dxa"/>
-              <w:left w:w="120" w:type="dxa"/>
-              <w:right w:w="120" w:type="dxa"/>
-            </w:tcMar>
+            <w:tcW w:type="dxa" w:w="2160"/>
           </w:tcPr>
           <w:p>
-            <w:r/>
             <w:r>
-              <w:rPr>
-                <w:rFonts w:ascii="Times New Roman" w:hAnsi="Times New Roman"/>
-                <w:sz w:val="21"/>
-              </w:rPr>
-              <w:t>AdminRepository.kt</w:t>
-              <w:br/>
-              <w:t>AdminModels.kt</w:t>
-              <w:br/>
-              <w:t>UserProfile.java</w:t>
+              <w:t>app/src/main/java/com/example/vigil/ui/AdminScreen.kt</w:t>
             </w:r>
           </w:p>
         </w:tc>
         <w:tc>
           <w:tcPr>
-            <w:tcW w:type="dxa" w:w="3264"/>
-            <w:shd w:val="clear" w:color="auto" w:fill="FFFFFF"/>
-            <w:tcMar>
-              <w:top w:w="80" w:type="dxa"/>
-              <w:bottom w:w="80" w:type="dxa"/>
-              <w:left w:w="120" w:type="dxa"/>
-              <w:right w:w="120" w:type="dxa"/>
-            </w:tcMar>
+            <w:tcW w:type="dxa" w:w="2160"/>
           </w:tcPr>
           <w:p>
-            <w:r/>
             <w:r>
-              <w:rPr>
-                <w:rFonts w:ascii="Times New Roman" w:hAnsi="Times New Roman"/>
-                <w:sz w:val="21"/>
-              </w:rPr>
-              <w:t>Đóng gói toàn bộ logic truy vấn SQLite và gọi ApiClient cho phân hệ Admin. Chứa các thực thể dữ liệu (Data Class / POJO) độc lập.</w:t>
+              <w:t>1.728 dòng</w:t>
+            </w:r>
+          </w:p>
+        </w:tc>
+        <w:tc>
+          <w:tcPr>
+            <w:tcW w:type="dxa" w:w="2160"/>
+          </w:tcPr>
+          <w:p>
+            <w:r>
+              <w:t>Giao diện Bảng Quản Trị Hệ Thống gồm 5 Tab: (1) Người Chơi, (2) Vật Phẩm Cửa Hàng, (3) Quái Vật &amp; Boss, (4) Góc Khớp AI, (5) Cảnh Báo Gian Lận.</w:t>
             </w:r>
           </w:p>
         </w:tc>
@@ -514,72 +254,209 @@
       <w:tr>
         <w:tc>
           <w:tcPr>
-            <w:tcW w:type="dxa" w:w="3264"/>
-            <w:shd w:val="clear" w:color="auto" w:fill="F8FAFC"/>
-            <w:tcMar>
-              <w:top w:w="80" w:type="dxa"/>
-              <w:bottom w:w="80" w:type="dxa"/>
-              <w:left w:w="120" w:type="dxa"/>
-              <w:right w:w="120" w:type="dxa"/>
-            </w:tcMar>
+            <w:tcW w:type="dxa" w:w="2160"/>
           </w:tcPr>
           <w:p>
-            <w:r/>
             <w:r>
-              <w:rPr>
-                <w:rFonts w:ascii="Times New Roman" w:hAnsi="Times New Roman"/>
-                <w:b/>
-                <w:sz w:val="21"/>
-              </w:rPr>
-              <w:t>4. Data &amp; Network Layer</w:t>
+              <w:t>AdminModels.kt</w:t>
             </w:r>
           </w:p>
         </w:tc>
         <w:tc>
           <w:tcPr>
-            <w:tcW w:type="dxa" w:w="3264"/>
-            <w:shd w:val="clear" w:color="auto" w:fill="F8FAFC"/>
-            <w:tcMar>
-              <w:top w:w="80" w:type="dxa"/>
-              <w:bottom w:w="80" w:type="dxa"/>
-              <w:left w:w="120" w:type="dxa"/>
-              <w:right w:w="120" w:type="dxa"/>
-            </w:tcMar>
+            <w:tcW w:type="dxa" w:w="2160"/>
           </w:tcPr>
           <w:p>
-            <w:r/>
             <w:r>
-              <w:rPr>
-                <w:rFonts w:ascii="Times New Roman" w:hAnsi="Times New Roman"/>
-                <w:sz w:val="21"/>
-              </w:rPr>
-              <w:t>VigilSqlDb.java</w:t>
-              <w:br/>
+              <w:t>app/src/main/java/com/example/vigil/model/AdminModels.kt</w:t>
+            </w:r>
+          </w:p>
+        </w:tc>
+        <w:tc>
+          <w:tcPr>
+            <w:tcW w:type="dxa" w:w="2160"/>
+          </w:tcPr>
+          <w:p>
+            <w:r>
+              <w:t>42 dòng</w:t>
+            </w:r>
+          </w:p>
+        </w:tc>
+        <w:tc>
+          <w:tcPr>
+            <w:tcW w:type="dxa" w:w="2160"/>
+          </w:tcPr>
+          <w:p>
+            <w:r>
+              <w:t>Định nghĩa các Data Class cho phân hệ Admin: AdminUserEntry, ExerciseConfigItem, CheatAlertItem.</w:t>
+            </w:r>
+          </w:p>
+        </w:tc>
+      </w:tr>
+      <w:tr>
+        <w:tc>
+          <w:tcPr>
+            <w:tcW w:type="dxa" w:w="2160"/>
+          </w:tcPr>
+          <w:p>
+            <w:r>
+              <w:t>Item.java / Rarity.java / ItemSlot.java</w:t>
+            </w:r>
+          </w:p>
+        </w:tc>
+        <w:tc>
+          <w:tcPr>
+            <w:tcW w:type="dxa" w:w="2160"/>
+          </w:tcPr>
+          <w:p>
+            <w:r>
+              <w:t>app/src/main/java/com/example/vigil/model/</w:t>
+            </w:r>
+          </w:p>
+        </w:tc>
+        <w:tc>
+          <w:tcPr>
+            <w:tcW w:type="dxa" w:w="2160"/>
+          </w:tcPr>
+          <w:p>
+            <w:r>
+              <w:t>149 dòng</w:t>
+            </w:r>
+          </w:p>
+        </w:tc>
+        <w:tc>
+          <w:tcPr>
+            <w:tcW w:type="dxa" w:w="2160"/>
+          </w:tcPr>
+          <w:p>
+            <w:r>
+              <w:t>Mô hình dữ liệu Vật phẩm Cửa hàng gồm 6 vị trí trang bị (ItemSlot) và 8 bậc phẩm cấp (Rarity từ Thường đến Chí Tôn).</w:t>
+            </w:r>
+          </w:p>
+        </w:tc>
+      </w:tr>
+      <w:tr>
+        <w:tc>
+          <w:tcPr>
+            <w:tcW w:type="dxa" w:w="2160"/>
+          </w:tcPr>
+          <w:p>
+            <w:r>
               <w:t>ApiClient.java</w:t>
-              <w:br/>
+            </w:r>
+          </w:p>
+        </w:tc>
+        <w:tc>
+          <w:tcPr>
+            <w:tcW w:type="dxa" w:w="2160"/>
+          </w:tcPr>
+          <w:p>
+            <w:r>
+              <w:t>app/src/main/java/com/example/vigil/network/ApiClient.java</w:t>
+            </w:r>
+          </w:p>
+        </w:tc>
+        <w:tc>
+          <w:tcPr>
+            <w:tcW w:type="dxa" w:w="2160"/>
+          </w:tcPr>
+          <w:p>
+            <w:r>
+              <w:t>746 dòng</w:t>
+            </w:r>
+          </w:p>
+        </w:tc>
+        <w:tc>
+          <w:tcPr>
+            <w:tcW w:type="dxa" w:w="2160"/>
+          </w:tcPr>
+          <w:p>
+            <w:r>
+              <w:t>Tầng HTTP Client (OkHttp3 + Gson) đồng bộ dữ liệu hai chiều giữa Android App và Node.js Backend Server.</w:t>
+            </w:r>
+          </w:p>
+        </w:tc>
+      </w:tr>
+      <w:tr>
+        <w:tc>
+          <w:tcPr>
+            <w:tcW w:type="dxa" w:w="2160"/>
+          </w:tcPr>
+          <w:p>
+            <w:r>
+              <w:t>server.js</w:t>
+            </w:r>
+          </w:p>
+        </w:tc>
+        <w:tc>
+          <w:tcPr>
+            <w:tcW w:type="dxa" w:w="2160"/>
+          </w:tcPr>
+          <w:p>
+            <w:r>
               <w:t>server/server.js</w:t>
             </w:r>
           </w:p>
         </w:tc>
         <w:tc>
           <w:tcPr>
-            <w:tcW w:type="dxa" w:w="3264"/>
-            <w:shd w:val="clear" w:color="auto" w:fill="F8FAFC"/>
-            <w:tcMar>
-              <w:top w:w="80" w:type="dxa"/>
-              <w:bottom w:w="80" w:type="dxa"/>
-              <w:left w:w="120" w:type="dxa"/>
-              <w:right w:w="120" w:type="dxa"/>
-            </w:tcMar>
+            <w:tcW w:type="dxa" w:w="2160"/>
           </w:tcPr>
           <w:p>
-            <w:r/>
             <w:r>
-              <w:rPr>
-                <w:rFonts w:ascii="Times New Roman" w:hAnsi="Times New Roman"/>
-                <w:sz w:val="21"/>
-              </w:rPr>
-              <w:t>Thực thi câu lệnh SQL trực tiếp trên SQLite nội bộ, gửi gói tin HTTP JSON qua OkHttp3 và xử lý REST API tại máy chủ Node.js/MySQL.</w:t>
+              <w:t>1.766 dòng</w:t>
+            </w:r>
+          </w:p>
+        </w:tc>
+        <w:tc>
+          <w:tcPr>
+            <w:tcW w:type="dxa" w:w="2160"/>
+          </w:tcPr>
+          <w:p>
+            <w:r>
+              <w:t>Máy chủ Backend RESTful API (34 endpoints) hỗ trợ cơ chế Hybrid Database: MySQL kết hợp MemoryDB Fallback tự động.</w:t>
+            </w:r>
+          </w:p>
+        </w:tc>
+      </w:tr>
+      <w:tr>
+        <w:tc>
+          <w:tcPr>
+            <w:tcW w:type="dxa" w:w="2160"/>
+          </w:tcPr>
+          <w:p>
+            <w:r>
+              <w:t>Web Admin Console</w:t>
+            </w:r>
+          </w:p>
+        </w:tc>
+        <w:tc>
+          <w:tcPr>
+            <w:tcW w:type="dxa" w:w="2160"/>
+          </w:tcPr>
+          <w:p>
+            <w:r>
+              <w:t>server/admin/ (index.html, admin.css, admin.js)</w:t>
+            </w:r>
+          </w:p>
+        </w:tc>
+        <w:tc>
+          <w:tcPr>
+            <w:tcW w:type="dxa" w:w="2160"/>
+          </w:tcPr>
+          <w:p>
+            <w:r>
+              <w:t>3 files</w:t>
+            </w:r>
+          </w:p>
+        </w:tc>
+        <w:tc>
+          <w:tcPr>
+            <w:tcW w:type="dxa" w:w="2160"/>
+          </w:tcPr>
+          <w:p>
+            <w:r>
+              <w:t>Bảng điều khiển quản trị trên trình duyệt Web kết nối trực tiếp vào REST API của server.js.</w:t>
             </w:r>
           </w:p>
         </w:tc>
@@ -587,53 +464,52 @@
     </w:tbl>
     <w:p>
       <w:pPr>
-        <w:spacing w:after="120"/>
+        <w:pStyle w:val="Heading1"/>
       </w:pPr>
+      <w:r>
+        <w:t>2. KIẾN TRÚC CLEAN ARCHITECTURE &amp; CƠ CHẾ DUAL-STORAGE</w:t>
+      </w:r>
+    </w:p>
+    <w:p>
+      <w:r>
+        <w:t>Điểm sáng kỹ thuật lớn nhất trong phần việc của Thành viên 4 là áp dụng mô hình MVVM + Repository Pattern kết hợp kiến trúc Lưu trữ kép (Dual-Storage: Offline-First SQLite + Online Sync REST API):</w:t>
+      </w:r>
+    </w:p>
+    <w:p>
+      <w:pPr>
+        <w:pStyle w:val="ListBullet"/>
+      </w:pPr>
+      <w:r>
+        <w:t>Tách biệt Giao diện và Nghiệp vụ (Separation of Concerns): Màn hình AdminScreen.kt chỉ nhận State từ GameViewModel và phát sự kiện người dùng. Mọi câu lệnh SQL và HTTP Request được đóng gói hoàn toàn trong AdminRepository.kt và VigilSqlDb.java.</w:t>
+      </w:r>
+    </w:p>
+    <w:p>
+      <w:pPr>
+        <w:pStyle w:val="ListBullet"/>
+      </w:pPr>
+      <w:r>
+        <w:t>Cơ chế Offline-First (Ưu tiên nội bộ): Khi Admin thêm/sửa/xóa vật phẩm Cửa hàng, thăng cấp Admin hay khóa tài khoản, dữ liệu được ghi ngay lập tức vào SQLite (VigilSqlDb.java) để giao diện phản hồi tức thì dưới 10ms và chạy mượt ngay cả khi không bật Server.</w:t>
+      </w:r>
+    </w:p>
+    <w:p>
+      <w:pPr>
+        <w:pStyle w:val="ListBullet"/>
+      </w:pPr>
+      <w:r>
+        <w:t>Đồng bộ Bất đồng bộ (Asynchronous Online Sync): Ngay sau khi ghi SQLite thành công, CoroutineScope(Dispatchers.IO) sẽ gọi ApiClient.java đẩy dữ liệu lên Node.js Server mà không làm đơ luồng giao diện chính (Main UI Thread).</w:t>
+      </w:r>
     </w:p>
     <w:p>
       <w:pPr>
         <w:pStyle w:val="Heading1"/>
       </w:pPr>
       <w:r>
-        <w:rPr>
-          <w:rFonts w:ascii="Times New Roman" w:hAnsi="Times New Roman"/>
-          <w:b/>
-          <w:color w:val="1E3A8A"/>
-          <w:sz w:val="32"/>
-        </w:rPr>
-        <w:t>CHƯƠNG 2. GIẢI PHẪU CHI TIẾT FILE VigilSqlDb.java (CSDL SQLITE CỤC BỘ)</w:t>
+        <w:t>3. GIẢI PHẪU CƠ SỞ DỮ LIỆU SQLITE (VigilSqlDb.java – 16 BẢNG, VERSION 8)</w:t>
       </w:r>
     </w:p>
     <w:p>
-      <w:pPr>
-        <w:spacing w:after="120" w:line="300" w:lineRule="auto"/>
-      </w:pPr>
       <w:r>
-        <w:rPr>
-          <w:rFonts w:ascii="Times New Roman" w:hAnsi="Times New Roman"/>
-          <w:b/>
-          <w:sz w:val="24"/>
-        </w:rPr>
-        <w:t xml:space="preserve">📌 Vị trí file: </w:t>
-      </w:r>
-      <w:r>
-        <w:rPr>
-          <w:rFonts w:ascii="Times New Roman" w:hAnsi="Times New Roman"/>
-          <w:sz w:val="24"/>
-        </w:rPr>
-        <w:t>Đường dẫn file: app/src/main/java/com/example/vigil/data/VigilSqlDb.java (Tổng cộng 2.604 dòng code).</w:t>
-      </w:r>
-    </w:p>
-    <w:p>
-      <w:pPr>
-        <w:spacing w:after="120" w:line="300" w:lineRule="auto"/>
-      </w:pPr>
-      <w:r>
-        <w:rPr>
-          <w:rFonts w:ascii="Times New Roman" w:hAnsi="Times New Roman"/>
-          <w:sz w:val="24"/>
-        </w:rPr>
-        <w:t>Đây là trái tim lưu trữ dữ liệu cục bộ của toàn bộ ứng dụng Android, kế thừa từ lớp SQLiteOpenHelper của Android SDK.</w:t>
+        <w:t>File VigilSqlDb.java kế thừa từ SQLiteOpenHelper, quản lý tệp cơ sở dữ liệu nội bộ tên là "vigil_app.db" với DATABASE_VERSION = 8.</w:t>
       </w:r>
     </w:p>
     <w:p>
@@ -641,88 +517,617 @@
         <w:pStyle w:val="Heading2"/>
       </w:pPr>
       <w:r>
-        <w:rPr>
-          <w:rFonts w:ascii="Times New Roman" w:hAnsi="Times New Roman"/>
-          <w:b/>
-          <w:color w:val="0F766E"/>
-          <w:sz w:val="28"/>
-        </w:rPr>
-        <w:t>2.1. Singleton Pattern &amp; Quản lý kết nối CSDL (Dòng 47 - 65)</w:t>
+        <w:t>3.1. Các kỹ thuật cốt lõi trong VigilSqlDb.java</w:t>
       </w:r>
     </w:p>
     <w:p>
       <w:pPr>
-        <w:spacing w:after="40"/>
+        <w:pStyle w:val="ListBullet"/>
       </w:pPr>
       <w:r>
-        <w:rPr>
-          <w:rFonts w:ascii="Times New Roman" w:hAnsi="Times New Roman"/>
-          <w:b/>
-          <w:color w:val="1E40AF"/>
-          <w:sz w:val="22"/>
-        </w:rPr>
-        <w:t>💻 VigilSqlDb.java (Dòng 47 - 64)</w:t>
+        <w:t>Singleton Pattern (Dòng 55–66): Sử dụng biến private static volatile VigilSqlDb INSTANCE và phương thức synchronized get(Context context) truyền context.getApplicationContext() nhằm đảm bảo toàn bộ ứng dụng chỉ khởi tạo duy nhất 1 kết nối CSDL, chống lỗi SQLiteDatabaseLockedException và chống rò rỉ bộ nhớ (Memory Leak).</w:t>
+      </w:r>
+    </w:p>
+    <w:p>
+      <w:pPr>
+        <w:pStyle w:val="ListBullet"/>
+      </w:pPr>
+      <w:r>
+        <w:t>Hàm onOpen() &amp; ensureUserColumns() (Dòng 69–109): Tự động kiểm tra và bổ sung các cột phân quyền (role, status, lock_reason) vào bảng users, khởi tạo bảng pvp_matches, đồng thời thực thi quy tắc bảo mật: chỉ duy nhất tài khoản "Hachimi" mặc định là Root Admin ban đầu, xóa sạch các tài khoản mẫu ảo.</w:t>
+      </w:r>
+    </w:p>
+    <w:p>
+      <w:pPr>
+        <w:pStyle w:val="ListBullet"/>
+      </w:pPr>
+      <w:r>
+        <w:t>Hàm onCreate() (Dòng 112–300): Tạo mới toàn bộ 16 bảng và nạp dữ liệu khởi tạo (seedInitialUser tạo Hachimi, seedItems nạp 48 vật phẩm chia theo 6 vị trí trang bị x 8 phẩm cấp).</w:t>
+      </w:r>
+    </w:p>
+    <w:p>
+      <w:pPr>
+        <w:pStyle w:val="ListBullet"/>
+      </w:pPr>
+      <w:r>
+        <w:t>Hàm onUpgrade() (Dòng 303–438): Nâng cấp cấu trúc bảng qua các phiên bản (từ v1 lên v8) bằng ALTER TABLE và CREATE TABLE IF NOT EXISTS mà không làm mất dữ liệu tài khoản hay vật phẩm của người chơi.</w:t>
+      </w:r>
+    </w:p>
+    <w:p>
+      <w:pPr>
+        <w:pStyle w:val="ListBullet"/>
+      </w:pPr>
+      <w:r>
+        <w:t>Quản lý Giao dịch ACID (Database Transaction): Trong các hàm nhạy cảm như buyItem() (Dòng 672–704), sellItem() (Dòng 730–743), deleteShopItem() (Dòng 2816–2830), finishWorkoutAndRollDrop() (Dòng 749–930), code luôn bọc trong db.beginTransaction() -&gt; db.setTransactionSuccessful() -&gt; finally { db.endTransaction() } để đảm bảo nếu có lỗi giữa chừng thì toàn bộ giao dịch được rollback an toàn.</w:t>
+      </w:r>
+    </w:p>
+    <w:p>
+      <w:pPr>
+        <w:pStyle w:val="Heading2"/>
+      </w:pPr>
+      <w:r>
+        <w:t>3.2. Danh sách đầy đủ 16 bảng trong CSDL SQLite</w:t>
       </w:r>
     </w:p>
     <w:tbl>
       <w:tblPr>
+        <w:tblStyle w:val="TableGrid"/>
         <w:tblW w:type="auto" w:w="0"/>
-        <w:jc w:val="center"/>
         <w:tblLook w:firstColumn="1" w:firstRow="1" w:lastColumn="0" w:lastRow="0" w:noHBand="0" w:noVBand="1" w:val="04A0"/>
       </w:tblPr>
       <w:tblGrid>
-        <w:gridCol w:w="9792"/>
+        <w:gridCol w:w="2880"/>
+        <w:gridCol w:w="2880"/>
+        <w:gridCol w:w="2880"/>
       </w:tblGrid>
       <w:tr>
         <w:tc>
           <w:tcPr>
-            <w:tcW w:type="dxa" w:w="9792"/>
-            <w:shd w:val="clear" w:color="auto" w:fill="F1F5F9"/>
-            <w:tcMar>
-              <w:top w:w="120" w:type="dxa"/>
-              <w:bottom w:w="120" w:type="dxa"/>
-              <w:left w:w="180" w:type="dxa"/>
-              <w:right w:w="180" w:type="dxa"/>
-            </w:tcMar>
+            <w:tcW w:type="dxa" w:w="2880"/>
           </w:tcPr>
           <w:p>
-            <w:pPr>
-              <w:spacing w:after="0" w:line="276" w:lineRule="auto"/>
-            </w:pPr>
             <w:r>
               <w:rPr>
-                <w:rFonts w:ascii="Consolas" w:hAnsi="Consolas"/>
-                <w:color w:val="0F172A"/>
-                <w:sz w:val="19"/>
+                <w:b/>
               </w:rPr>
-              <w:t>public class VigilSqlDb extends SQLiteOpenHelper {</w:t>
-              <w:br/>
-              <w:t xml:space="preserve">    public static final String DATABASE_NAME = "vigil_app.db";</w:t>
-              <w:br/>
-              <w:t xml:space="preserve">    public static final int DATABASE_VERSION = 7;</w:t>
-              <w:br/>
-              <w:br/>
-              <w:t xml:space="preserve">    private static volatile VigilSqlDb INSTANCE;</w:t>
-              <w:br/>
-              <w:br/>
-              <w:t xml:space="preserve">    public static synchronized VigilSqlDb get(Context context) {</w:t>
-              <w:br/>
-              <w:t xml:space="preserve">        if (INSTANCE == null) {</w:t>
-              <w:br/>
-              <w:t xml:space="preserve">            INSTANCE = new VigilSqlDb(context.getApplicationContext());</w:t>
-              <w:br/>
-              <w:t xml:space="preserve">        }</w:t>
-              <w:br/>
-              <w:t xml:space="preserve">        return INSTANCE;</w:t>
-              <w:br/>
-              <w:t xml:space="preserve">    }</w:t>
-              <w:br/>
-              <w:br/>
-              <w:t xml:space="preserve">    public VigilSqlDb(Context context) {</w:t>
-              <w:br/>
-              <w:t xml:space="preserve">        super(context, DATABASE_NAME, null, DATABASE_VERSION);</w:t>
-              <w:br/>
-              <w:t xml:space="preserve">    }</w:t>
+              <w:t>Tên Bảng</w:t>
+            </w:r>
+          </w:p>
+        </w:tc>
+        <w:tc>
+          <w:tcPr>
+            <w:tcW w:type="dxa" w:w="2880"/>
+          </w:tcPr>
+          <w:p>
+            <w:r>
+              <w:rPr>
+                <w:b/>
+              </w:rPr>
+              <w:t>Các Cột Chính (Schema)</w:t>
+            </w:r>
+          </w:p>
+        </w:tc>
+        <w:tc>
+          <w:tcPr>
+            <w:tcW w:type="dxa" w:w="2880"/>
+          </w:tcPr>
+          <w:p>
+            <w:r>
+              <w:rPr>
+                <w:b/>
+              </w:rPr>
+              <w:t>Ý Nghĩa Nghiệp Vụ</w:t>
+            </w:r>
+          </w:p>
+        </w:tc>
+      </w:tr>
+      <w:tr>
+        <w:tc>
+          <w:tcPr>
+            <w:tcW w:type="dxa" w:w="2880"/>
+          </w:tcPr>
+          <w:p>
+            <w:r>
+              <w:t>1. users</w:t>
+            </w:r>
+          </w:p>
+        </w:tc>
+        <w:tc>
+          <w:tcPr>
+            <w:tcW w:type="dxa" w:w="2880"/>
+          </w:tcPr>
+          <w:p>
+            <w:r>
+              <w:t>id (PK), username (UNIQUE), password, avatar, role, status, lock_reason, gold, gems, xp, level, streak, total_reps, stage</w:t>
+            </w:r>
+          </w:p>
+        </w:tc>
+        <w:tc>
+          <w:tcPr>
+            <w:tcW w:type="dxa" w:w="2880"/>
+          </w:tcPr>
+          <w:p>
+            <w:r>
+              <w:t>Lưu hồ sơ người chơi, phân quyền (Admin/User/Moderator) và trạng thái khóa nick.</w:t>
+            </w:r>
+          </w:p>
+        </w:tc>
+      </w:tr>
+      <w:tr>
+        <w:tc>
+          <w:tcPr>
+            <w:tcW w:type="dxa" w:w="2880"/>
+          </w:tcPr>
+          <w:p>
+            <w:r>
+              <w:t>2. items</w:t>
+            </w:r>
+          </w:p>
+        </w:tc>
+        <w:tc>
+          <w:tcPr>
+            <w:tcW w:type="dxa" w:w="2880"/>
+          </w:tcPr>
+          <w:p>
+            <w:r>
+              <w:t>id (PK), name, slot, rarity, price_gold, price_gems, bonus_str, bonus_end, bonus_pre, bonus_luck, description, icon</w:t>
+            </w:r>
+          </w:p>
+        </w:tc>
+        <w:tc>
+          <w:tcPr>
+            <w:tcW w:type="dxa" w:w="2880"/>
+          </w:tcPr>
+          <w:p>
+            <w:r>
+              <w:t>Lưu danh mục vật phẩm bán trong Cửa hàng (48 vật phẩm gốc + vật phẩm do Admin thêm/sửa).</w:t>
+            </w:r>
+          </w:p>
+        </w:tc>
+      </w:tr>
+      <w:tr>
+        <w:tc>
+          <w:tcPr>
+            <w:tcW w:type="dxa" w:w="2880"/>
+          </w:tcPr>
+          <w:p>
+            <w:r>
+              <w:t>3. user_inventory</w:t>
+            </w:r>
+          </w:p>
+        </w:tc>
+        <w:tc>
+          <w:tcPr>
+            <w:tcW w:type="dxa" w:w="2880"/>
+          </w:tcPr>
+          <w:p>
+            <w:r>
+              <w:t>id (PK), user_id (FK), item_id (FK), is_equipped, acquired_at</w:t>
+            </w:r>
+          </w:p>
+        </w:tc>
+        <w:tc>
+          <w:tcPr>
+            <w:tcW w:type="dxa" w:w="2880"/>
+          </w:tcPr>
+          <w:p>
+            <w:r>
+              <w:t>Túi đồ cá nhân của người chơi và trạng thái đang mặc trang bị.</w:t>
+            </w:r>
+          </w:p>
+        </w:tc>
+      </w:tr>
+      <w:tr>
+        <w:tc>
+          <w:tcPr>
+            <w:tcW w:type="dxa" w:w="2880"/>
+          </w:tcPr>
+          <w:p>
+            <w:r>
+              <w:t>4. workouts</w:t>
+            </w:r>
+          </w:p>
+        </w:tc>
+        <w:tc>
+          <w:tcPr>
+            <w:tcW w:type="dxa" w:w="2880"/>
+          </w:tcPr>
+          <w:p>
+            <w:r>
+              <w:t>id (PK), user_id (FK), exercise, reps, hold_seconds, score, xp_earned, gold_earned, dropped_item_id, created_at</w:t>
+            </w:r>
+          </w:p>
+        </w:tc>
+        <w:tc>
+          <w:tcPr>
+            <w:tcW w:type="dxa" w:w="2880"/>
+          </w:tcPr>
+          <w:p>
+            <w:r>
+              <w:t>Lịch sử các buổi tập luyện AI Camera và vật phẩm rớt ra.</w:t>
+            </w:r>
+          </w:p>
+        </w:tc>
+      </w:tr>
+      <w:tr>
+        <w:tc>
+          <w:tcPr>
+            <w:tcW w:type="dxa" w:w="2880"/>
+          </w:tcPr>
+          <w:p>
+            <w:r>
+              <w:t>5. friends</w:t>
+            </w:r>
+          </w:p>
+        </w:tc>
+        <w:tc>
+          <w:tcPr>
+            <w:tcW w:type="dxa" w:w="2880"/>
+          </w:tcPr>
+          <w:p>
+            <w:r>
+              <w:t>id (PK), user_id (FK), friend_id (FK), created_at</w:t>
+            </w:r>
+          </w:p>
+        </w:tc>
+        <w:tc>
+          <w:tcPr>
+            <w:tcW w:type="dxa" w:w="2880"/>
+          </w:tcPr>
+          <w:p>
+            <w:r>
+              <w:t>Danh sách bạn bè 2 chiều giữa các người chơi.</w:t>
+            </w:r>
+          </w:p>
+        </w:tc>
+      </w:tr>
+      <w:tr>
+        <w:tc>
+          <w:tcPr>
+            <w:tcW w:type="dxa" w:w="2880"/>
+          </w:tcPr>
+          <w:p>
+            <w:r>
+              <w:t>6. guilds</w:t>
+            </w:r>
+          </w:p>
+        </w:tc>
+        <w:tc>
+          <w:tcPr>
+            <w:tcW w:type="dxa" w:w="2880"/>
+          </w:tcPr>
+          <w:p>
+            <w:r>
+              <w:t>id (PK), name (UNIQUE), badge, slogan, leader_id, level, created_at</w:t>
+            </w:r>
+          </w:p>
+        </w:tc>
+        <w:tc>
+          <w:tcPr>
+            <w:tcW w:type="dxa" w:w="2880"/>
+          </w:tcPr>
+          <w:p>
+            <w:r>
+              <w:t>Thông tin Bang hội do người chơi sáng lập.</w:t>
+            </w:r>
+          </w:p>
+        </w:tc>
+      </w:tr>
+      <w:tr>
+        <w:tc>
+          <w:tcPr>
+            <w:tcW w:type="dxa" w:w="2880"/>
+          </w:tcPr>
+          <w:p>
+            <w:r>
+              <w:t>7. guild_members</w:t>
+            </w:r>
+          </w:p>
+        </w:tc>
+        <w:tc>
+          <w:tcPr>
+            <w:tcW w:type="dxa" w:w="2880"/>
+          </w:tcPr>
+          <w:p>
+            <w:r>
+              <w:t>id (PK), guild_id (FK), user_id (UNIQUE FK), role, joined_at</w:t>
+            </w:r>
+          </w:p>
+        </w:tc>
+        <w:tc>
+          <w:tcPr>
+            <w:tcW w:type="dxa" w:w="2880"/>
+          </w:tcPr>
+          <w:p>
+            <w:r>
+              <w:t>Thành viên trong Bang hội (LEADER / MEMBER).</w:t>
+            </w:r>
+          </w:p>
+        </w:tc>
+      </w:tr>
+      <w:tr>
+        <w:tc>
+          <w:tcPr>
+            <w:tcW w:type="dxa" w:w="2880"/>
+          </w:tcPr>
+          <w:p>
+            <w:r>
+              <w:t>8. boss_clears</w:t>
+            </w:r>
+          </w:p>
+        </w:tc>
+        <w:tc>
+          <w:tcPr>
+            <w:tcW w:type="dxa" w:w="2880"/>
+          </w:tcPr>
+          <w:p>
+            <w:r>
+              <w:t>id (PK), user_id, stage_id, cleared_at</w:t>
+            </w:r>
+          </w:p>
+        </w:tc>
+        <w:tc>
+          <w:tcPr>
+            <w:tcW w:type="dxa" w:w="2880"/>
+          </w:tcPr>
+          <w:p>
+            <w:r>
+              <w:t>Đánh dấu các ải Boss chiến dịch đã vượt qua lần đầu.</w:t>
+            </w:r>
+          </w:p>
+        </w:tc>
+      </w:tr>
+      <w:tr>
+        <w:tc>
+          <w:tcPr>
+            <w:tcW w:type="dxa" w:w="2880"/>
+          </w:tcPr>
+          <w:p>
+            <w:r>
+              <w:t>9. weekly_checkins</w:t>
+            </w:r>
+          </w:p>
+        </w:tc>
+        <w:tc>
+          <w:tcPr>
+            <w:tcW w:type="dxa" w:w="2880"/>
+          </w:tcPr>
+          <w:p>
+            <w:r>
+              <w:t>user_id (PK), checkin_day, last_date, week_key</w:t>
+            </w:r>
+          </w:p>
+        </w:tc>
+        <w:tc>
+          <w:tcPr>
+            <w:tcW w:type="dxa" w:w="2880"/>
+          </w:tcPr>
+          <w:p>
+            <w:r>
+              <w:t>Tiến độ điểm danh 7 ngày nhận thưởng hàng tuần.</w:t>
+            </w:r>
+          </w:p>
+        </w:tc>
+      </w:tr>
+      <w:tr>
+        <w:tc>
+          <w:tcPr>
+            <w:tcW w:type="dxa" w:w="2880"/>
+          </w:tcPr>
+          <w:p>
+            <w:r>
+              <w:t>10. quest_claims</w:t>
+            </w:r>
+          </w:p>
+        </w:tc>
+        <w:tc>
+          <w:tcPr>
+            <w:tcW w:type="dxa" w:w="2880"/>
+          </w:tcPr>
+          <w:p>
+            <w:r>
+              <w:t>id (PK), user_id, quest_id, period_key, claimed_at</w:t>
+            </w:r>
+          </w:p>
+        </w:tc>
+        <w:tc>
+          <w:tcPr>
+            <w:tcW w:type="dxa" w:w="2880"/>
+          </w:tcPr>
+          <w:p>
+            <w:r>
+              <w:t>Lịch sử nhận thưởng Nhiệm vụ Ngày / Tuần / Tháng.</w:t>
+            </w:r>
+          </w:p>
+        </w:tc>
+      </w:tr>
+      <w:tr>
+        <w:tc>
+          <w:tcPr>
+            <w:tcW w:type="dxa" w:w="2880"/>
+          </w:tcPr>
+          <w:p>
+            <w:r>
+              <w:t>11. friend_requests</w:t>
+            </w:r>
+          </w:p>
+        </w:tc>
+        <w:tc>
+          <w:tcPr>
+            <w:tcW w:type="dxa" w:w="2880"/>
+          </w:tcPr>
+          <w:p>
+            <w:r>
+              <w:t>id (PK), sender_id, receiver_id, status, created_at</w:t>
+            </w:r>
+          </w:p>
+        </w:tc>
+        <w:tc>
+          <w:tcPr>
+            <w:tcW w:type="dxa" w:w="2880"/>
+          </w:tcPr>
+          <w:p>
+            <w:r>
+              <w:t>Lời mời kết bạn (PENDING / ACCEPTED / DECLINED).</w:t>
+            </w:r>
+          </w:p>
+        </w:tc>
+      </w:tr>
+      <w:tr>
+        <w:tc>
+          <w:tcPr>
+            <w:tcW w:type="dxa" w:w="2880"/>
+          </w:tcPr>
+          <w:p>
+            <w:r>
+              <w:t>12. guild_invitations</w:t>
+            </w:r>
+          </w:p>
+        </w:tc>
+        <w:tc>
+          <w:tcPr>
+            <w:tcW w:type="dxa" w:w="2880"/>
+          </w:tcPr>
+          <w:p>
+            <w:r>
+              <w:t>id (PK), guild_id, inviter_id, invitee_id, status, created_at</w:t>
+            </w:r>
+          </w:p>
+        </w:tc>
+        <w:tc>
+          <w:tcPr>
+            <w:tcW w:type="dxa" w:w="2880"/>
+          </w:tcPr>
+          <w:p>
+            <w:r>
+              <w:t>Lời mời gia nhập Bang hội từ Chủ bang.</w:t>
+            </w:r>
+          </w:p>
+        </w:tc>
+      </w:tr>
+      <w:tr>
+        <w:tc>
+          <w:tcPr>
+            <w:tcW w:type="dxa" w:w="2880"/>
+          </w:tcPr>
+          <w:p>
+            <w:r>
+              <w:t>13. guild_boss</w:t>
+            </w:r>
+          </w:p>
+        </w:tc>
+        <w:tc>
+          <w:tcPr>
+            <w:tcW w:type="dxa" w:w="2880"/>
+          </w:tcPr>
+          <w:p>
+            <w:r>
+              <w:t>id (PK), guild_id, boss_id, boss_name, max_hp, current_hp, status, reward_gold, reward_gems, reward_item_id</w:t>
+            </w:r>
+          </w:p>
+        </w:tc>
+        <w:tc>
+          <w:tcPr>
+            <w:tcW w:type="dxa" w:w="2880"/>
+          </w:tcPr>
+          <w:p>
+            <w:r>
+              <w:t>Thông tin Siêu Trùm Thế Giới của Bang hội (Hắc Long Nidhogg, Surtr, Leviathan).</w:t>
+            </w:r>
+          </w:p>
+        </w:tc>
+      </w:tr>
+      <w:tr>
+        <w:tc>
+          <w:tcPr>
+            <w:tcW w:type="dxa" w:w="2880"/>
+          </w:tcPr>
+          <w:p>
+            <w:r>
+              <w:t>14. guild_boss_damage</w:t>
+            </w:r>
+          </w:p>
+        </w:tc>
+        <w:tc>
+          <w:tcPr>
+            <w:tcW w:type="dxa" w:w="2880"/>
+          </w:tcPr>
+          <w:p>
+            <w:r>
+              <w:t>id (PK), guild_id, boss_db_id, user_id, damage, reps_contributed, has_claimed_defeat_reward</w:t>
+            </w:r>
+          </w:p>
+        </w:tc>
+        <w:tc>
+          <w:tcPr>
+            <w:tcW w:type="dxa" w:w="2880"/>
+          </w:tcPr>
+          <w:p>
+            <w:r>
+              <w:t>Bảng xếp hạng sát thương đóng góp đánh Boss của từng thành viên.</w:t>
+            </w:r>
+          </w:p>
+        </w:tc>
+      </w:tr>
+      <w:tr>
+        <w:tc>
+          <w:tcPr>
+            <w:tcW w:type="dxa" w:w="2880"/>
+          </w:tcPr>
+          <w:p>
+            <w:r>
+              <w:t>15. guild_join_requests</w:t>
+            </w:r>
+          </w:p>
+        </w:tc>
+        <w:tc>
+          <w:tcPr>
+            <w:tcW w:type="dxa" w:w="2880"/>
+          </w:tcPr>
+          <w:p>
+            <w:r>
+              <w:t>id (PK), guild_id, user_id, status, created_at</w:t>
+            </w:r>
+          </w:p>
+        </w:tc>
+        <w:tc>
+          <w:tcPr>
+            <w:tcW w:type="dxa" w:w="2880"/>
+          </w:tcPr>
+          <w:p>
+            <w:r>
+              <w:t>Đơn xin gia nhập Bang hội của người chơi chờ Chủ bang duyệt.</w:t>
+            </w:r>
+          </w:p>
+        </w:tc>
+      </w:tr>
+      <w:tr>
+        <w:tc>
+          <w:tcPr>
+            <w:tcW w:type="dxa" w:w="2880"/>
+          </w:tcPr>
+          <w:p>
+            <w:r>
+              <w:t>16. pvp_matches</w:t>
+            </w:r>
+          </w:p>
+        </w:tc>
+        <w:tc>
+          <w:tcPr>
+            <w:tcW w:type="dxa" w:w="2880"/>
+          </w:tcPr>
+          <w:p>
+            <w:r>
+              <w:t>id (PK), player1_id, player1_name, player2_name, exercise, duration_sec, p1_reps, p1_score, p2_reps, p2_score, winner_name, gold_reward, xp_reward, created_at</w:t>
+            </w:r>
+          </w:p>
+        </w:tc>
+        <w:tc>
+          <w:tcPr>
+            <w:tcW w:type="dxa" w:w="2880"/>
+          </w:tcPr>
+          <w:p>
+            <w:r>
+              <w:t>Lịch sử các trận Solo PvP 1v1 tính điểm theo thời gian giữa 2 người chơi.</w:t>
             </w:r>
           </w:p>
         </w:tc>
@@ -730,49 +1135,15 @@
     </w:tbl>
     <w:p>
       <w:pPr>
-        <w:spacing w:after="80"/>
-      </w:pPr>
-    </w:p>
-    <w:p>
-      <w:pPr>
-        <w:pStyle w:val="ListBullet"/>
-        <w:spacing w:after="80" w:line="288" w:lineRule="auto"/>
+        <w:pStyle w:val="Heading1"/>
       </w:pPr>
       <w:r>
-        <w:rPr>
-          <w:rFonts w:ascii="Times New Roman" w:hAnsi="Times New Roman"/>
-          <w:b/>
-          <w:sz w:val="24"/>
-        </w:rPr>
-        <w:t xml:space="preserve">Tại sao dùng từ khóa volatile và synchronized? </w:t>
-      </w:r>
-      <w:r>
-        <w:rPr>
-          <w:rFonts w:ascii="Times New Roman" w:hAnsi="Times New Roman"/>
-          <w:sz w:val="24"/>
-        </w:rPr>
-        <w:t>Để áp dụng mẫu thiết kế Thread-Safe Singleton. Trong suốt vòng đời ứng dụng, chỉ có duy nhất 1 đối tượng VigilSqlDb được khởi tạo, tránh việc mở nhiều kết nối tới file vigil_app.db cùng lúc gây lỗi khóa CSDL (SQLiteDatabaseLockedException).</w:t>
+        <w:t>4. GIẢI PHẪU CHI TIẾT 5 TAB QUẢN TRỊ TRONG ADMIN PANEL (AdminScreen.kt &amp; AdminRepository.kt)</w:t>
       </w:r>
     </w:p>
     <w:p>
-      <w:pPr>
-        <w:pStyle w:val="ListBullet"/>
-        <w:spacing w:after="80" w:line="288" w:lineRule="auto"/>
-      </w:pPr>
       <w:r>
-        <w:rPr>
-          <w:rFonts w:ascii="Times New Roman" w:hAnsi="Times New Roman"/>
-          <w:b/>
-          <w:sz w:val="24"/>
-        </w:rPr>
-        <w:t xml:space="preserve">Tại sao truyền context.getApplicationContext()? </w:t>
-      </w:r>
-      <w:r>
-        <w:rPr>
-          <w:rFonts w:ascii="Times New Roman" w:hAnsi="Times New Roman"/>
-          <w:sz w:val="24"/>
-        </w:rPr>
-        <w:t>Để tránh rò rỉ bộ nhớ (Memory Leak). Nếu truyền Activity Context, khi màn hình xoay hoặc đóng lại, đối tượng Singleton vẫn giữ tham chiếu khiến Garbage Collector không thu hồi được bộ nhớ của Activity.</w:t>
+        <w:t>Màn hình Quản trị Hệ thống (AdminScreen.kt) chỉ cho phép truy cập khi vm.isAdmin == true (tức tài khoản có role == "Admin" hoặc là Root Admin "Hachimi"). Nếu tài khoản thường cố tình truy cập, ứng dụng sẽ chặn lại bằng màn hình AdminAccessDeniedScreen.</w:t>
       </w:r>
     </w:p>
     <w:p>
@@ -780,287 +1151,429 @@
         <w:pStyle w:val="Heading2"/>
       </w:pPr>
       <w:r>
-        <w:rPr>
-          <w:rFonts w:ascii="Times New Roman" w:hAnsi="Times New Roman"/>
-          <w:b/>
-          <w:color w:val="0F766E"/>
-          <w:sz w:val="28"/>
-        </w:rPr>
-        <w:t>2.2. Ba hàm vòng đời cốt lõi: onOpen(), onCreate(), onUpgrade() (Dòng 67 - 417)</w:t>
+        <w:t>Tab 1: 👥 Người Chơi (USERS) – Dòng 180–420 trong AdminScreen.kt</w:t>
       </w:r>
     </w:p>
     <w:p>
       <w:pPr>
         <w:pStyle w:val="ListBullet"/>
-        <w:spacing w:after="80" w:line="288" w:lineRule="auto"/>
       </w:pPr>
       <w:r>
-        <w:rPr>
-          <w:rFonts w:ascii="Times New Roman" w:hAnsi="Times New Roman"/>
-          <w:b/>
-          <w:sz w:val="24"/>
-        </w:rPr>
-        <w:t xml:space="preserve">1. Hàm onCreate(SQLiteDatabase db) (Dòng 91 - 288): </w:t>
-      </w:r>
-      <w:r>
-        <w:rPr>
-          <w:rFonts w:ascii="Times New Roman" w:hAnsi="Times New Roman"/>
-          <w:sz w:val="24"/>
-        </w:rPr>
-        <w:t>Chỉ chạy duy nhất 1 lần khi người dùng mới cài đặt ứng dụng (lúc file vigil_app.db chưa tồn tại). Hàm này thực thi 15 lệnh CREATE TABLE IF NOT EXISTS để tạo 15 bảng, sau đó gọi 3 hàm nạp dữ liệu gốc: seedItems(db) (nạp 48 trang bị), seedInitialUser(db) (tạo tài khoản Root Admin Hachimi) và seedSampleWorkouts(db).</w:t>
+        <w:t>Lấy danh sách tài khoản thực tế từ bảng users trong SQLite thông qua AdminRepository.getUsersFromDb() (Dòng 29–57).</w:t>
       </w:r>
     </w:p>
     <w:p>
       <w:pPr>
         <w:pStyle w:val="ListBullet"/>
-        <w:spacing w:after="80" w:line="288" w:lineRule="auto"/>
       </w:pPr>
       <w:r>
-        <w:rPr>
-          <w:rFonts w:ascii="Times New Roman" w:hAnsi="Times New Roman"/>
-          <w:b/>
-          <w:sz w:val="24"/>
-        </w:rPr>
-        <w:t xml:space="preserve">2. Hàm onUpgrade(SQLiteDatabase db, int oldVersion, int newVersion) (Dòng 291 - 417): </w:t>
-      </w:r>
-      <w:r>
-        <w:rPr>
-          <w:rFonts w:ascii="Times New Roman" w:hAnsi="Times New Roman"/>
-          <w:sz w:val="24"/>
-        </w:rPr>
-        <w:t>Tự động chạy khi hằng số DATABASE_VERSION tăng lên (hiện tại là 7). Thay vì xóa trắng bảng cũ (DROP TABLE) làm mất tài khoản người chơi đã tạo, code sử dụng cấu trúc bậc thang if (oldVersion &lt; 2), if (oldVersion &lt; 3)... đến if (oldVersion &lt; 7) kết hợp ALTER TABLE để thêm cột mới, tạo bảng mới và giữ nguyên dữ liệu người chơi.</w:t>
+        <w:t>Hiển thị rõ cấp độ, vàng, chuỗi ngày tập (streak), tổng reps và huy hiệu vai trò: 👑 ROOT ADMIN (Hachimi), 👑 ADMIN, ⚔️ MODERATOR, 🛡️ USER.</w:t>
       </w:r>
     </w:p>
     <w:p>
       <w:pPr>
         <w:pStyle w:val="ListBullet"/>
-        <w:spacing w:after="80" w:line="288" w:lineRule="auto"/>
       </w:pPr>
       <w:r>
-        <w:rPr>
-          <w:rFonts w:ascii="Times New Roman" w:hAnsi="Times New Roman"/>
-          <w:b/>
-          <w:sz w:val="24"/>
-        </w:rPr>
-        <w:t xml:space="preserve">3. Hàm onOpen(SQLiteDatabase db) &amp; ensureUserColumns(db) (Dòng 67 - 88): </w:t>
-      </w:r>
-      <w:r>
-        <w:rPr>
-          <w:rFonts w:ascii="Times New Roman" w:hAnsi="Times New Roman"/>
-          <w:sz w:val="24"/>
-        </w:rPr>
-        <w:t>Chạy mỗi khi kết nối CSDL được mở. Hàm ensureUserColumns(db) đảm bảo bảng users luôn có 3 cột quản trị (role, status, lock_reason), ép buộc tài khoản 'Hachimi' luôn mang role = 'Admin', đồng thời chạy lệnh DELETE xóa sạch các tài khoản mẫu ảo (GiaHuy_Fit, ThanhTung_Pro, MinhAnh_Gym, ShadowBlade...) để danh sách người chơi chỉ chứa 100% tài khoản thực tế.</w:t>
+        <w:t>Bảo vệ Root Admin: Tài khoản Hachimi được gắn nhãn "TÀI KHOẢN ROOT ADMIN - BẤT KHẢ XÂM PHẠM", không ai có thể hạ quyền hay khóa tài khoản này.</w:t>
       </w:r>
     </w:p>
     <w:p>
       <w:pPr>
-        <w:spacing w:after="40"/>
+        <w:pStyle w:val="ListBullet"/>
       </w:pPr>
       <w:r>
-        <w:rPr>
-          <w:rFonts w:ascii="Times New Roman" w:hAnsi="Times New Roman"/>
-          <w:b/>
-          <w:color w:val="1E40AF"/>
-          <w:sz w:val="22"/>
-        </w:rPr>
-        <w:t>💻 VigilSqlDb.java - Hàm ensureUserColumns (Dòng 72 - 88)</w:t>
+        <w:t>Thăng cấp / Hạ quyền 1 chạm: Nút "👑 Thăng ADMIN" / "🛡️ Hạ Về User" và hộp thoại "⚙️ Đổi Role" cho phép gán quyền Admin, Moderator hoặc User ngay lập tức.</w:t>
       </w:r>
     </w:p>
-    <w:tbl>
-      <w:tblPr>
-        <w:tblW w:type="auto" w:w="0"/>
-        <w:jc w:val="center"/>
-        <w:tblLook w:firstColumn="1" w:firstRow="1" w:lastColumn="0" w:lastRow="0" w:noHBand="0" w:noVBand="1" w:val="04A0"/>
-      </w:tblPr>
-      <w:tblGrid>
-        <w:gridCol w:w="9792"/>
-      </w:tblGrid>
-      <w:tr>
-        <w:tc>
-          <w:tcPr>
-            <w:tcW w:type="dxa" w:w="9792"/>
-            <w:shd w:val="clear" w:color="auto" w:fill="F1F5F9"/>
-            <w:tcMar>
-              <w:top w:w="120" w:type="dxa"/>
-              <w:bottom w:w="120" w:type="dxa"/>
-              <w:left w:w="180" w:type="dxa"/>
-              <w:right w:w="180" w:type="dxa"/>
-            </w:tcMar>
-          </w:tcPr>
-          <w:p>
-            <w:pPr>
-              <w:spacing w:after="0" w:line="276" w:lineRule="auto"/>
-            </w:pPr>
-            <w:r>
-              <w:rPr>
-                <w:rFonts w:ascii="Consolas" w:hAnsi="Consolas"/>
-                <w:color w:val="0F172A"/>
-                <w:sz w:val="19"/>
-              </w:rPr>
-              <w:t>private void ensureUserColumns(SQLiteDatabase db) {</w:t>
-              <w:br/>
-              <w:t xml:space="preserve">    try { db.execSQL("ALTER TABLE users ADD COLUMN role TEXT NOT NULL DEFAULT 'User';"); } catch (Exception ignored) {}</w:t>
-              <w:br/>
-              <w:t xml:space="preserve">    try { db.execSQL("ALTER TABLE users ADD COLUMN status INTEGER NOT NULL DEFAULT 1;"); } catch (Exception ignored) {}</w:t>
-              <w:br/>
-              <w:t xml:space="preserve">    try { db.execSQL("ALTER TABLE users ADD COLUMN lock_reason TEXT;"); } catch (Exception ignored) {}</w:t>
-              <w:br/>
-              <w:t xml:space="preserve">    try {</w:t>
-              <w:br/>
-              <w:t xml:space="preserve">        // Chỉ duy nhất nick Hachimi mặc định là Admin ban đầu</w:t>
-              <w:br/>
-              <w:t xml:space="preserve">        db.execSQL("UPDATE users SET role = 'Admin' WHERE LOWER(username) = 'hachimi';");</w:t>
-              <w:br/>
-              <w:t xml:space="preserve">        // Xóa sạch các tài khoản mẫu rác trước đó, chỉ giữ lại người chơi thực sự tạo trong CSDL</w:t>
-              <w:br/>
-              <w:t xml:space="preserve">        db.execSQL("DELETE FROM users WHERE username IN ('GiaHuy_Fit', 'ThanhTung_Pro', 'MinhAnh_Gym', 'IronSpartan', 'SpeedyHacker99', 'admin', 'ShadowBlade');");</w:t>
-              <w:br/>
-              <w:t xml:space="preserve">    } catch (Exception ignored) {}</w:t>
-              <w:br/>
-              <w:t>}</w:t>
-            </w:r>
-          </w:p>
-        </w:tc>
-      </w:tr>
-    </w:tbl>
     <w:p>
       <w:pPr>
-        <w:spacing w:after="80"/>
+        <w:pStyle w:val="ListBullet"/>
       </w:pPr>
+      <w:r>
+        <w:t>Cấp quyền Admin theo tên tài khoản (Dialog 1): Cho phép nhập username hoặc chọn nhanh từ danh sách CSDL để phong Admin.</w:t>
+      </w:r>
+    </w:p>
+    <w:p>
+      <w:pPr>
+        <w:pStyle w:val="ListBullet"/>
+      </w:pPr>
+      <w:r>
+        <w:t>Khóa / Mở khóa tài khoản (🔒 Khóa / 🔓 Mở): Cập nhật cột status = 0 và lock_reason trong bảng users; khi người chơi bị khóa đăng nhập, hệ thống sẽ chặn và hiển thị hộp thoại thông báo lý do bị khóa.</w:t>
+      </w:r>
     </w:p>
     <w:p>
       <w:pPr>
         <w:pStyle w:val="Heading2"/>
       </w:pPr>
       <w:r>
-        <w:rPr>
-          <w:rFonts w:ascii="Times New Roman" w:hAnsi="Times New Roman"/>
-          <w:b/>
-          <w:color w:val="0F766E"/>
-          <w:sz w:val="28"/>
-        </w:rPr>
-        <w:t>2.3. Thiết kế Chi Tiết 15 Bảng Cơ Sở Dữ Liệu trong VigilSqlDb.java</w:t>
+        <w:t>Tab 2: 🛒 Vật Phẩm (ITEMS – Quản lý Cửa hàng) – Dòng 421–740 &amp; 1405–1635 trong AdminScreen.kt</w:t>
       </w:r>
     </w:p>
     <w:p>
       <w:pPr>
-        <w:spacing w:after="120" w:line="300" w:lineRule="auto"/>
+        <w:pStyle w:val="ListBullet"/>
       </w:pPr>
       <w:r>
+        <w:t>Quản lý trực tiếp toàn bộ vật phẩm đang bày bán trong Cửa hàng (bảng items trong SQLite).</w:t>
+      </w:r>
+    </w:p>
+    <w:p>
+      <w:pPr>
+        <w:pStyle w:val="ListBullet"/>
+      </w:pPr>
+      <w:r>
+        <w:t>Bộ lọc thông minh: Lọc theo 6 vị trí trang bị (Tất cả, 🪖 Mũ giáp, 🥋 Giáp ngực, 🥊 Găng tay, 👟 Giày, 🪬 Bùa chú, ⚔️ Vũ khí) kết hợp thanh tìm kiếm theo tên hoặc mã vật phẩm.</w:t>
+      </w:r>
+    </w:p>
+    <w:p>
+      <w:pPr>
+        <w:pStyle w:val="ListBullet"/>
+      </w:pPr>
+      <w:r>
+        <w:t>Thêm Vật Phẩm Mới (➕ Thêm Vật Phẩm Mới): Mở hộp thoại cho phép Admin tạo mới vật phẩm với đầy đủ thuộc tính: Tên, Icon Emoji, Loại trang bị (ItemSlot), Phẩm cấp (8 bậc Rarity từ Thường, Tinh Xảo, Hiếm, Sử Thi, Huyền Thoại, Thần Thoại, Thượng Cổ đến Chí Tôn), Giá Vàng, Giá Ngọc, 4 chỉ số (+STR, +END, +PRE, +LUCK) và Mô tả.</w:t>
+      </w:r>
+    </w:p>
+    <w:p>
+      <w:pPr>
+        <w:pStyle w:val="ListBullet"/>
+      </w:pPr>
+      <w:r>
+        <w:t>Chỉnh sửa nhanh &amp; Sửa chi tiết: Có nút giảm/tăng giá nhanh (-50 🪙 / +50 🪙) trên từng thẻ vật phẩm và nút "✏️ Sửa" để mở hộp thoại chỉnh sửa toàn diện.</w:t>
+      </w:r>
+    </w:p>
+    <w:p>
+      <w:pPr>
+        <w:pStyle w:val="ListBullet"/>
+      </w:pPr>
+      <w:r>
+        <w:t>Xóa vật phẩm &amp; Khôi phục mặc định: Nút "🗑️ Xóa" gọi VigilSqlDb.deleteShopItem(itemId) (Dòng 2816–2830) sử dụng Transaction xóa sạch bản ghi liên quan trong user_inventory và items. Nút "🔄 Khôi Phục Gốc" gọi resetDefaultShopItems() nạp lại 48 vật phẩm chuẩn.</w:t>
+      </w:r>
+    </w:p>
+    <w:p>
+      <w:pPr>
+        <w:pStyle w:val="ListBullet"/>
+      </w:pPr>
+      <w:r>
+        <w:t>Đồng bộ tức thì với Cửa hàng: Trong GameViewModel.saveAdminItem() và deleteAdminItem() (Dòng 427–443), ngay sau khi cập nhật DB, ViewModel gọi shopItems = db.getAllItems() và inventory = db.getInventory(currentUserId), giúp giao diện Cửa hàng (ShopScreen) cập nhật ngay lập tức mà không cần khởi động lại ứng dụng!</w:t>
+      </w:r>
+    </w:p>
+    <w:p>
+      <w:pPr>
+        <w:pStyle w:val="Heading2"/>
+      </w:pPr>
+      <w:r>
+        <w:t>Tab 3: 🐉 Quái Vật &amp; Boss (MONSTERS) – Dòng 742–875 trong AdminScreen.kt</w:t>
+      </w:r>
+    </w:p>
+    <w:p>
+      <w:pPr>
+        <w:pStyle w:val="ListBullet"/>
+      </w:pPr>
+      <w:r>
+        <w:t>Hiển thị danh sách toàn bộ Quái vật và Boss của các chương chiến dịch (AdventureData).</w:t>
+      </w:r>
+    </w:p>
+    <w:p>
+      <w:pPr>
+        <w:pStyle w:val="ListBullet"/>
+      </w:pPr>
+      <w:r>
+        <w:t>Cho phép giảm nhanh -100 HP, tăng nhanh +200 HP hoặc mở hộp thoại "✏️ Sửa Chi Tiết" để cân bằng máu tối đa (maxHp), thưởng kinh nghiệm (expReward) và thưởng vàng (goldReward), đồng bộ lên Server qua ApiClient.saveMonster().</w:t>
+      </w:r>
+    </w:p>
+    <w:p>
+      <w:pPr>
+        <w:pStyle w:val="Heading2"/>
+      </w:pPr>
+      <w:r>
+        <w:t>Tab 4: 📐 Góc Khớp AI (EXERCISES) – Dòng 877–925 trong AdminScreen.kt</w:t>
+      </w:r>
+    </w:p>
+    <w:p>
+      <w:pPr>
+        <w:pStyle w:val="ListBullet"/>
+      </w:pPr>
+      <w:r>
+        <w:t>Quản lý thông số nhận diện tư thế AI MediaPipe/ML Kit cho 6 bài tập: PUSHUP, SQUAT, SITUP, PLANK, PULLUP, DIP.</w:t>
+      </w:r>
+    </w:p>
+    <w:p>
+      <w:pPr>
+        <w:pStyle w:val="ListBullet"/>
+      </w:pPr>
+      <w:r>
+        <w:t>Cho phép Admin tinh chỉnh: Góc duỗi chuẩn (extendAngle), Góc gập chuẩn (contractAngle), Hệ số sát thương mỗi rep (damageFactor) và Lượng Calo tiêu hao mỗi rep (caloPerRep).</w:t>
+      </w:r>
+    </w:p>
+    <w:p>
+      <w:pPr>
+        <w:pStyle w:val="Heading2"/>
+      </w:pPr>
+      <w:r>
+        <w:t>Tab 5: 🚨 Cảnh Báo Gian Lận (CHEATS / ANTI-CHEAT) – Dòng 927–1025 trong AdminScreen.kt</w:t>
+      </w:r>
+    </w:p>
+    <w:p>
+      <w:pPr>
+        <w:pStyle w:val="ListBullet"/>
+      </w:pPr>
+      <w:r>
+        <w:t>Giám sát các hành vi tập luyện bất thường (ví dụ tốc độ 80ms/rep &lt; ngưỡng sinh học 200ms/rep hoặc spam cảm biến).</w:t>
+      </w:r>
+    </w:p>
+    <w:p>
+      <w:pPr>
+        <w:pStyle w:val="ListBullet"/>
+      </w:pPr>
+      <w:r>
+        <w:t>Cung cấp 2 nút xử lý trực tiếp: "Bỏ Qua" (đánh dấu đã kiểm tra) hoặc "🚨 Khóa Nick Ngay" (lập tức khóa tài khoản vi phạm trong SQLite và gửi lệnh banUser lên Backend).</w:t>
+      </w:r>
+    </w:p>
+    <w:p>
+      <w:pPr>
+        <w:pStyle w:val="Heading1"/>
+      </w:pPr>
+      <w:r>
+        <w:t>5. GIẢI PHẪU TẦNG MẠNG (ApiClient.java) &amp; MÁY CHỦ BACKEND (server/server.js)</w:t>
+      </w:r>
+    </w:p>
+    <w:p>
+      <w:pPr>
+        <w:pStyle w:val="ListBullet"/>
+      </w:pPr>
+      <w:r>
+        <w:t>Địa chỉ kết nối 10.0.2.2:3000 (ApiClient.java Dòng 29): Trên máy ảo Android Emulator, localhost (127.0.0.1) là chính chiếc điện thoại ảo. Do đó phải dùng IP alias đặc biệt 10.0.2.2 để trỏ về localhost của máy tính thật đang chạy Node.js Server ở cổng 3000.</w:t>
+      </w:r>
+    </w:p>
+    <w:p>
+      <w:pPr>
+        <w:pStyle w:val="ListBullet"/>
+      </w:pPr>
+      <w:r>
+        <w:t>Cấu hình Timeout 3 giây (ApiClient.java Dòng 33–38): OkHttpClient được thiết lập connectTimeout, readTimeout, writeTimeout = 3 giây để nếu không bật Server thì ứng dụng không bị treo lâu mà lập tức chuyển sang dùng dữ liệu SQLite Offline.</w:t>
+      </w:r>
+    </w:p>
+    <w:p>
+      <w:pPr>
+        <w:pStyle w:val="ListBullet"/>
+      </w:pPr>
+      <w:r>
+        <w:t>Các hàm API Admin &amp; Cửa hàng mới bổ sung trong ApiClient.java: updateUserRole() (Dòng 582), banUser() (Dòng 598), unbanUser() (Dòng 614), saveMonster() (Dòng 629), saveExercise() (Dòng 652), savePvpMatch() (Dòng 672), saveAdminItem() (Dòng 705), deleteAdminItem() (Dòng 730).</w:t>
+      </w:r>
+    </w:p>
+    <w:p>
+      <w:pPr>
+        <w:pStyle w:val="ListBullet"/>
+      </w:pPr>
+      <w:r>
+        <w:t>Cơ chế Hybrid Database trên Server (server.js Dòng 58–92): Khi khởi động, hàm initDatabase() thử kết nối MySQL (vigil_db). Nếu máy tính chấm bài chưa bật XAMPP/MySQL, cờ useFallback = true sẽ tự động kích hoạt kho dữ liệu trên RAM (memoryDB) với đầy đủ 48 vật phẩm, tài khoản mẫu và lịch sử đấu, đảm bảo Server luôn chạy thành công 100% không bao giờ bị crash.</w:t>
+      </w:r>
+    </w:p>
+    <w:p>
+      <w:pPr>
+        <w:pStyle w:val="Heading1"/>
+      </w:pPr>
+      <w:r>
+        <w:t>6. BỘ 12 CÂU HỎI &amp; TRẢ LỜI VẤN ĐÁP TRỌNG TÂM (DÀNH CHO THÀNH VIÊN 4)</w:t>
+      </w:r>
+    </w:p>
+    <w:p>
+      <w:r>
         <w:rPr>
-          <w:rFonts w:ascii="Times New Roman" w:hAnsi="Times New Roman"/>
-          <w:sz w:val="24"/>
+          <w:b/>
+          <w:color w:val="1E3A8A"/>
         </w:rPr>
-        <w:t>Giảng viên rất hay hỏi: 'Cơ sở dữ liệu của em có bao nhiêu bảng, khóa chính và khóa ngoại liên kết với nhau như thế nào?'. Bạn hãy nắm chắc bảng tổng hợp 15 bảng dưới đây:</w:t>
+        <w:t>Câu 1: Em hãy trình bày cách thiết kế cơ sở dữ liệu trong dự án? Dự án dùng mấy bảng và làm sao tránh lỗi mở nhiều kết nối?</w:t>
+      </w:r>
+    </w:p>
+    <w:p>
+      <w:r>
+        <w:t>Trả lời: Em thiết kế CSDL nội bộ bằng SQLiteOpenHelper trong file VigilSqlDb.java (2.838 dòng, DATABASE_VERSION = 8) gồm 16 bảng quan hệ (users, items, user_inventory, workouts, friends, guilds, guild_members, boss_clears, weekly_checkins, quest_claims, friend_requests, guild_invitations, guild_boss, guild_boss_damage, guild_join_requests, pvp_matches). Để tránh lỗi mở nhiều kết nối gây khóa DB, em áp dụng Singleton Pattern tại dòng 55–66 với từ khóa volatile và synchronized, truyền getApplicationContext() để toàn ứng dụng dùng chung duy nhất 1 thực thể kết nối.</w:t>
+      </w:r>
+    </w:p>
+    <w:p>
+      <w:r>
+        <w:rPr>
+          <w:b/>
+          <w:color w:val="1E3A8A"/>
+        </w:rPr>
+        <w:t>Câu 2: Làm sao Admin thêm, sửa hoặc xóa một vật phẩm mà bên màn hình Cửa hàng (Shop) của người chơi cập nhật ngay lập tức?</w:t>
+      </w:r>
+    </w:p>
+    <w:p>
+      <w:r>
+        <w:t>Trả lời: Trong AdminScreen.kt (Tab 🛒 Vật Phẩm, dòng 421–740), khi Admin thêm mới hoặc sửa vật phẩm rồi bấm Lưu, hàm GameViewModel.saveAdminItem(item) (dòng 427) sẽ gọi AdminRepository.saveShopItem(item) -&gt; gọi tiếp VigilSqlDb.saveShopItem(item) (dòng 2796). Hàm này dùng db.insertWithOnConflict("items", null, cv, SQLiteDatabase.CONFLICT_REPLACE) để ghi đè hoặc thêm mới vào bảng items. Ngay sau khi lưu thành công, GameViewModel cập nhật lại biến State shopItems = db.getAllItems() và inventory = db.getInventory(currentUserId). Vì Jetpack Compose quan sát biến mutableStateOf này nên màn hình Cửa hàng tự động vẽ lại (Recompose) ngay lập tức.</w:t>
+      </w:r>
+    </w:p>
+    <w:p>
+      <w:r>
+        <w:rPr>
+          <w:b/>
+          <w:color w:val="1E3A8A"/>
+        </w:rPr>
+        <w:t>Câu 3: Khi Admin xóa một vật phẩm đang có người chơi sở hữu trong túi đồ thì xử lý ràng buộc khóa ngoại (Foreign Key) như thế nào?</w:t>
+      </w:r>
+    </w:p>
+    <w:p>
+      <w:r>
+        <w:t>Trả lời: Trong hàm VigilSqlDb.deleteShopItem(String itemId) (dòng 2816–2830), em mở một Giao dịch (db.beginTransaction()). Bước 1: Em xóa các bản ghi tham chiếu tới item_id đó trong bảng user_inventory trước (db.delete("user_inventory", "item_id = ?", ...)). Bước 2: Em xóa vật phẩm trong bảng items (db.delete("items", "id = ?", ...)). Sau đó gọi db.setTransactionSuccessful() và đóng giao dịch trong khối finally. Nhờ đó dữ liệu luôn sạch sẽ và không bao giờ vi phạm khóa ngoại.</w:t>
+      </w:r>
+    </w:p>
+    <w:p>
+      <w:r>
+        <w:rPr>
+          <w:b/>
+          <w:color w:val="1E3A8A"/>
+        </w:rPr>
+        <w:t>Câu 4: Tại sao em lại tách AdminRepository.kt ra riêng mà không viết thẳng code SQLite và gọi API trong AdminScreen.kt?</w:t>
+      </w:r>
+    </w:p>
+    <w:p>
+      <w:r>
+        <w:t>Trả lời: Đây là nguyên lý Separation of Concerns (Tách biệt mối quan tâm) trong kiến trúc MVVM / Clean Architecture. Nếu viết code SQL và OkHttp trực tiếp trong file giao diện AdminScreen.kt thì code vừa rối, vừa khó bảo trì, lại dễ gây lỗi chạy tác vụ nặng trên Main Thread. Việc tách sang AdminRepository.kt (232 dòng) giúp AdminScreen.kt chỉ làm đúng nhiệm vụ hiển thị UI, còn toàn bộ truy vấn dữ liệu và đồng bộ ngầm qua Coroutine Dispatchers.IO đều do Repository đảm nhận.</w:t>
+      </w:r>
+    </w:p>
+    <w:p>
+      <w:r>
+        <w:rPr>
+          <w:b/>
+          <w:color w:val="1E3A8A"/>
+        </w:rPr>
+        <w:t>Câu 5: Cơ chế phân quyền Admin hoạt động ra sao? Làm sao đảm bảo chỉ tài khoản Hachimi là Admin gốc và không bị người khác xóa quyền?</w:t>
+      </w:r>
+    </w:p>
+    <w:p>
+      <w:r>
+        <w:t>Trả lời: Trong hàm ensureUserColumns() của VigilSqlDb.java (dòng 85–88) và AdminRepository.getUsersFromDb() (dòng 46–50), hệ thống luôn ép cứng tài khoản có username "Hachimi" mang role = "Admin". Mọi tài khoản mới đăng ký qua hàm registerUser() đều mặc định nhận role = "User". Ngoài ra trên giao diện AdminScreen.kt (dòng 320–332), nếu dòng hiển thị là tài khoản Hachimi thì hệ thống ẩn toàn bộ nút Hạ quyền/Khóa nick và thay bằng nhãn bảo vệ "TÀI KHOẢN ROOT ADMIN - BẤT KHẢ XÂM PHẠM".</w:t>
+      </w:r>
+    </w:p>
+    <w:p>
+      <w:r>
+        <w:rPr>
+          <w:b/>
+          <w:color w:val="1E3A8A"/>
+        </w:rPr>
+        <w:t>Câu 6: Khi Admin bấm khóa (Ban) một tài khoản thì hệ thống chặn người chơi đó như thế nào?</w:t>
+      </w:r>
+    </w:p>
+    <w:p>
+      <w:r>
+        <w:t>Trả lời: Khi bấm nút Khóa, hàm setAdminUserLock() gọi VigilSqlDb.updateUserStatus(userId, 0, reason) cập nhật cột status = 0 và lưu lý do khóa vào cột lock_reason, đồng thời gọi ApiClient.banUser() lên Server. Khi người chơi đó đăng nhập ở hàm loginUser() (dòng 1096), hệ thống kiểm tra if (status == 0) thì từ chối cho vào game và bật hộp thoại thông báo rõ lý do tài khoản bị khóa.</w:t>
+      </w:r>
+    </w:p>
+    <w:p>
+      <w:r>
+        <w:rPr>
+          <w:b/>
+          <w:color w:val="1E3A8A"/>
+        </w:rPr>
+        <w:t>Câu 7: Tại sao khi nâng cấp cơ sở dữ liệu (thêm bảng mới hoặc cột mới), ứng dụng trên máy người khác pull code về không bị mất dữ liệu hay văng app?</w:t>
+      </w:r>
+    </w:p>
+    <w:p>
+      <w:r>
+        <w:t>Trả lời: Vì em kết hợp cả hai cơ chế: Thứ nhất, tăng hằng số DATABASE_VERSION lên 8 để kích hoạt onUpgrade(). Thứ hai,em viết hàm ensureUserColumns(db) chạy ngay trong hàm onOpen(SQLiteDatabase db) (dòng 69–109) sử dụng khối try-catch bọc các lệnh ALTER TABLE ADD COLUMN và CREATE TABLE IF NOT EXISTS. Nhờ vậy dù máy người dùng đang ở bất kỳ phiên bản DB cũ nào, ngay khi mở app đều tự động có đủ cột và bảng mới mà không bao giờ bị crash.</w:t>
+      </w:r>
+    </w:p>
+    <w:p>
+      <w:r>
+        <w:rPr>
+          <w:b/>
+          <w:color w:val="1E3A8A"/>
+        </w:rPr>
+        <w:t>Câu 8: Tại sao trong ApiClient.java phải dùng địa chỉ 10.0.2.2:3000 và phải bọc trong ioLaunch (Dispatchers.IO)?</w:t>
+      </w:r>
+    </w:p>
+    <w:p>
+      <w:r>
+        <w:t>Trả lời: 10.0.2.2 là địa chỉ IP cầu nối đặc biệt của máy ảo Android Emulator dùng để trỏ về localhost (127.0.0.1) của máy tính thật đang chạy Node.js Server. Còn phải bọc trong Dispatchers.IO vì hàm execute() của OkHttp là lời gọi mạng đồng bộ (blocking I/O); nếu gọi trên luồng chính (Main Thread), Android sẽ lập tức ném ngoại lệ NetworkOnMainThreadException làm văng ứng dụng.</w:t>
+      </w:r>
+    </w:p>
+    <w:p>
+      <w:r>
+        <w:rPr>
+          <w:b/>
+          <w:color w:val="1E3A8A"/>
+        </w:rPr>
+        <w:t>Câu 9: Nếu khi bảo vệ đồ án mà máy tính không cài MySQL hoặc quên bật Server Node.js thì ứng dụng có chạy được không?</w:t>
+      </w:r>
+    </w:p>
+    <w:p>
+      <w:r>
+        <w:t>Trả lời: Dạ chạy bình thường 100% ở cả 2 trường hợp ạ! Thứ nhất, trên Android App, mọi chức năng (Đăng nhập, Tập luyện, Cửa hàng, Bang hội, Solo PvP, Admin sửa vật phẩm/phân quyền) đều đọc/ghi trực tiếp trên SQLite nội bộ trước (Offline-First). Thứ hai, trên Server Node.js (server.js dòng 58–92), nếu máy không có MySQL thì Server tự động chuyển sang chế độ MemoryDB Fallback trên RAM nên Server vẫn phản hồi đủ 34 API mà không cần cài MySQL.</w:t>
+      </w:r>
+    </w:p>
+    <w:p>
+      <w:r>
+        <w:rPr>
+          <w:b/>
+          <w:color w:val="1E3A8A"/>
+        </w:rPr>
+        <w:t>Câu 10: Tính năng Solo PvP 1v1 mới thêm lưu trữ dữ liệu ở đâu trong CSDL?</w:t>
+      </w:r>
+    </w:p>
+    <w:p>
+      <w:r>
+        <w:t>Trả lời: Dữ liệu trận đấu Solo PvP 1v1 được lưu vào bảng thứ 16 tên là pvp_matches trong VigilSqlDb.java (dòng 92–107). Khi hết thời gian đếm ngược, hàm recordPvpMatch() (dòng 2675–2760) sẽ tự động so sánh điểm số giữa Người chơi 1 và Người chơi 2 để xác định người thắng, cộng thưởng Vàng &amp; XP vào bảng users, lưu lịch sử trận đấu vào bảng pvp_matches và đồng bộ lên Server qua API POST /api/pvp/finish.</w:t>
+      </w:r>
+    </w:p>
+    <w:p>
+      <w:pPr>
+        <w:pStyle w:val="Heading1"/>
+      </w:pPr>
+      <w:r>
+        <w:t>7. BẢNG TRA CỨU NHANH SỐ DÒNG CODE KHI GIẢNG VIÊN YÊU CẦU MỞ FILE (CHEAT SHEET)</w:t>
       </w:r>
     </w:p>
     <w:tbl>
       <w:tblPr>
         <w:tblStyle w:val="TableGrid"/>
         <w:tblW w:type="auto" w:w="0"/>
-        <w:jc w:val="center"/>
         <w:tblLook w:firstColumn="1" w:firstRow="1" w:lastColumn="0" w:lastRow="0" w:noHBand="0" w:noVBand="1" w:val="04A0"/>
       </w:tblPr>
       <w:tblGrid>
-        <w:gridCol w:w="2448"/>
-        <w:gridCol w:w="2448"/>
-        <w:gridCol w:w="2448"/>
-        <w:gridCol w:w="2448"/>
+        <w:gridCol w:w="2880"/>
+        <w:gridCol w:w="2880"/>
+        <w:gridCol w:w="2880"/>
       </w:tblGrid>
       <w:tr>
         <w:tc>
           <w:tcPr>
-            <w:tcW w:type="dxa" w:w="2448"/>
-            <w:shd w:val="clear" w:color="auto" w:fill="1E3A8A"/>
-            <w:tcMar>
-              <w:top w:w="100" w:type="dxa"/>
-              <w:bottom w:w="100" w:type="dxa"/>
-              <w:left w:w="120" w:type="dxa"/>
-              <w:right w:w="120" w:type="dxa"/>
-            </w:tcMar>
+            <w:tcW w:type="dxa" w:w="2880"/>
           </w:tcPr>
           <w:p>
-            <w:r/>
             <w:r>
               <w:rPr>
-                <w:rFonts w:ascii="Times New Roman" w:hAnsi="Times New Roman"/>
                 <w:b/>
-                <w:color w:val="FFFFFF"/>
-                <w:sz w:val="22"/>
               </w:rPr>
-              <w:t>STT</w:t>
+              <w:t>Nghiệp vụ / Chức năng giảng viên hỏi</w:t>
             </w:r>
           </w:p>
         </w:tc>
         <w:tc>
           <w:tcPr>
-            <w:tcW w:type="dxa" w:w="2448"/>
-            <w:shd w:val="clear" w:color="auto" w:fill="1E3A8A"/>
-            <w:tcMar>
-              <w:top w:w="100" w:type="dxa"/>
-              <w:bottom w:w="100" w:type="dxa"/>
-              <w:left w:w="120" w:type="dxa"/>
-              <w:right w:w="120" w:type="dxa"/>
-            </w:tcMar>
+            <w:tcW w:type="dxa" w:w="2880"/>
           </w:tcPr>
           <w:p>
-            <w:r/>
             <w:r>
               <w:rPr>
-                <w:rFonts w:ascii="Times New Roman" w:hAnsi="Times New Roman"/>
                 <w:b/>
-                <w:color w:val="FFFFFF"/>
-                <w:sz w:val="22"/>
               </w:rPr>
-              <w:t>Tên Bảng</w:t>
+              <w:t>Tên File</w:t>
             </w:r>
           </w:p>
         </w:tc>
         <w:tc>
           <w:tcPr>
-            <w:tcW w:type="dxa" w:w="2448"/>
-            <w:shd w:val="clear" w:color="auto" w:fill="1E3A8A"/>
-            <w:tcMar>
-              <w:top w:w="100" w:type="dxa"/>
-              <w:bottom w:w="100" w:type="dxa"/>
-              <w:left w:w="120" w:type="dxa"/>
-              <w:right w:w="120" w:type="dxa"/>
-            </w:tcMar>
+            <w:tcW w:type="dxa" w:w="2880"/>
           </w:tcPr>
           <w:p>
-            <w:r/>
             <w:r>
               <w:rPr>
-                <w:rFonts w:ascii="Times New Roman" w:hAnsi="Times New Roman"/>
                 <w:b/>
-                <w:color w:val="FFFFFF"/>
-                <w:sz w:val="22"/>
               </w:rPr>
-              <w:t>Khóa Chính / Ràng Buộc</w:t>
-            </w:r>
-          </w:p>
-        </w:tc>
-        <w:tc>
-          <w:tcPr>
-            <w:tcW w:type="dxa" w:w="2448"/>
-            <w:shd w:val="clear" w:color="auto" w:fill="1E3A8A"/>
-            <w:tcMar>
-              <w:top w:w="100" w:type="dxa"/>
-              <w:bottom w:w="100" w:type="dxa"/>
-              <w:left w:w="120" w:type="dxa"/>
-              <w:right w:w="120" w:type="dxa"/>
-            </w:tcMar>
-          </w:tcPr>
-          <w:p>
-            <w:r/>
-            <w:r>
-              <w:rPr>
-                <w:rFonts w:ascii="Times New Roman" w:hAnsi="Times New Roman"/>
-                <w:b/>
-                <w:color w:val="FFFFFF"/>
-                <w:sz w:val="22"/>
-              </w:rPr>
-              <w:t>Các Cột Quan Trọng &amp; Ý Nghĩa Nghiệp Vụ</w:t>
+              <w:t>Vị trí dòng code</w:t>
             </w:r>
           </w:p>
         </w:tc>
@@ -1068,94 +1581,31 @@
       <w:tr>
         <w:tc>
           <w:tcPr>
-            <w:tcW w:type="dxa" w:w="2448"/>
-            <w:shd w:val="clear" w:color="auto" w:fill="FFFFFF"/>
-            <w:tcMar>
-              <w:top w:w="80" w:type="dxa"/>
-              <w:bottom w:w="80" w:type="dxa"/>
-              <w:left w:w="120" w:type="dxa"/>
-              <w:right w:w="120" w:type="dxa"/>
-            </w:tcMar>
+            <w:tcW w:type="dxa" w:w="2880"/>
           </w:tcPr>
           <w:p>
-            <w:r/>
             <w:r>
-              <w:rPr>
-                <w:rFonts w:ascii="Times New Roman" w:hAnsi="Times New Roman"/>
-                <w:b/>
-                <w:sz w:val="21"/>
-              </w:rPr>
-              <w:t>1</w:t>
+              <w:t>Khởi tạo Singleton SQLite &amp; DATABASE_VERSION = 8</w:t>
             </w:r>
           </w:p>
         </w:tc>
         <w:tc>
           <w:tcPr>
-            <w:tcW w:type="dxa" w:w="2448"/>
-            <w:shd w:val="clear" w:color="auto" w:fill="FFFFFF"/>
-            <w:tcMar>
-              <w:top w:w="80" w:type="dxa"/>
-              <w:bottom w:w="80" w:type="dxa"/>
-              <w:left w:w="120" w:type="dxa"/>
-              <w:right w:w="120" w:type="dxa"/>
-            </w:tcMar>
+            <w:tcW w:type="dxa" w:w="2880"/>
           </w:tcPr>
           <w:p>
-            <w:r/>
             <w:r>
-              <w:rPr>
-                <w:rFonts w:ascii="Times New Roman" w:hAnsi="Times New Roman"/>
-                <w:sz w:val="21"/>
-              </w:rPr>
-              <w:t>users</w:t>
-              <w:br/>
-              <w:t>(Dòng 93)</w:t>
+              <w:t>VigilSqlDb.java</w:t>
             </w:r>
           </w:p>
         </w:tc>
         <w:tc>
           <w:tcPr>
-            <w:tcW w:type="dxa" w:w="2448"/>
-            <w:shd w:val="clear" w:color="auto" w:fill="FFFFFF"/>
-            <w:tcMar>
-              <w:top w:w="80" w:type="dxa"/>
-              <w:bottom w:w="80" w:type="dxa"/>
-              <w:left w:w="120" w:type="dxa"/>
-              <w:right w:w="120" w:type="dxa"/>
-            </w:tcMar>
+            <w:tcW w:type="dxa" w:w="2880"/>
           </w:tcPr>
           <w:p>
-            <w:r/>
             <w:r>
-              <w:rPr>
-                <w:rFonts w:ascii="Times New Roman" w:hAnsi="Times New Roman"/>
-                <w:sz w:val="21"/>
-              </w:rPr>
-              <w:t>PK: id (AUTOINCREMENT)</w:t>
-              <w:br/>
-              <w:t>UNIQUE: username</w:t>
-            </w:r>
-          </w:p>
-        </w:tc>
-        <w:tc>
-          <w:tcPr>
-            <w:tcW w:type="dxa" w:w="2448"/>
-            <w:shd w:val="clear" w:color="auto" w:fill="FFFFFF"/>
-            <w:tcMar>
-              <w:top w:w="80" w:type="dxa"/>
-              <w:bottom w:w="80" w:type="dxa"/>
-              <w:left w:w="120" w:type="dxa"/>
-              <w:right w:w="120" w:type="dxa"/>
-            </w:tcMar>
-          </w:tcPr>
-          <w:p>
-            <w:r/>
-            <w:r>
-              <w:rPr>
-                <w:rFonts w:ascii="Times New Roman" w:hAnsi="Times New Roman"/>
-                <w:sz w:val="21"/>
-              </w:rPr>
-              <w:t>username, password, avatar, role ('Admin'/'User'/'Moderator'), status (1: hoạt động, 0: bị khóa), lock_reason, gold, gems, xp, level, streak, total_reps, stage, last_workout_date.</w:t>
+              <w:t>Dòng 51 – 66</w:t>
             </w:r>
           </w:p>
         </w:tc>
@@ -1163,94 +1613,31 @@
       <w:tr>
         <w:tc>
           <w:tcPr>
-            <w:tcW w:type="dxa" w:w="2448"/>
-            <w:shd w:val="clear" w:color="auto" w:fill="F8FAFC"/>
-            <w:tcMar>
-              <w:top w:w="80" w:type="dxa"/>
-              <w:bottom w:w="80" w:type="dxa"/>
-              <w:left w:w="120" w:type="dxa"/>
-              <w:right w:w="120" w:type="dxa"/>
-            </w:tcMar>
+            <w:tcW w:type="dxa" w:w="2880"/>
           </w:tcPr>
           <w:p>
-            <w:r/>
             <w:r>
-              <w:rPr>
-                <w:rFonts w:ascii="Times New Roman" w:hAnsi="Times New Roman"/>
-                <w:b/>
-                <w:sz w:val="21"/>
-              </w:rPr>
-              <w:t>2</w:t>
+              <w:t>Đảm bảo cột phân quyền, gán Root Admin Hachimi &amp; tạo bảng pvp_matches</w:t>
             </w:r>
           </w:p>
         </w:tc>
         <w:tc>
           <w:tcPr>
-            <w:tcW w:type="dxa" w:w="2448"/>
-            <w:shd w:val="clear" w:color="auto" w:fill="F8FAFC"/>
-            <w:tcMar>
-              <w:top w:w="80" w:type="dxa"/>
-              <w:bottom w:w="80" w:type="dxa"/>
-              <w:left w:w="120" w:type="dxa"/>
-              <w:right w:w="120" w:type="dxa"/>
-            </w:tcMar>
+            <w:tcW w:type="dxa" w:w="2880"/>
           </w:tcPr>
           <w:p>
-            <w:r/>
             <w:r>
-              <w:rPr>
-                <w:rFonts w:ascii="Times New Roman" w:hAnsi="Times New Roman"/>
-                <w:sz w:val="21"/>
-              </w:rPr>
-              <w:t>items</w:t>
-              <w:br/>
-              <w:t>(Dòng 112)</w:t>
+              <w:t>VigilSqlDb.java</w:t>
             </w:r>
           </w:p>
         </w:tc>
         <w:tc>
           <w:tcPr>
-            <w:tcW w:type="dxa" w:w="2448"/>
-            <w:shd w:val="clear" w:color="auto" w:fill="F8FAFC"/>
-            <w:tcMar>
-              <w:top w:w="80" w:type="dxa"/>
-              <w:bottom w:w="80" w:type="dxa"/>
-              <w:left w:w="120" w:type="dxa"/>
-              <w:right w:w="120" w:type="dxa"/>
-            </w:tcMar>
+            <w:tcW w:type="dxa" w:w="2880"/>
           </w:tcPr>
           <w:p>
-            <w:r/>
             <w:r>
-              <w:rPr>
-                <w:rFonts w:ascii="Times New Roman" w:hAnsi="Times New Roman"/>
-                <w:sz w:val="21"/>
-              </w:rPr>
-              <w:t>PK: id (TEXT)</w:t>
-              <w:br/>
-              <w:t>VD: 'helm_bronze'</w:t>
-            </w:r>
-          </w:p>
-        </w:tc>
-        <w:tc>
-          <w:tcPr>
-            <w:tcW w:type="dxa" w:w="2448"/>
-            <w:shd w:val="clear" w:color="auto" w:fill="F8FAFC"/>
-            <w:tcMar>
-              <w:top w:w="80" w:type="dxa"/>
-              <w:bottom w:w="80" w:type="dxa"/>
-              <w:left w:w="120" w:type="dxa"/>
-              <w:right w:w="120" w:type="dxa"/>
-            </w:tcMar>
-          </w:tcPr>
-          <w:p>
-            <w:r/>
-            <w:r>
-              <w:rPr>
-                <w:rFonts w:ascii="Times New Roman" w:hAnsi="Times New Roman"/>
-                <w:sz w:val="21"/>
-              </w:rPr>
-              <w:t>name, slot (HELMET, ARMOR, GLOVES, BOOTS, AMULET, WEAPON), rarity (8 bậc từ COMMON -&gt; DIVINE), price_gold, price_gems, bonus_str, bonus_end, bonus_pre, bonus_luck, description, icon.</w:t>
+              <w:t>Dòng 69 – 109</w:t>
             </w:r>
           </w:p>
         </w:tc>
@@ -1258,96 +1645,31 @@
       <w:tr>
         <w:tc>
           <w:tcPr>
-            <w:tcW w:type="dxa" w:w="2448"/>
-            <w:shd w:val="clear" w:color="auto" w:fill="FFFFFF"/>
-            <w:tcMar>
-              <w:top w:w="80" w:type="dxa"/>
-              <w:bottom w:w="80" w:type="dxa"/>
-              <w:left w:w="120" w:type="dxa"/>
-              <w:right w:w="120" w:type="dxa"/>
-            </w:tcMar>
+            <w:tcW w:type="dxa" w:w="2880"/>
           </w:tcPr>
           <w:p>
-            <w:r/>
             <w:r>
-              <w:rPr>
-                <w:rFonts w:ascii="Times New Roman" w:hAnsi="Times New Roman"/>
-                <w:b/>
-                <w:sz w:val="21"/>
-              </w:rPr>
-              <w:t>3</w:t>
+              <w:t>Tạo mới các bảng SQLite (users, items, inventory, guilds...)</w:t>
             </w:r>
           </w:p>
         </w:tc>
         <w:tc>
           <w:tcPr>
-            <w:tcW w:type="dxa" w:w="2448"/>
-            <w:shd w:val="clear" w:color="auto" w:fill="FFFFFF"/>
-            <w:tcMar>
-              <w:top w:w="80" w:type="dxa"/>
-              <w:bottom w:w="80" w:type="dxa"/>
-              <w:left w:w="120" w:type="dxa"/>
-              <w:right w:w="120" w:type="dxa"/>
-            </w:tcMar>
+            <w:tcW w:type="dxa" w:w="2880"/>
           </w:tcPr>
           <w:p>
-            <w:r/>
             <w:r>
-              <w:rPr>
-                <w:rFonts w:ascii="Times New Roman" w:hAnsi="Times New Roman"/>
-                <w:sz w:val="21"/>
-              </w:rPr>
-              <w:t>user_inventory</w:t>
-              <w:br/>
-              <w:t>(Dòng 128)</w:t>
+              <w:t>VigilSqlDb.java</w:t>
             </w:r>
           </w:p>
         </w:tc>
         <w:tc>
           <w:tcPr>
-            <w:tcW w:type="dxa" w:w="2448"/>
-            <w:shd w:val="clear" w:color="auto" w:fill="FFFFFF"/>
-            <w:tcMar>
-              <w:top w:w="80" w:type="dxa"/>
-              <w:bottom w:w="80" w:type="dxa"/>
-              <w:left w:w="120" w:type="dxa"/>
-              <w:right w:w="120" w:type="dxa"/>
-            </w:tcMar>
+            <w:tcW w:type="dxa" w:w="2880"/>
           </w:tcPr>
           <w:p>
-            <w:r/>
             <w:r>
-              <w:rPr>
-                <w:rFonts w:ascii="Times New Roman" w:hAnsi="Times New Roman"/>
-                <w:sz w:val="21"/>
-              </w:rPr>
-              <w:t>PK: id</w:t>
-              <w:br/>
-              <w:t>FK: user_id -&gt; users(id)</w:t>
-              <w:br/>
-              <w:t>FK: item_id -&gt; items(id)</w:t>
-            </w:r>
-          </w:p>
-        </w:tc>
-        <w:tc>
-          <w:tcPr>
-            <w:tcW w:type="dxa" w:w="2448"/>
-            <w:shd w:val="clear" w:color="auto" w:fill="FFFFFF"/>
-            <w:tcMar>
-              <w:top w:w="80" w:type="dxa"/>
-              <w:bottom w:w="80" w:type="dxa"/>
-              <w:left w:w="120" w:type="dxa"/>
-              <w:right w:w="120" w:type="dxa"/>
-            </w:tcMar>
-          </w:tcPr>
-          <w:p>
-            <w:r/>
-            <w:r>
-              <w:rPr>
-                <w:rFonts w:ascii="Times New Roman" w:hAnsi="Times New Roman"/>
-                <w:sz w:val="21"/>
-              </w:rPr>
-              <w:t>Lưu túi đồ của người chơi. Cột is_equipped (1: đang mặc trên người, 0: cất trong túi), acquired_at (ngày nhận đồ).</w:t>
+              <w:t>Dòng 112 – 300</w:t>
             </w:r>
           </w:p>
         </w:tc>
@@ -1355,94 +1677,31 @@
       <w:tr>
         <w:tc>
           <w:tcPr>
-            <w:tcW w:type="dxa" w:w="2448"/>
-            <w:shd w:val="clear" w:color="auto" w:fill="F8FAFC"/>
-            <w:tcMar>
-              <w:top w:w="80" w:type="dxa"/>
-              <w:bottom w:w="80" w:type="dxa"/>
-              <w:left w:w="120" w:type="dxa"/>
-              <w:right w:w="120" w:type="dxa"/>
-            </w:tcMar>
+            <w:tcW w:type="dxa" w:w="2880"/>
           </w:tcPr>
           <w:p>
-            <w:r/>
             <w:r>
-              <w:rPr>
-                <w:rFonts w:ascii="Times New Roman" w:hAnsi="Times New Roman"/>
-                <w:b/>
-                <w:sz w:val="21"/>
-              </w:rPr>
-              <w:t>4</w:t>
+              <w:t>Khởi tạo kho 48 vật phẩm gốc (6 vị trí x 8 phẩm cấp)</w:t>
             </w:r>
           </w:p>
         </w:tc>
         <w:tc>
           <w:tcPr>
-            <w:tcW w:type="dxa" w:w="2448"/>
-            <w:shd w:val="clear" w:color="auto" w:fill="F8FAFC"/>
-            <w:tcMar>
-              <w:top w:w="80" w:type="dxa"/>
-              <w:bottom w:w="80" w:type="dxa"/>
-              <w:left w:w="120" w:type="dxa"/>
-              <w:right w:w="120" w:type="dxa"/>
-            </w:tcMar>
+            <w:tcW w:type="dxa" w:w="2880"/>
           </w:tcPr>
           <w:p>
-            <w:r/>
             <w:r>
-              <w:rPr>
-                <w:rFonts w:ascii="Times New Roman" w:hAnsi="Times New Roman"/>
-                <w:sz w:val="21"/>
-              </w:rPr>
-              <w:t>workouts</w:t>
-              <w:br/>
-              <w:t>(Dòng 139)</w:t>
+              <w:t>VigilSqlDb.java</w:t>
             </w:r>
           </w:p>
         </w:tc>
         <w:tc>
           <w:tcPr>
-            <w:tcW w:type="dxa" w:w="2448"/>
-            <w:shd w:val="clear" w:color="auto" w:fill="F8FAFC"/>
-            <w:tcMar>
-              <w:top w:w="80" w:type="dxa"/>
-              <w:bottom w:w="80" w:type="dxa"/>
-              <w:left w:w="120" w:type="dxa"/>
-              <w:right w:w="120" w:type="dxa"/>
-            </w:tcMar>
+            <w:tcW w:type="dxa" w:w="2880"/>
           </w:tcPr>
           <w:p>
-            <w:r/>
             <w:r>
-              <w:rPr>
-                <w:rFonts w:ascii="Times New Roman" w:hAnsi="Times New Roman"/>
-                <w:sz w:val="21"/>
-              </w:rPr>
-              <w:t>PK: id</w:t>
-              <w:br/>
-              <w:t>FK: user_id -&gt; users(id)</w:t>
-            </w:r>
-          </w:p>
-        </w:tc>
-        <w:tc>
-          <w:tcPr>
-            <w:tcW w:type="dxa" w:w="2448"/>
-            <w:shd w:val="clear" w:color="auto" w:fill="F8FAFC"/>
-            <w:tcMar>
-              <w:top w:w="80" w:type="dxa"/>
-              <w:bottom w:w="80" w:type="dxa"/>
-              <w:left w:w="120" w:type="dxa"/>
-              <w:right w:w="120" w:type="dxa"/>
-            </w:tcMar>
-          </w:tcPr>
-          <w:p>
-            <w:r/>
-            <w:r>
-              <w:rPr>
-                <w:rFonts w:ascii="Times New Roman" w:hAnsi="Times New Roman"/>
-                <w:sz w:val="21"/>
-              </w:rPr>
-              <w:t>Lưu lịch sử từng buổi tập: exercise (PUSHUP, SQUAT...), reps, hold_seconds, score, xp_earned, gold_earned, dropped_item_id, created_at.</w:t>
+              <w:t>Dòng 505 – 584</w:t>
             </w:r>
           </w:p>
         </w:tc>
@@ -1450,94 +1709,31 @@
       <w:tr>
         <w:tc>
           <w:tcPr>
-            <w:tcW w:type="dxa" w:w="2448"/>
-            <w:shd w:val="clear" w:color="auto" w:fill="FFFFFF"/>
-            <w:tcMar>
-              <w:top w:w="80" w:type="dxa"/>
-              <w:bottom w:w="80" w:type="dxa"/>
-              <w:left w:w="120" w:type="dxa"/>
-              <w:right w:w="120" w:type="dxa"/>
-            </w:tcMar>
+            <w:tcW w:type="dxa" w:w="2880"/>
           </w:tcPr>
           <w:p>
-            <w:r/>
             <w:r>
-              <w:rPr>
-                <w:rFonts w:ascii="Times New Roman" w:hAnsi="Times New Roman"/>
-                <w:b/>
-                <w:sz w:val="21"/>
-              </w:rPr>
-              <w:t>5</w:t>
+              <w:t>Mua, bán, trang bị vật phẩm trong Cửa hàng (Transaction)</w:t>
             </w:r>
           </w:p>
         </w:tc>
         <w:tc>
           <w:tcPr>
-            <w:tcW w:type="dxa" w:w="2448"/>
-            <w:shd w:val="clear" w:color="auto" w:fill="FFFFFF"/>
-            <w:tcMar>
-              <w:top w:w="80" w:type="dxa"/>
-              <w:bottom w:w="80" w:type="dxa"/>
-              <w:left w:w="120" w:type="dxa"/>
-              <w:right w:w="120" w:type="dxa"/>
-            </w:tcMar>
+            <w:tcW w:type="dxa" w:w="2880"/>
           </w:tcPr>
           <w:p>
-            <w:r/>
             <w:r>
-              <w:rPr>
-                <w:rFonts w:ascii="Times New Roman" w:hAnsi="Times New Roman"/>
-                <w:sz w:val="21"/>
-              </w:rPr>
-              <w:t>friends</w:t>
-              <w:br/>
-              <w:t>(Dòng 153)</w:t>
+              <w:t>VigilSqlDb.java</w:t>
             </w:r>
           </w:p>
         </w:tc>
         <w:tc>
           <w:tcPr>
-            <w:tcW w:type="dxa" w:w="2448"/>
-            <w:shd w:val="clear" w:color="auto" w:fill="FFFFFF"/>
-            <w:tcMar>
-              <w:top w:w="80" w:type="dxa"/>
-              <w:bottom w:w="80" w:type="dxa"/>
-              <w:left w:w="120" w:type="dxa"/>
-              <w:right w:w="120" w:type="dxa"/>
-            </w:tcMar>
+            <w:tcW w:type="dxa" w:w="2880"/>
           </w:tcPr>
           <w:p>
-            <w:r/>
             <w:r>
-              <w:rPr>
-                <w:rFonts w:ascii="Times New Roman" w:hAnsi="Times New Roman"/>
-                <w:sz w:val="21"/>
-              </w:rPr>
-              <w:t>PK: id</w:t>
-              <w:br/>
-              <w:t>UNIQUE(user_id, friend_id)</w:t>
-            </w:r>
-          </w:p>
-        </w:tc>
-        <w:tc>
-          <w:tcPr>
-            <w:tcW w:type="dxa" w:w="2448"/>
-            <w:shd w:val="clear" w:color="auto" w:fill="FFFFFF"/>
-            <w:tcMar>
-              <w:top w:w="80" w:type="dxa"/>
-              <w:bottom w:w="80" w:type="dxa"/>
-              <w:left w:w="120" w:type="dxa"/>
-              <w:right w:w="120" w:type="dxa"/>
-            </w:tcMar>
-          </w:tcPr>
-          <w:p>
-            <w:r/>
-            <w:r>
-              <w:rPr>
-                <w:rFonts w:ascii="Times New Roman" w:hAnsi="Times New Roman"/>
-                <w:sz w:val="21"/>
-              </w:rPr>
-              <w:t>Lưu danh sách bạn bè 2 chiều. Khi A kết bạn với B sẽ chèn 2 dòng: (A, B) và (B, A).</w:t>
+              <w:t>Dòng 641 – 743</w:t>
             </w:r>
           </w:p>
         </w:tc>
@@ -1545,94 +1741,31 @@
       <w:tr>
         <w:tc>
           <w:tcPr>
-            <w:tcW w:type="dxa" w:w="2448"/>
-            <w:shd w:val="clear" w:color="auto" w:fill="F8FAFC"/>
-            <w:tcMar>
-              <w:top w:w="80" w:type="dxa"/>
-              <w:bottom w:w="80" w:type="dxa"/>
-              <w:left w:w="120" w:type="dxa"/>
-              <w:right w:w="120" w:type="dxa"/>
-            </w:tcMar>
+            <w:tcW w:type="dxa" w:w="2880"/>
           </w:tcPr>
           <w:p>
-            <w:r/>
             <w:r>
-              <w:rPr>
-                <w:rFonts w:ascii="Times New Roman" w:hAnsi="Times New Roman"/>
-                <w:b/>
-                <w:sz w:val="21"/>
-              </w:rPr>
-              <w:t>6</w:t>
+              <w:t>Thêm/Sửa/Xóa/Khôi phục Vật phẩm Cửa hàng cho Admin</w:t>
             </w:r>
           </w:p>
         </w:tc>
         <w:tc>
           <w:tcPr>
-            <w:tcW w:type="dxa" w:w="2448"/>
-            <w:shd w:val="clear" w:color="auto" w:fill="F8FAFC"/>
-            <w:tcMar>
-              <w:top w:w="80" w:type="dxa"/>
-              <w:bottom w:w="80" w:type="dxa"/>
-              <w:left w:w="120" w:type="dxa"/>
-              <w:right w:w="120" w:type="dxa"/>
-            </w:tcMar>
+            <w:tcW w:type="dxa" w:w="2880"/>
           </w:tcPr>
           <w:p>
-            <w:r/>
             <w:r>
-              <w:rPr>
-                <w:rFonts w:ascii="Times New Roman" w:hAnsi="Times New Roman"/>
-                <w:sz w:val="21"/>
-              </w:rPr>
-              <w:t>guilds</w:t>
-              <w:br/>
-              <w:t>(Dòng 164)</w:t>
+              <w:t>VigilSqlDb.java</w:t>
             </w:r>
           </w:p>
         </w:tc>
         <w:tc>
           <w:tcPr>
-            <w:tcW w:type="dxa" w:w="2448"/>
-            <w:shd w:val="clear" w:color="auto" w:fill="F8FAFC"/>
-            <w:tcMar>
-              <w:top w:w="80" w:type="dxa"/>
-              <w:bottom w:w="80" w:type="dxa"/>
-              <w:left w:w="120" w:type="dxa"/>
-              <w:right w:w="120" w:type="dxa"/>
-            </w:tcMar>
+            <w:tcW w:type="dxa" w:w="2880"/>
           </w:tcPr>
           <w:p>
-            <w:r/>
             <w:r>
-              <w:rPr>
-                <w:rFonts w:ascii="Times New Roman" w:hAnsi="Times New Roman"/>
-                <w:sz w:val="21"/>
-              </w:rPr>
-              <w:t>PK: id</w:t>
-              <w:br/>
-              <w:t>UNIQUE: name</w:t>
-            </w:r>
-          </w:p>
-        </w:tc>
-        <w:tc>
-          <w:tcPr>
-            <w:tcW w:type="dxa" w:w="2448"/>
-            <w:shd w:val="clear" w:color="auto" w:fill="F8FAFC"/>
-            <w:tcMar>
-              <w:top w:w="80" w:type="dxa"/>
-              <w:bottom w:w="80" w:type="dxa"/>
-              <w:left w:w="120" w:type="dxa"/>
-              <w:right w:w="120" w:type="dxa"/>
-            </w:tcMar>
-          </w:tcPr>
-          <w:p>
-            <w:r/>
-            <w:r>
-              <w:rPr>
-                <w:rFonts w:ascii="Times New Roman" w:hAnsi="Times New Roman"/>
-                <w:sz w:val="21"/>
-              </w:rPr>
-              <w:t>Thông tin Bang hội: name, badge (biểu tượng), slogan, leader_id (ID chủ bang), level, created_at.</w:t>
+              <w:t>Dòng 2792 – 2837</w:t>
             </w:r>
           </w:p>
         </w:tc>
@@ -1640,94 +1773,31 @@
       <w:tr>
         <w:tc>
           <w:tcPr>
-            <w:tcW w:type="dxa" w:w="2448"/>
-            <w:shd w:val="clear" w:color="auto" w:fill="FFFFFF"/>
-            <w:tcMar>
-              <w:top w:w="80" w:type="dxa"/>
-              <w:bottom w:w="80" w:type="dxa"/>
-              <w:left w:w="120" w:type="dxa"/>
-              <w:right w:w="120" w:type="dxa"/>
-            </w:tcMar>
+            <w:tcW w:type="dxa" w:w="2880"/>
           </w:tcPr>
           <w:p>
-            <w:r/>
             <w:r>
-              <w:rPr>
-                <w:rFonts w:ascii="Times New Roman" w:hAnsi="Times New Roman"/>
-                <w:b/>
-                <w:sz w:val="21"/>
-              </w:rPr>
-              <w:t>7</w:t>
+              <w:t>Ghi nhận kết quả &amp; Lịch sử Đấu Trường Solo PvP 1v1</w:t>
             </w:r>
           </w:p>
         </w:tc>
         <w:tc>
           <w:tcPr>
-            <w:tcW w:type="dxa" w:w="2448"/>
-            <w:shd w:val="clear" w:color="auto" w:fill="FFFFFF"/>
-            <w:tcMar>
-              <w:top w:w="80" w:type="dxa"/>
-              <w:bottom w:w="80" w:type="dxa"/>
-              <w:left w:w="120" w:type="dxa"/>
-              <w:right w:w="120" w:type="dxa"/>
-            </w:tcMar>
+            <w:tcW w:type="dxa" w:w="2880"/>
           </w:tcPr>
           <w:p>
-            <w:r/>
             <w:r>
-              <w:rPr>
-                <w:rFonts w:ascii="Times New Roman" w:hAnsi="Times New Roman"/>
-                <w:sz w:val="21"/>
-              </w:rPr>
-              <w:t>guild_members</w:t>
-              <w:br/>
-              <w:t>(Dòng 175)</w:t>
+              <w:t>VigilSqlDb.java</w:t>
             </w:r>
           </w:p>
         </w:tc>
         <w:tc>
           <w:tcPr>
-            <w:tcW w:type="dxa" w:w="2448"/>
-            <w:shd w:val="clear" w:color="auto" w:fill="FFFFFF"/>
-            <w:tcMar>
-              <w:top w:w="80" w:type="dxa"/>
-              <w:bottom w:w="80" w:type="dxa"/>
-              <w:left w:w="120" w:type="dxa"/>
-              <w:right w:w="120" w:type="dxa"/>
-            </w:tcMar>
+            <w:tcW w:type="dxa" w:w="2880"/>
           </w:tcPr>
           <w:p>
-            <w:r/>
             <w:r>
-              <w:rPr>
-                <w:rFonts w:ascii="Times New Roman" w:hAnsi="Times New Roman"/>
-                <w:sz w:val="21"/>
-              </w:rPr>
-              <w:t>PK: id</w:t>
-              <w:br/>
-              <w:t>UNIQUE: user_id</w:t>
-            </w:r>
-          </w:p>
-        </w:tc>
-        <w:tc>
-          <w:tcPr>
-            <w:tcW w:type="dxa" w:w="2448"/>
-            <w:shd w:val="clear" w:color="auto" w:fill="FFFFFF"/>
-            <w:tcMar>
-              <w:top w:w="80" w:type="dxa"/>
-              <w:bottom w:w="80" w:type="dxa"/>
-              <w:left w:w="120" w:type="dxa"/>
-              <w:right w:w="120" w:type="dxa"/>
-            </w:tcMar>
-          </w:tcPr>
-          <w:p>
-            <w:r/>
-            <w:r>
-              <w:rPr>
-                <w:rFonts w:ascii="Times New Roman" w:hAnsi="Times New Roman"/>
-                <w:sz w:val="21"/>
-              </w:rPr>
-              <w:t>Thành viên trong bang: guild_id, user_id (UNIQUE để mỗi người chỉ tham gia tối đa 1 bang), role ('LEADER' / 'MEMBER').</w:t>
+              <w:t>Dòng 2629 – 2789</w:t>
             </w:r>
           </w:p>
         </w:tc>
@@ -1735,94 +1805,31 @@
       <w:tr>
         <w:tc>
           <w:tcPr>
-            <w:tcW w:type="dxa" w:w="2448"/>
-            <w:shd w:val="clear" w:color="auto" w:fill="F8FAFC"/>
-            <w:tcMar>
-              <w:top w:w="80" w:type="dxa"/>
-              <w:bottom w:w="80" w:type="dxa"/>
-              <w:left w:w="120" w:type="dxa"/>
-              <w:right w:w="120" w:type="dxa"/>
-            </w:tcMar>
+            <w:tcW w:type="dxa" w:w="2880"/>
           </w:tcPr>
           <w:p>
-            <w:r/>
             <w:r>
-              <w:rPr>
-                <w:rFonts w:ascii="Times New Roman" w:hAnsi="Times New Roman"/>
-                <w:b/>
-                <w:sz w:val="21"/>
-              </w:rPr>
-              <w:t>8</w:t>
+              <w:t>Tầng Repository của Admin (User, Monster, AI, Anti-Cheat, Shop Items)</w:t>
             </w:r>
           </w:p>
         </w:tc>
         <w:tc>
           <w:tcPr>
-            <w:tcW w:type="dxa" w:w="2448"/>
-            <w:shd w:val="clear" w:color="auto" w:fill="F8FAFC"/>
-            <w:tcMar>
-              <w:top w:w="80" w:type="dxa"/>
-              <w:bottom w:w="80" w:type="dxa"/>
-              <w:left w:w="120" w:type="dxa"/>
-              <w:right w:w="120" w:type="dxa"/>
-            </w:tcMar>
+            <w:tcW w:type="dxa" w:w="2880"/>
           </w:tcPr>
           <w:p>
-            <w:r/>
             <w:r>
-              <w:rPr>
-                <w:rFonts w:ascii="Times New Roman" w:hAnsi="Times New Roman"/>
-                <w:sz w:val="21"/>
-              </w:rPr>
-              <w:t>boss_clears</w:t>
-              <w:br/>
-              <w:t>(Dòng 186)</w:t>
+              <w:t>AdminRepository.kt</w:t>
             </w:r>
           </w:p>
         </w:tc>
         <w:tc>
           <w:tcPr>
-            <w:tcW w:type="dxa" w:w="2448"/>
-            <w:shd w:val="clear" w:color="auto" w:fill="F8FAFC"/>
-            <w:tcMar>
-              <w:top w:w="80" w:type="dxa"/>
-              <w:bottom w:w="80" w:type="dxa"/>
-              <w:left w:w="120" w:type="dxa"/>
-              <w:right w:w="120" w:type="dxa"/>
-            </w:tcMar>
+            <w:tcW w:type="dxa" w:w="2880"/>
           </w:tcPr>
           <w:p>
-            <w:r/>
             <w:r>
-              <w:rPr>
-                <w:rFonts w:ascii="Times New Roman" w:hAnsi="Times New Roman"/>
-                <w:sz w:val="21"/>
-              </w:rPr>
-              <w:t>PK: id</w:t>
-              <w:br/>
-              <w:t>UNIQUE(user_id, stage_id)</w:t>
-            </w:r>
-          </w:p>
-        </w:tc>
-        <w:tc>
-          <w:tcPr>
-            <w:tcW w:type="dxa" w:w="2448"/>
-            <w:shd w:val="clear" w:color="auto" w:fill="F8FAFC"/>
-            <w:tcMar>
-              <w:top w:w="80" w:type="dxa"/>
-              <w:bottom w:w="80" w:type="dxa"/>
-              <w:left w:w="120" w:type="dxa"/>
-              <w:right w:w="120" w:type="dxa"/>
-            </w:tcMar>
-          </w:tcPr>
-          <w:p>
-            <w:r/>
-            <w:r>
-              <w:rPr>
-                <w:rFonts w:ascii="Times New Roman" w:hAnsi="Times New Roman"/>
-                <w:sz w:val="21"/>
-              </w:rPr>
-              <w:t>Đánh dấu người chơi đã hạ gục Boss ở chương (stage_id) nào để mở khóa chương tiếp theo.</w:t>
+              <w:t>Dòng 19 – 231</w:t>
             </w:r>
           </w:p>
         </w:tc>
@@ -1830,92 +1837,31 @@
       <w:tr>
         <w:tc>
           <w:tcPr>
-            <w:tcW w:type="dxa" w:w="2448"/>
-            <w:shd w:val="clear" w:color="auto" w:fill="FFFFFF"/>
-            <w:tcMar>
-              <w:top w:w="80" w:type="dxa"/>
-              <w:bottom w:w="80" w:type="dxa"/>
-              <w:left w:w="120" w:type="dxa"/>
-              <w:right w:w="120" w:type="dxa"/>
-            </w:tcMar>
+            <w:tcW w:type="dxa" w:w="2880"/>
           </w:tcPr>
           <w:p>
-            <w:r/>
             <w:r>
-              <w:rPr>
-                <w:rFonts w:ascii="Times New Roman" w:hAnsi="Times New Roman"/>
-                <w:b/>
-                <w:sz w:val="21"/>
-              </w:rPr>
-              <w:t>9</w:t>
+              <w:t>Thanh chọn 5 Tab Quản Trị (Người Chơi, Vật Phẩm, Quái Vật, Góc AI, Gian Lận)</w:t>
             </w:r>
           </w:p>
         </w:tc>
         <w:tc>
           <w:tcPr>
-            <w:tcW w:type="dxa" w:w="2448"/>
-            <w:shd w:val="clear" w:color="auto" w:fill="FFFFFF"/>
-            <w:tcMar>
-              <w:top w:w="80" w:type="dxa"/>
-              <w:bottom w:w="80" w:type="dxa"/>
-              <w:left w:w="120" w:type="dxa"/>
-              <w:right w:w="120" w:type="dxa"/>
-            </w:tcMar>
+            <w:tcW w:type="dxa" w:w="2880"/>
           </w:tcPr>
           <w:p>
-            <w:r/>
             <w:r>
-              <w:rPr>
-                <w:rFonts w:ascii="Times New Roman" w:hAnsi="Times New Roman"/>
-                <w:sz w:val="21"/>
-              </w:rPr>
-              <w:t>weekly_checkins</w:t>
-              <w:br/>
-              <w:t>(Dòng 195)</w:t>
+              <w:t>AdminScreen.kt</w:t>
             </w:r>
           </w:p>
         </w:tc>
         <w:tc>
           <w:tcPr>
-            <w:tcW w:type="dxa" w:w="2448"/>
-            <w:shd w:val="clear" w:color="auto" w:fill="FFFFFF"/>
-            <w:tcMar>
-              <w:top w:w="80" w:type="dxa"/>
-              <w:bottom w:w="80" w:type="dxa"/>
-              <w:left w:w="120" w:type="dxa"/>
-              <w:right w:w="120" w:type="dxa"/>
-            </w:tcMar>
+            <w:tcW w:type="dxa" w:w="2880"/>
           </w:tcPr>
           <w:p>
-            <w:r/>
             <w:r>
-              <w:rPr>
-                <w:rFonts w:ascii="Times New Roman" w:hAnsi="Times New Roman"/>
-                <w:sz w:val="21"/>
-              </w:rPr>
-              <w:t>PK: user_id</w:t>
-            </w:r>
-          </w:p>
-        </w:tc>
-        <w:tc>
-          <w:tcPr>
-            <w:tcW w:type="dxa" w:w="2448"/>
-            <w:shd w:val="clear" w:color="auto" w:fill="FFFFFF"/>
-            <w:tcMar>
-              <w:top w:w="80" w:type="dxa"/>
-              <w:bottom w:w="80" w:type="dxa"/>
-              <w:left w:w="120" w:type="dxa"/>
-              <w:right w:w="120" w:type="dxa"/>
-            </w:tcMar>
-          </w:tcPr>
-          <w:p>
-            <w:r/>
-            <w:r>
-              <w:rPr>
-                <w:rFonts w:ascii="Times New Roman" w:hAnsi="Times New Roman"/>
-                <w:sz w:val="21"/>
-              </w:rPr>
-              <w:t>Lưu tiến độ điểm danh 7 ngày: checkin_day (1..7), last_date (ngày vừa điểm danh), week_key (ngày thứ Hai đầu tuần để sang tuần mới tự reset).</w:t>
+              <w:t>Dòng 126 – 170</w:t>
             </w:r>
           </w:p>
         </w:tc>
@@ -1923,94 +1869,31 @@
       <w:tr>
         <w:tc>
           <w:tcPr>
-            <w:tcW w:type="dxa" w:w="2448"/>
-            <w:shd w:val="clear" w:color="auto" w:fill="F8FAFC"/>
-            <w:tcMar>
-              <w:top w:w="80" w:type="dxa"/>
-              <w:bottom w:w="80" w:type="dxa"/>
-              <w:left w:w="120" w:type="dxa"/>
-              <w:right w:w="120" w:type="dxa"/>
-            </w:tcMar>
+            <w:tcW w:type="dxa" w:w="2880"/>
           </w:tcPr>
           <w:p>
-            <w:r/>
             <w:r>
-              <w:rPr>
-                <w:rFonts w:ascii="Times New Roman" w:hAnsi="Times New Roman"/>
-                <w:b/>
-                <w:sz w:val="21"/>
-              </w:rPr>
-              <w:t>10</w:t>
+              <w:t>Giao diện Admin Tab 1 – Quản lý Người Chơi &amp; Phân quyền Role</w:t>
             </w:r>
           </w:p>
         </w:tc>
         <w:tc>
           <w:tcPr>
-            <w:tcW w:type="dxa" w:w="2448"/>
-            <w:shd w:val="clear" w:color="auto" w:fill="F8FAFC"/>
-            <w:tcMar>
-              <w:top w:w="80" w:type="dxa"/>
-              <w:bottom w:w="80" w:type="dxa"/>
-              <w:left w:w="120" w:type="dxa"/>
-              <w:right w:w="120" w:type="dxa"/>
-            </w:tcMar>
+            <w:tcW w:type="dxa" w:w="2880"/>
           </w:tcPr>
           <w:p>
-            <w:r/>
             <w:r>
-              <w:rPr>
-                <w:rFonts w:ascii="Times New Roman" w:hAnsi="Times New Roman"/>
-                <w:sz w:val="21"/>
-              </w:rPr>
-              <w:t>quest_claims</w:t>
-              <w:br/>
-              <w:t>(Dòng 203)</w:t>
+              <w:t>AdminScreen.kt</w:t>
             </w:r>
           </w:p>
         </w:tc>
         <w:tc>
           <w:tcPr>
-            <w:tcW w:type="dxa" w:w="2448"/>
-            <w:shd w:val="clear" w:color="auto" w:fill="F8FAFC"/>
-            <w:tcMar>
-              <w:top w:w="80" w:type="dxa"/>
-              <w:bottom w:w="80" w:type="dxa"/>
-              <w:left w:w="120" w:type="dxa"/>
-              <w:right w:w="120" w:type="dxa"/>
-            </w:tcMar>
+            <w:tcW w:type="dxa" w:w="2880"/>
           </w:tcPr>
           <w:p>
-            <w:r/>
             <w:r>
-              <w:rPr>
-                <w:rFonts w:ascii="Times New Roman" w:hAnsi="Times New Roman"/>
-                <w:sz w:val="21"/>
-              </w:rPr>
-              <w:t>PK: id</w:t>
-              <w:br/>
-              <w:t>UNIQUE(user_id, quest_id, period_key)</w:t>
-            </w:r>
-          </w:p>
-        </w:tc>
-        <w:tc>
-          <w:tcPr>
-            <w:tcW w:type="dxa" w:w="2448"/>
-            <w:shd w:val="clear" w:color="auto" w:fill="F8FAFC"/>
-            <w:tcMar>
-              <w:top w:w="80" w:type="dxa"/>
-              <w:bottom w:w="80" w:type="dxa"/>
-              <w:left w:w="120" w:type="dxa"/>
-              <w:right w:w="120" w:type="dxa"/>
-            </w:tcMar>
-          </w:tcPr>
-          <w:p>
-            <w:r/>
-            <w:r>
-              <w:rPr>
-                <w:rFonts w:ascii="Times New Roman" w:hAnsi="Times New Roman"/>
-                <w:sz w:val="21"/>
-              </w:rPr>
-              <w:t>Lưu trạng thái đã nhận thưởng nhiệm vụ Ngày/Tuần/Tháng để không nhận trùng lặp.</w:t>
+              <w:t>Dòng 180 – 420</w:t>
             </w:r>
           </w:p>
         </w:tc>
@@ -2018,94 +1901,31 @@
       <w:tr>
         <w:tc>
           <w:tcPr>
-            <w:tcW w:type="dxa" w:w="2448"/>
-            <w:shd w:val="clear" w:color="auto" w:fill="FFFFFF"/>
-            <w:tcMar>
-              <w:top w:w="80" w:type="dxa"/>
-              <w:bottom w:w="80" w:type="dxa"/>
-              <w:left w:w="120" w:type="dxa"/>
-              <w:right w:w="120" w:type="dxa"/>
-            </w:tcMar>
+            <w:tcW w:type="dxa" w:w="2880"/>
           </w:tcPr>
           <w:p>
-            <w:r/>
             <w:r>
-              <w:rPr>
-                <w:rFonts w:ascii="Times New Roman" w:hAnsi="Times New Roman"/>
-                <w:b/>
-                <w:sz w:val="21"/>
-              </w:rPr>
-              <w:t>11</w:t>
+              <w:t>Giao diện Admin Tab 2 – Quản lý Vật Phẩm Cửa Hàng (Thêm/Sửa/Xóa/Lọc)</w:t>
             </w:r>
           </w:p>
         </w:tc>
         <w:tc>
           <w:tcPr>
-            <w:tcW w:type="dxa" w:w="2448"/>
-            <w:shd w:val="clear" w:color="auto" w:fill="FFFFFF"/>
-            <w:tcMar>
-              <w:top w:w="80" w:type="dxa"/>
-              <w:bottom w:w="80" w:type="dxa"/>
-              <w:left w:w="120" w:type="dxa"/>
-              <w:right w:w="120" w:type="dxa"/>
-            </w:tcMar>
+            <w:tcW w:type="dxa" w:w="2880"/>
           </w:tcPr>
           <w:p>
-            <w:r/>
             <w:r>
-              <w:rPr>
-                <w:rFonts w:ascii="Times New Roman" w:hAnsi="Times New Roman"/>
-                <w:sz w:val="21"/>
-              </w:rPr>
-              <w:t>friend_requests</w:t>
-              <w:br/>
-              <w:t>(Dòng 213)</w:t>
+              <w:t>AdminScreen.kt</w:t>
             </w:r>
           </w:p>
         </w:tc>
         <w:tc>
           <w:tcPr>
-            <w:tcW w:type="dxa" w:w="2448"/>
-            <w:shd w:val="clear" w:color="auto" w:fill="FFFFFF"/>
-            <w:tcMar>
-              <w:top w:w="80" w:type="dxa"/>
-              <w:bottom w:w="80" w:type="dxa"/>
-              <w:left w:w="120" w:type="dxa"/>
-              <w:right w:w="120" w:type="dxa"/>
-            </w:tcMar>
+            <w:tcW w:type="dxa" w:w="2880"/>
           </w:tcPr>
           <w:p>
-            <w:r/>
             <w:r>
-              <w:rPr>
-                <w:rFonts w:ascii="Times New Roman" w:hAnsi="Times New Roman"/>
-                <w:sz w:val="21"/>
-              </w:rPr>
-              <w:t>PK: id</w:t>
-              <w:br/>
-              <w:t>UNIQUE(sender_id, receiver_id)</w:t>
-            </w:r>
-          </w:p>
-        </w:tc>
-        <w:tc>
-          <w:tcPr>
-            <w:tcW w:type="dxa" w:w="2448"/>
-            <w:shd w:val="clear" w:color="auto" w:fill="FFFFFF"/>
-            <w:tcMar>
-              <w:top w:w="80" w:type="dxa"/>
-              <w:bottom w:w="80" w:type="dxa"/>
-              <w:left w:w="120" w:type="dxa"/>
-              <w:right w:w="120" w:type="dxa"/>
-            </w:tcMar>
-          </w:tcPr>
-          <w:p>
-            <w:r/>
-            <w:r>
-              <w:rPr>
-                <w:rFonts w:ascii="Times New Roman" w:hAnsi="Times New Roman"/>
-                <w:sz w:val="21"/>
-              </w:rPr>
-              <w:t>Lời mời kết bạn: sender_id, receiver_id, status ('PENDING', 'ACCEPTED', 'DECLINED').</w:t>
+              <w:t>Dòng 421 – 740</w:t>
             </w:r>
           </w:p>
         </w:tc>
@@ -2113,94 +1933,31 @@
       <w:tr>
         <w:tc>
           <w:tcPr>
-            <w:tcW w:type="dxa" w:w="2448"/>
-            <w:shd w:val="clear" w:color="auto" w:fill="F8FAFC"/>
-            <w:tcMar>
-              <w:top w:w="80" w:type="dxa"/>
-              <w:bottom w:w="80" w:type="dxa"/>
-              <w:left w:w="120" w:type="dxa"/>
-              <w:right w:w="120" w:type="dxa"/>
-            </w:tcMar>
+            <w:tcW w:type="dxa" w:w="2880"/>
           </w:tcPr>
           <w:p>
-            <w:r/>
             <w:r>
-              <w:rPr>
-                <w:rFonts w:ascii="Times New Roman" w:hAnsi="Times New Roman"/>
-                <w:b/>
-                <w:sz w:val="21"/>
-              </w:rPr>
-              <w:t>12</w:t>
+              <w:t>Hộp thoại Thêm mới / Chỉnh sửa chi tiết Vật Phẩm Cửa Hàng</w:t>
             </w:r>
           </w:p>
         </w:tc>
         <w:tc>
           <w:tcPr>
-            <w:tcW w:type="dxa" w:w="2448"/>
-            <w:shd w:val="clear" w:color="auto" w:fill="F8FAFC"/>
-            <w:tcMar>
-              <w:top w:w="80" w:type="dxa"/>
-              <w:bottom w:w="80" w:type="dxa"/>
-              <w:left w:w="120" w:type="dxa"/>
-              <w:right w:w="120" w:type="dxa"/>
-            </w:tcMar>
+            <w:tcW w:type="dxa" w:w="2880"/>
           </w:tcPr>
           <w:p>
-            <w:r/>
             <w:r>
-              <w:rPr>
-                <w:rFonts w:ascii="Times New Roman" w:hAnsi="Times New Roman"/>
-                <w:sz w:val="21"/>
-              </w:rPr>
-              <w:t>guild_invitations</w:t>
-              <w:br/>
-              <w:t>(Dòng 225)</w:t>
+              <w:t>AdminScreen.kt</w:t>
             </w:r>
           </w:p>
         </w:tc>
         <w:tc>
           <w:tcPr>
-            <w:tcW w:type="dxa" w:w="2448"/>
-            <w:shd w:val="clear" w:color="auto" w:fill="F8FAFC"/>
-            <w:tcMar>
-              <w:top w:w="80" w:type="dxa"/>
-              <w:bottom w:w="80" w:type="dxa"/>
-              <w:left w:w="120" w:type="dxa"/>
-              <w:right w:w="120" w:type="dxa"/>
-            </w:tcMar>
+            <w:tcW w:type="dxa" w:w="2880"/>
           </w:tcPr>
           <w:p>
-            <w:r/>
             <w:r>
-              <w:rPr>
-                <w:rFonts w:ascii="Times New Roman" w:hAnsi="Times New Roman"/>
-                <w:sz w:val="21"/>
-              </w:rPr>
-              <w:t>PK: id</w:t>
-              <w:br/>
-              <w:t>UNIQUE(guild_id, invitee_id, status)</w:t>
-            </w:r>
-          </w:p>
-        </w:tc>
-        <w:tc>
-          <w:tcPr>
-            <w:tcW w:type="dxa" w:w="2448"/>
-            <w:shd w:val="clear" w:color="auto" w:fill="F8FAFC"/>
-            <w:tcMar>
-              <w:top w:w="80" w:type="dxa"/>
-              <w:bottom w:w="80" w:type="dxa"/>
-              <w:left w:w="120" w:type="dxa"/>
-              <w:right w:w="120" w:type="dxa"/>
-            </w:tcMar>
-          </w:tcPr>
-          <w:p>
-            <w:r/>
-            <w:r>
-              <w:rPr>
-                <w:rFonts w:ascii="Times New Roman" w:hAnsi="Times New Roman"/>
-                <w:sz w:val="21"/>
-              </w:rPr>
-              <w:t>Lời mời gia nhập bang hội do thành viên/chủ bang gửi tới người chơi khác.</w:t>
+              <w:t>Dòng 1405 – 1635</w:t>
             </w:r>
           </w:p>
         </w:tc>
@@ -2208,94 +1965,31 @@
       <w:tr>
         <w:tc>
           <w:tcPr>
-            <w:tcW w:type="dxa" w:w="2448"/>
-            <w:shd w:val="clear" w:color="auto" w:fill="FFFFFF"/>
-            <w:tcMar>
-              <w:top w:w="80" w:type="dxa"/>
-              <w:bottom w:w="80" w:type="dxa"/>
-              <w:left w:w="120" w:type="dxa"/>
-              <w:right w:w="120" w:type="dxa"/>
-            </w:tcMar>
+            <w:tcW w:type="dxa" w:w="2880"/>
           </w:tcPr>
           <w:p>
-            <w:r/>
             <w:r>
-              <w:rPr>
-                <w:rFonts w:ascii="Times New Roman" w:hAnsi="Times New Roman"/>
-                <w:b/>
-                <w:sz w:val="21"/>
-              </w:rPr>
-              <w:t>13</w:t>
+              <w:t>Cấu hình OkHttpClient 10.0.2.2:3000 &amp; các API Admin / Vật phẩm / PvP</w:t>
             </w:r>
           </w:p>
         </w:tc>
         <w:tc>
           <w:tcPr>
-            <w:tcW w:type="dxa" w:w="2448"/>
-            <w:shd w:val="clear" w:color="auto" w:fill="FFFFFF"/>
-            <w:tcMar>
-              <w:top w:w="80" w:type="dxa"/>
-              <w:bottom w:w="80" w:type="dxa"/>
-              <w:left w:w="120" w:type="dxa"/>
-              <w:right w:w="120" w:type="dxa"/>
-            </w:tcMar>
+            <w:tcW w:type="dxa" w:w="2880"/>
           </w:tcPr>
           <w:p>
-            <w:r/>
             <w:r>
-              <w:rPr>
-                <w:rFonts w:ascii="Times New Roman" w:hAnsi="Times New Roman"/>
-                <w:sz w:val="21"/>
-              </w:rPr>
-              <w:t>guild_boss</w:t>
-              <w:br/>
-              <w:t>(Dòng 239)</w:t>
+              <w:t>ApiClient.java</w:t>
             </w:r>
           </w:p>
         </w:tc>
         <w:tc>
           <w:tcPr>
-            <w:tcW w:type="dxa" w:w="2448"/>
-            <w:shd w:val="clear" w:color="auto" w:fill="FFFFFF"/>
-            <w:tcMar>
-              <w:top w:w="80" w:type="dxa"/>
-              <w:bottom w:w="80" w:type="dxa"/>
-              <w:left w:w="120" w:type="dxa"/>
-              <w:right w:w="120" w:type="dxa"/>
-            </w:tcMar>
+            <w:tcW w:type="dxa" w:w="2880"/>
           </w:tcPr>
           <w:p>
-            <w:r/>
             <w:r>
-              <w:rPr>
-                <w:rFonts w:ascii="Times New Roman" w:hAnsi="Times New Roman"/>
-                <w:sz w:val="21"/>
-              </w:rPr>
-              <w:t>PK: id</w:t>
-              <w:br/>
-              <w:t>FK: guild_id -&gt; guilds(id)</w:t>
-            </w:r>
-          </w:p>
-        </w:tc>
-        <w:tc>
-          <w:tcPr>
-            <w:tcW w:type="dxa" w:w="2448"/>
-            <w:shd w:val="clear" w:color="auto" w:fill="FFFFFF"/>
-            <w:tcMar>
-              <w:top w:w="80" w:type="dxa"/>
-              <w:bottom w:w="80" w:type="dxa"/>
-              <w:left w:w="120" w:type="dxa"/>
-              <w:right w:w="120" w:type="dxa"/>
-            </w:tcMar>
-          </w:tcPr>
-          <w:p>
-            <w:r/>
-            <w:r>
-              <w:rPr>
-                <w:rFonts w:ascii="Times New Roman" w:hAnsi="Times New Roman"/>
-                <w:sz w:val="21"/>
-              </w:rPr>
-              <w:t>Thông tin Boss Thế Giới Bang Hội (Hắc Long Nidhogg): max_hp (500.000), current_hp, status ('ACTIVE' / 'DEFEATED'), reward_gold, reward_gems, reward_item_id.</w:t>
+              <w:t>Dòng 29 – 39 &amp; 580 – 745</w:t>
             </w:r>
           </w:p>
         </w:tc>
@@ -2303,4992 +1997,39 @@
       <w:tr>
         <w:tc>
           <w:tcPr>
-            <w:tcW w:type="dxa" w:w="2448"/>
-            <w:shd w:val="clear" w:color="auto" w:fill="F8FAFC"/>
-            <w:tcMar>
-              <w:top w:w="80" w:type="dxa"/>
-              <w:bottom w:w="80" w:type="dxa"/>
-              <w:left w:w="120" w:type="dxa"/>
-              <w:right w:w="120" w:type="dxa"/>
-            </w:tcMar>
+            <w:tcW w:type="dxa" w:w="2880"/>
           </w:tcPr>
           <w:p>
-            <w:r/>
             <w:r>
-              <w:rPr>
-                <w:rFonts w:ascii="Times New Roman" w:hAnsi="Times New Roman"/>
-                <w:b/>
-                <w:sz w:val="21"/>
-              </w:rPr>
-              <w:t>14</w:t>
+              <w:t>Cơ chế Hybrid Database (MySQL + MemoryDB Fallback) &amp; API Admin Server</w:t>
             </w:r>
           </w:p>
         </w:tc>
         <w:tc>
           <w:tcPr>
-            <w:tcW w:type="dxa" w:w="2448"/>
-            <w:shd w:val="clear" w:color="auto" w:fill="F8FAFC"/>
-            <w:tcMar>
-              <w:top w:w="80" w:type="dxa"/>
-              <w:bottom w:w="80" w:type="dxa"/>
-              <w:left w:w="120" w:type="dxa"/>
-              <w:right w:w="120" w:type="dxa"/>
-            </w:tcMar>
+            <w:tcW w:type="dxa" w:w="2880"/>
           </w:tcPr>
           <w:p>
-            <w:r/>
             <w:r>
-              <w:rPr>
-                <w:rFonts w:ascii="Times New Roman" w:hAnsi="Times New Roman"/>
-                <w:sz w:val="21"/>
-              </w:rPr>
-              <w:t>guild_boss_damage</w:t>
-              <w:br/>
-              <w:t>(Dòng 258)</w:t>
-            </w:r>
-          </w:p>
-        </w:tc>
-        <w:tc>
-          <w:tcPr>
-            <w:tcW w:type="dxa" w:w="2448"/>
-            <w:shd w:val="clear" w:color="auto" w:fill="F8FAFC"/>
-            <w:tcMar>
-              <w:top w:w="80" w:type="dxa"/>
-              <w:bottom w:w="80" w:type="dxa"/>
-              <w:left w:w="120" w:type="dxa"/>
-              <w:right w:w="120" w:type="dxa"/>
-            </w:tcMar>
-          </w:tcPr>
-          <w:p>
-            <w:r/>
-            <w:r>
-              <w:rPr>
-                <w:rFonts w:ascii="Times New Roman" w:hAnsi="Times New Roman"/>
-                <w:sz w:val="21"/>
-              </w:rPr>
-              <w:t>PK: id</w:t>
-              <w:br/>
-              <w:t>UNIQUE(boss_db_id, user_id)</w:t>
-            </w:r>
-          </w:p>
-        </w:tc>
-        <w:tc>
-          <w:tcPr>
-            <w:tcW w:type="dxa" w:w="2448"/>
-            <w:shd w:val="clear" w:color="auto" w:fill="F8FAFC"/>
-            <w:tcMar>
-              <w:top w:w="80" w:type="dxa"/>
-              <w:bottom w:w="80" w:type="dxa"/>
-              <w:left w:w="120" w:type="dxa"/>
-              <w:right w:w="120" w:type="dxa"/>
-            </w:tcMar>
-          </w:tcPr>
-          <w:p>
-            <w:r/>
-            <w:r>
-              <w:rPr>
-                <w:rFonts w:ascii="Times New Roman" w:hAnsi="Times New Roman"/>
-                <w:sz w:val="21"/>
-              </w:rPr>
-              <w:t>Bảng xếp hạng sát thương đóng góp của từng thành viên vào Boss Bang Hội: damage, reps_contributed, has_claimed_defeat_reward.</w:t>
-            </w:r>
-          </w:p>
-        </w:tc>
-      </w:tr>
-      <w:tr>
-        <w:tc>
-          <w:tcPr>
-            <w:tcW w:type="dxa" w:w="2448"/>
-            <w:shd w:val="clear" w:color="auto" w:fill="FFFFFF"/>
-            <w:tcMar>
-              <w:top w:w="80" w:type="dxa"/>
-              <w:bottom w:w="80" w:type="dxa"/>
-              <w:left w:w="120" w:type="dxa"/>
-              <w:right w:w="120" w:type="dxa"/>
-            </w:tcMar>
-          </w:tcPr>
-          <w:p>
-            <w:r/>
-            <w:r>
-              <w:rPr>
-                <w:rFonts w:ascii="Times New Roman" w:hAnsi="Times New Roman"/>
-                <w:b/>
-                <w:sz w:val="21"/>
-              </w:rPr>
-              <w:t>15</w:t>
-            </w:r>
-          </w:p>
-        </w:tc>
-        <w:tc>
-          <w:tcPr>
-            <w:tcW w:type="dxa" w:w="2448"/>
-            <w:shd w:val="clear" w:color="auto" w:fill="FFFFFF"/>
-            <w:tcMar>
-              <w:top w:w="80" w:type="dxa"/>
-              <w:bottom w:w="80" w:type="dxa"/>
-              <w:left w:w="120" w:type="dxa"/>
-              <w:right w:w="120" w:type="dxa"/>
-            </w:tcMar>
-          </w:tcPr>
-          <w:p>
-            <w:r/>
-            <w:r>
-              <w:rPr>
-                <w:rFonts w:ascii="Times New Roman" w:hAnsi="Times New Roman"/>
-                <w:sz w:val="21"/>
-              </w:rPr>
-              <w:t>guild_join_requests</w:t>
-              <w:br/>
-              <w:t>(Dòng 274)</w:t>
-            </w:r>
-          </w:p>
-        </w:tc>
-        <w:tc>
-          <w:tcPr>
-            <w:tcW w:type="dxa" w:w="2448"/>
-            <w:shd w:val="clear" w:color="auto" w:fill="FFFFFF"/>
-            <w:tcMar>
-              <w:top w:w="80" w:type="dxa"/>
-              <w:bottom w:w="80" w:type="dxa"/>
-              <w:left w:w="120" w:type="dxa"/>
-              <w:right w:w="120" w:type="dxa"/>
-            </w:tcMar>
-          </w:tcPr>
-          <w:p>
-            <w:r/>
-            <w:r>
-              <w:rPr>
-                <w:rFonts w:ascii="Times New Roman" w:hAnsi="Times New Roman"/>
-                <w:sz w:val="21"/>
-              </w:rPr>
-              <w:t>PK: id</w:t>
-              <w:br/>
-              <w:t>UNIQUE(guild_id, user_id)</w:t>
-            </w:r>
-          </w:p>
-        </w:tc>
-        <w:tc>
-          <w:tcPr>
-            <w:tcW w:type="dxa" w:w="2448"/>
-            <w:shd w:val="clear" w:color="auto" w:fill="FFFFFF"/>
-            <w:tcMar>
-              <w:top w:w="80" w:type="dxa"/>
-              <w:bottom w:w="80" w:type="dxa"/>
-              <w:left w:w="120" w:type="dxa"/>
-              <w:right w:w="120" w:type="dxa"/>
-            </w:tcMar>
-          </w:tcPr>
-          <w:p>
-            <w:r/>
-            <w:r>
-              <w:rPr>
-                <w:rFonts w:ascii="Times New Roman" w:hAnsi="Times New Roman"/>
-                <w:sz w:val="21"/>
-              </w:rPr>
-              <w:t>Đơn xin vào bang của người chơi gửi lên chờ Chủ bang (Leader) phê duyệt hoặc từ chối.</w:t>
-            </w:r>
-          </w:p>
-        </w:tc>
-      </w:tr>
-    </w:tbl>
-    <w:p>
-      <w:pPr>
-        <w:spacing w:after="120"/>
-      </w:pPr>
-    </w:p>
-    <w:p>
-      <w:pPr>
-        <w:pStyle w:val="Heading2"/>
-      </w:pPr>
-      <w:r>
-        <w:rPr>
-          <w:rFonts w:ascii="Times New Roman" w:hAnsi="Times New Roman"/>
-          <w:b/>
-          <w:color w:val="0F766E"/>
-          <w:sz w:val="28"/>
-        </w:rPr>
-        <w:t>2.4. Giải thích các Hàm Nghiệp Vụ Trọng Tâm trong VigilSqlDb.java</w:t>
-      </w:r>
-    </w:p>
-    <w:p>
-      <w:pPr>
-        <w:pStyle w:val="Heading3"/>
-      </w:pPr>
-      <w:r>
-        <w:rPr>
-          <w:rFonts w:ascii="Times New Roman" w:hAnsi="Times New Roman"/>
-          <w:b/>
-          <w:color w:val="7C2D12"/>
-          <w:sz w:val="25"/>
-        </w:rPr>
-        <w:t>A. Đăng ký &amp; Đăng nhập tài khoản + Chặn tài khoản bị khóa (Dòng 1044 - 1110)</w:t>
-      </w:r>
-    </w:p>
-    <w:p>
-      <w:pPr>
-        <w:pStyle w:val="ListBullet"/>
-        <w:spacing w:after="80" w:line="288" w:lineRule="auto"/>
-      </w:pPr>
-      <w:r>
-        <w:rPr>
-          <w:rFonts w:ascii="Times New Roman" w:hAnsi="Times New Roman"/>
-          <w:b/>
-          <w:sz w:val="24"/>
-        </w:rPr>
-        <w:t xml:space="preserve">Hàm registerUser(String username, String password, String avatar) (Dòng 1044): </w:t>
-      </w:r>
-      <w:r>
-        <w:rPr>
-          <w:rFonts w:ascii="Times New Roman" w:hAnsi="Times New Roman"/>
-          <w:sz w:val="24"/>
-        </w:rPr>
-        <w:t>Kiểm tra độ dài tên &gt;= 3 ký tự, mật khẩu &gt;= 4 ký tự. Truy vấn SELECT id FROM users WHERE LOWER(username) = LOWER(?) để chống trùng tên không phân biệt chữ hoa/thường. Nếu tên là 'hachimi' thì gán role = 'Admin', ngược lại tất cả người chơi đăng ký mới đều nhận role = 'User' và status = 1. Sau khi tạo user, tự động tặng 1 'Mũ Đồng Tân Binh' (helm_bronze) vào bảng user_inventory.</w:t>
-      </w:r>
-    </w:p>
-    <w:p>
-      <w:pPr>
-        <w:pStyle w:val="ListBullet"/>
-        <w:spacing w:after="80" w:line="288" w:lineRule="auto"/>
-      </w:pPr>
-      <w:r>
-        <w:rPr>
-          <w:rFonts w:ascii="Times New Roman" w:hAnsi="Times New Roman"/>
-          <w:b/>
-          <w:sz w:val="24"/>
-        </w:rPr>
-        <w:t xml:space="preserve">Hàm loginUser(String username, String password) (Dòng 1087): </w:t>
-      </w:r>
-      <w:r>
-        <w:rPr>
-          <w:rFonts w:ascii="Times New Roman" w:hAnsi="Times New Roman"/>
-          <w:sz w:val="24"/>
-        </w:rPr>
-        <w:t>Truy vấn id, password, role, status, lock_reason từ bảng users. Đặc biệt ở dòng 1104: Kiểm tra nếu status == 0 (tài khoản đã bị Admin khóa hoặc Anti-Cheat ban) thì lập tức trả về Pair(null, '⛔ TÀI KHOẢN ĐÃ BỊ KHÓA! Lý do: ' + lockReason) để chặn đứng đăng nhập.</w:t>
-      </w:r>
-    </w:p>
-    <w:p>
-      <w:pPr>
-        <w:spacing w:after="40"/>
-      </w:pPr>
-      <w:r>
-        <w:rPr>
-          <w:rFonts w:ascii="Times New Roman" w:hAnsi="Times New Roman"/>
-          <w:b/>
-          <w:color w:val="1E40AF"/>
-          <w:sz w:val="22"/>
-        </w:rPr>
-        <w:t>💻 VigilSqlDb.java - Hàm loginUser kiểm tra khóa tài khoản (Dòng 1087 - 1112)</w:t>
-      </w:r>
-    </w:p>
-    <w:tbl>
-      <w:tblPr>
-        <w:tblW w:type="auto" w:w="0"/>
-        <w:jc w:val="center"/>
-        <w:tblLook w:firstColumn="1" w:firstRow="1" w:lastColumn="0" w:lastRow="0" w:noHBand="0" w:noVBand="1" w:val="04A0"/>
-      </w:tblPr>
-      <w:tblGrid>
-        <w:gridCol w:w="9792"/>
-      </w:tblGrid>
-      <w:tr>
-        <w:tc>
-          <w:tcPr>
-            <w:tcW w:type="dxa" w:w="9792"/>
-            <w:shd w:val="clear" w:color="auto" w:fill="F1F5F9"/>
-            <w:tcMar>
-              <w:top w:w="120" w:type="dxa"/>
-              <w:bottom w:w="120" w:type="dxa"/>
-              <w:left w:w="180" w:type="dxa"/>
-              <w:right w:w="180" w:type="dxa"/>
-            </w:tcMar>
-          </w:tcPr>
-          <w:p>
-            <w:pPr>
-              <w:spacing w:after="0" w:line="276" w:lineRule="auto"/>
-            </w:pPr>
-            <w:r>
-              <w:rPr>
-                <w:rFonts w:ascii="Consolas" w:hAnsi="Consolas"/>
-                <w:color w:val="0F172A"/>
-                <w:sz w:val="19"/>
-              </w:rPr>
-              <w:t>public Pair&lt;Integer, String&gt; loginUser(String username, String password) {</w:t>
-              <w:br/>
-              <w:t xml:space="preserve">    String trimmed = username.trim();</w:t>
-              <w:br/>
-              <w:t xml:space="preserve">    SQLiteDatabase db = getReadableDatabase();</w:t>
-              <w:br/>
-              <w:t xml:space="preserve">    Cursor cursor = db.rawQuery("SELECT id, password, role, status, lock_reason FROM users WHERE LOWER(username) = LOWER(?)", new String[]{trimmed});</w:t>
-              <w:br/>
-              <w:t xml:space="preserve">    if (!cursor.moveToFirst()) {</w:t>
-              <w:br/>
-              <w:t xml:space="preserve">        cursor.close();</w:t>
-              <w:br/>
-              <w:t xml:space="preserve">        return new Pair&lt;&gt;(null, "Không tìm thấy tài khoản '" + trimmed + "'!");</w:t>
-              <w:br/>
-              <w:t xml:space="preserve">    }</w:t>
-              <w:br/>
-              <w:t xml:space="preserve">    int id = cursor.getInt(cursor.getColumnIndexOrThrow("id"));</w:t>
-              <w:br/>
-              <w:t xml:space="preserve">    String storedPw = cursor.getString(cursor.getColumnIndexOrThrow("password"));</w:t>
-              <w:br/>
-              <w:t xml:space="preserve">    int statusIdx = cursor.getColumnIndex("status");</w:t>
-              <w:br/>
-              <w:t xml:space="preserve">    int status = (statusIdx != -1 &amp;&amp; !cursor.isNull(statusIdx)) ? cursor.getInt(statusIdx) : 1;</w:t>
-              <w:br/>
-              <w:t xml:space="preserve">    int lockIdx = cursor.getColumnIndex("lock_reason");</w:t>
-              <w:br/>
-              <w:t xml:space="preserve">    String lockReason = (lockIdx != -1 &amp;&amp; !cursor.isNull(lockIdx)) ? cursor.getString(lockIdx) : "Vi phạm quy định hệ thống";</w:t>
-              <w:br/>
-              <w:t xml:space="preserve">    cursor.close();</w:t>
-              <w:br/>
-              <w:br/>
-              <w:t xml:space="preserve">    if (status == 0) {</w:t>
-              <w:br/>
-              <w:t xml:space="preserve">        return new Pair&lt;&gt;(null, "⛔ TÀI KHOẢN ĐÃ BỊ KHÓA!\nLý do: " + lockReason + "\nVui lòng liên hệ Quản trị viên để khiếu nại.");</w:t>
-              <w:br/>
-              <w:t xml:space="preserve">    }</w:t>
-              <w:br/>
-              <w:t xml:space="preserve">    if (storedPw.equals(password)) {</w:t>
-              <w:br/>
-              <w:t xml:space="preserve">        return new Pair&lt;&gt;(id, "Đăng nhập thành công! Chào mừng trở lại!");</w:t>
-              <w:br/>
-              <w:t xml:space="preserve">    } else {</w:t>
-              <w:br/>
-              <w:t xml:space="preserve">        return new Pair&lt;&gt;(null, "Mật khẩu không chính xác!");</w:t>
-              <w:br/>
-              <w:t xml:space="preserve">    }</w:t>
-              <w:br/>
-              <w:t>}</w:t>
-            </w:r>
-          </w:p>
-        </w:tc>
-      </w:tr>
-    </w:tbl>
-    <w:p>
-      <w:pPr>
-        <w:spacing w:after="80"/>
-      </w:pPr>
-    </w:p>
-    <w:p>
-      <w:pPr>
-        <w:pStyle w:val="Heading3"/>
-      </w:pPr>
-      <w:r>
-        <w:rPr>
-          <w:rFonts w:ascii="Times New Roman" w:hAnsi="Times New Roman"/>
-          <w:b/>
-          <w:color w:val="7C2D12"/>
-          <w:sz w:val="25"/>
-        </w:rPr>
-        <w:t>B. Các hàm cập nhật Quyền (Role) và Khóa (Ban) dành cho Admin (Dòng 1172 - 1194)</w:t>
-      </w:r>
-    </w:p>
-    <w:p>
-      <w:pPr>
-        <w:spacing w:after="40"/>
-      </w:pPr>
-      <w:r>
-        <w:rPr>
-          <w:rFonts w:ascii="Times New Roman" w:hAnsi="Times New Roman"/>
-          <w:b/>
-          <w:color w:val="1E40AF"/>
-          <w:sz w:val="22"/>
-        </w:rPr>
-        <w:t>💻 VigilSqlDb.java - Cập nhật Role và Status (Dòng 1172 - 1194)</w:t>
-      </w:r>
-    </w:p>
-    <w:tbl>
-      <w:tblPr>
-        <w:tblW w:type="auto" w:w="0"/>
-        <w:jc w:val="center"/>
-        <w:tblLook w:firstColumn="1" w:firstRow="1" w:lastColumn="0" w:lastRow="0" w:noHBand="0" w:noVBand="1" w:val="04A0"/>
-      </w:tblPr>
-      <w:tblGrid>
-        <w:gridCol w:w="9792"/>
-      </w:tblGrid>
-      <w:tr>
-        <w:tc>
-          <w:tcPr>
-            <w:tcW w:type="dxa" w:w="9792"/>
-            <w:shd w:val="clear" w:color="auto" w:fill="F1F5F9"/>
-            <w:tcMar>
-              <w:top w:w="120" w:type="dxa"/>
-              <w:bottom w:w="120" w:type="dxa"/>
-              <w:left w:w="180" w:type="dxa"/>
-              <w:right w:w="180" w:type="dxa"/>
-            </w:tcMar>
-          </w:tcPr>
-          <w:p>
-            <w:pPr>
-              <w:spacing w:after="0" w:line="276" w:lineRule="auto"/>
-            </w:pPr>
-            <w:r>
-              <w:rPr>
-                <w:rFonts w:ascii="Consolas" w:hAnsi="Consolas"/>
-                <w:color w:val="0F172A"/>
-                <w:sz w:val="19"/>
-              </w:rPr>
-              <w:t>public boolean updateUserRole(int userId, String newRole) {</w:t>
-              <w:br/>
-              <w:t xml:space="preserve">    SQLiteDatabase db = getWritableDatabase();</w:t>
-              <w:br/>
-              <w:t xml:space="preserve">    ContentValues cv = new ContentValues();</w:t>
-              <w:br/>
-              <w:t xml:space="preserve">    cv.put("role", newRole);</w:t>
-              <w:br/>
-              <w:t xml:space="preserve">    return db.update("users", cv, "id = ?", new String[]{String.valueOf(userId)}) &gt; 0;</w:t>
-              <w:br/>
-              <w:t>}</w:t>
-              <w:br/>
-              <w:br/>
-              <w:t>public boolean updateUserStatus(int userId, int status, String lockReason) {</w:t>
-              <w:br/>
-              <w:t xml:space="preserve">    SQLiteDatabase db = getWritableDatabase();</w:t>
-              <w:br/>
-              <w:t xml:space="preserve">    ContentValues cv = new ContentValues();</w:t>
-              <w:br/>
-              <w:t xml:space="preserve">    cv.put("status", status);</w:t>
-              <w:br/>
-              <w:t xml:space="preserve">    cv.put("lock_reason", status == 0 ? (lockReason != null ? lockReason : "Khóa bởi Admin") : null);</w:t>
-              <w:br/>
-              <w:t xml:space="preserve">    return db.update("users", cv, "id = ?", new String[]{String.valueOf(userId)}) &gt; 0;</w:t>
-              <w:br/>
-              <w:t>}</w:t>
-            </w:r>
-          </w:p>
-        </w:tc>
-      </w:tr>
-    </w:tbl>
-    <w:p>
-      <w:pPr>
-        <w:spacing w:after="80"/>
-      </w:pPr>
-    </w:p>
-    <w:p>
-      <w:pPr>
-        <w:pStyle w:val="Heading3"/>
-      </w:pPr>
-      <w:r>
-        <w:rPr>
-          <w:rFonts w:ascii="Times New Roman" w:hAnsi="Times New Roman"/>
-          <w:b/>
-          <w:color w:val="7C2D12"/>
-          <w:sz w:val="25"/>
-        </w:rPr>
-        <w:t>C. Hàm tính thưởng buổi tập &amp; Quay xác suất rớt đồ finishWorkoutAndRollDrop() (Dòng 728 - 908)</w:t>
-      </w:r>
-    </w:p>
-    <w:p>
-      <w:pPr>
-        <w:pStyle w:val="ListBullet"/>
-        <w:spacing w:after="80" w:line="288" w:lineRule="auto"/>
-      </w:pPr>
-      <w:r>
-        <w:rPr>
-          <w:rFonts w:ascii="Times New Roman" w:hAnsi="Times New Roman"/>
-          <w:b/>
-          <w:sz w:val="24"/>
-        </w:rPr>
-        <w:t xml:space="preserve">Tính XP và Vàng: </w:t>
-      </w:r>
-      <w:r>
-        <w:rPr>
-          <w:rFonts w:ascii="Times New Roman" w:hAnsi="Times New Roman"/>
-          <w:sz w:val="24"/>
-        </w:rPr>
-        <w:t>Mỗi rep đạt được cộng 2 XP + điểm chất lượng động tác (score / 10). Vàng nhận được = reps + (score / 12). Nếu là đánh Boss và chiến thắng (victory == true), thưởng thêm +60 XP và +50 Vàng.</w:t>
-      </w:r>
-    </w:p>
-    <w:p>
-      <w:pPr>
-        <w:pStyle w:val="ListBullet"/>
-        <w:spacing w:after="80" w:line="288" w:lineRule="auto"/>
-      </w:pPr>
-      <w:r>
-        <w:rPr>
-          <w:rFonts w:ascii="Times New Roman" w:hAnsi="Times New Roman"/>
-          <w:b/>
-          <w:sz w:val="24"/>
-        </w:rPr>
-        <w:t xml:space="preserve">Tính chuỗi ngày tập (Streak): </w:t>
-      </w:r>
-      <w:r>
-        <w:rPr>
-          <w:rFonts w:ascii="Times New Roman" w:hAnsi="Times New Roman"/>
-          <w:sz w:val="24"/>
-        </w:rPr>
-        <w:t>So sánh last_workout_date với ngày hôm nay (LocalDate.now()). Nếu lần tập cuối là hôm qua (yesterday) thì tăng streak + 1; nếu tập lại trong cùng ngày hôm nay thì giữ nguyên streak; nếu nghỉ quá 1 ngày thì reset streak = 1.</w:t>
-      </w:r>
-    </w:p>
-    <w:p>
-      <w:pPr>
-        <w:pStyle w:val="ListBullet"/>
-        <w:spacing w:after="80" w:line="288" w:lineRule="auto"/>
-      </w:pPr>
-      <w:r>
-        <w:rPr>
-          <w:rFonts w:ascii="Times New Roman" w:hAnsi="Times New Roman"/>
-          <w:b/>
-          <w:sz w:val="24"/>
-        </w:rPr>
-        <w:t xml:space="preserve">Công thức lên cấp (Level Up): </w:t>
-      </w:r>
-      <w:r>
-        <w:rPr>
-          <w:rFonts w:ascii="Times New Roman" w:hAnsi="Times New Roman"/>
-          <w:sz w:val="24"/>
-        </w:rPr>
-        <w:t>Ngưỡng XP cần để lên cấp tiếp theo là xpNeeded = 80 + level * 160. Dùng vòng lặp while (xp &gt;= xpNeeded) để trừ XP và tăng level.</w:t>
-      </w:r>
-    </w:p>
-    <w:p>
-      <w:pPr>
-        <w:pStyle w:val="ListBullet"/>
-        <w:spacing w:after="80" w:line="288" w:lineRule="auto"/>
-      </w:pPr>
-      <w:r>
-        <w:rPr>
-          <w:rFonts w:ascii="Times New Roman" w:hAnsi="Times New Roman"/>
-          <w:b/>
-          <w:sz w:val="24"/>
-        </w:rPr>
-        <w:t xml:space="preserve">Thuật toán rớt vật phẩm (Loot Drop Roll): </w:t>
-      </w:r>
-      <w:r>
-        <w:rPr>
-          <w:rFonts w:ascii="Times New Roman" w:hAnsi="Times New Roman"/>
-          <w:sz w:val="24"/>
-        </w:rPr>
-        <w:t>Xác suất rớt đồ cơ bản là 35% (hoặc 85% nếu hạ Boss), cộng thêm chỉ số May mắn từ trang bị đang mặc (luckBonus * 1.2%). Khi trúng thưởng, hệ thống roll tiếp độ hiếm (Rarity: COMMON, UNCOMMON, RARE, EPIC, LEGENDARY...) rồi chọn ngẫu nhiên 1 món đồ chưa có trong túi để tặng vào bảng user_inventory.</w:t>
-      </w:r>
-    </w:p>
-    <w:p>
-      <w:pPr>
-        <w:pStyle w:val="Heading1"/>
-      </w:pPr>
-      <w:r>
-        <w:rPr>
-          <w:rFonts w:ascii="Times New Roman" w:hAnsi="Times New Roman"/>
-          <w:b/>
-          <w:color w:val="1E3A8A"/>
-          <w:sz w:val="32"/>
-        </w:rPr>
-        <w:t>CHƯƠNG 3. GIẢI PHẪU CHI TIẾT FILE ApiClient.java (GIAO TIẾP MẠNG HTTP)</w:t>
-      </w:r>
-    </w:p>
-    <w:p>
-      <w:pPr>
-        <w:spacing w:after="120" w:line="300" w:lineRule="auto"/>
-      </w:pPr>
-      <w:r>
-        <w:rPr>
-          <w:rFonts w:ascii="Times New Roman" w:hAnsi="Times New Roman"/>
-          <w:b/>
-          <w:sz w:val="24"/>
-        </w:rPr>
-        <w:t xml:space="preserve">📌 Vị trí file: </w:t>
-      </w:r>
-      <w:r>
-        <w:rPr>
-          <w:rFonts w:ascii="Times New Roman" w:hAnsi="Times New Roman"/>
-          <w:sz w:val="24"/>
-        </w:rPr>
-        <w:t>Đường dẫn file: app/src/main/java/com/example/vigil/network/ApiClient.java (Tổng cộng 672 dòng code).</w:t>
-      </w:r>
-    </w:p>
-    <w:p>
-      <w:pPr>
-        <w:pStyle w:val="Heading2"/>
-      </w:pPr>
-      <w:r>
-        <w:rPr>
-          <w:rFonts w:ascii="Times New Roman" w:hAnsi="Times New Roman"/>
-          <w:b/>
-          <w:color w:val="0F766E"/>
-          <w:sz w:val="28"/>
-        </w:rPr>
-        <w:t>3.1. Cấu hình OkHttpClient, Gson và Địa chỉ IP 10.0.2.2 (Dòng 29 - 39)</w:t>
-      </w:r>
-    </w:p>
-    <w:p>
-      <w:pPr>
-        <w:spacing w:after="40"/>
-      </w:pPr>
-      <w:r>
-        <w:rPr>
-          <w:rFonts w:ascii="Times New Roman" w:hAnsi="Times New Roman"/>
-          <w:b/>
-          <w:color w:val="1E40AF"/>
-          <w:sz w:val="22"/>
-        </w:rPr>
-        <w:t>💻 ApiClient.java (Dòng 29 - 39)</w:t>
-      </w:r>
-    </w:p>
-    <w:tbl>
-      <w:tblPr>
-        <w:tblW w:type="auto" w:w="0"/>
-        <w:jc w:val="center"/>
-        <w:tblLook w:firstColumn="1" w:firstRow="1" w:lastColumn="0" w:lastRow="0" w:noHBand="0" w:noVBand="1" w:val="04A0"/>
-      </w:tblPr>
-      <w:tblGrid>
-        <w:gridCol w:w="9792"/>
-      </w:tblGrid>
-      <w:tr>
-        <w:tc>
-          <w:tcPr>
-            <w:tcW w:type="dxa" w:w="9792"/>
-            <w:shd w:val="clear" w:color="auto" w:fill="F1F5F9"/>
-            <w:tcMar>
-              <w:top w:w="120" w:type="dxa"/>
-              <w:bottom w:w="120" w:type="dxa"/>
-              <w:left w:w="180" w:type="dxa"/>
-              <w:right w:w="180" w:type="dxa"/>
-            </w:tcMar>
-          </w:tcPr>
-          <w:p>
-            <w:pPr>
-              <w:spacing w:after="0" w:line="276" w:lineRule="auto"/>
-            </w:pPr>
-            <w:r>
-              <w:rPr>
-                <w:rFonts w:ascii="Consolas" w:hAnsi="Consolas"/>
-                <w:color w:val="0F172A"/>
-                <w:sz w:val="19"/>
-              </w:rPr>
-              <w:t>public class ApiClient {</w:t>
-              <w:br/>
-              <w:t xml:space="preserve">    public static String baseUrl = "http://10.0.2.2:3000";</w:t>
-              <w:br/>
-              <w:br/>
-              <w:t xml:space="preserve">    private static final OkHttpClient client = new OkHttpClient.Builder()</w:t>
-              <w:br/>
-              <w:t xml:space="preserve">            .connectTimeout(3, TimeUnit.SECONDS)</w:t>
-              <w:br/>
-              <w:t xml:space="preserve">            .readTimeout(3, TimeUnit.SECONDS)</w:t>
-              <w:br/>
-              <w:t xml:space="preserve">            .build();</w:t>
-              <w:br/>
-              <w:br/>
-              <w:t xml:space="preserve">    private static final Gson gson = new Gson();</w:t>
-              <w:br/>
-              <w:t xml:space="preserve">    private static final MediaType jsonMediaType = MediaType.parse("application/json; charset=utf-8");</w:t>
-            </w:r>
-          </w:p>
-        </w:tc>
-      </w:tr>
-    </w:tbl>
-    <w:p>
-      <w:pPr>
-        <w:spacing w:after="80"/>
-      </w:pPr>
-    </w:p>
-    <w:tbl>
-      <w:tblPr>
-        <w:tblW w:type="auto" w:w="0"/>
-        <w:jc w:val="center"/>
-        <w:tblLook w:firstColumn="1" w:firstRow="1" w:lastColumn="0" w:lastRow="0" w:noHBand="0" w:noVBand="1" w:val="04A0"/>
-      </w:tblPr>
-      <w:tblGrid>
-        <w:gridCol w:w="9792"/>
-      </w:tblGrid>
-      <w:tr>
-        <w:tc>
-          <w:tcPr>
-            <w:tcW w:type="dxa" w:w="9792"/>
-            <w:shd w:val="clear" w:color="auto" w:fill="DCFCE7"/>
-            <w:tcMar>
-              <w:top w:w="140" w:type="dxa"/>
-              <w:bottom w:w="140" w:type="dxa"/>
-              <w:left w:w="180" w:type="dxa"/>
-              <w:right w:w="180" w:type="dxa"/>
-            </w:tcMar>
-          </w:tcPr>
-          <w:p>
-            <w:pPr>
-              <w:spacing w:after="80"/>
-            </w:pPr>
-            <w:r>
-              <w:rPr>
-                <w:rFonts w:ascii="Times New Roman" w:hAnsi="Times New Roman"/>
-                <w:b/>
-                <w:color w:val="166534"/>
-                <w:sz w:val="24"/>
-              </w:rPr>
-              <w:t>💡 CÂU HỎI KINH ĐIỂN CỦA GIẢNG VIÊN: 'Tại sao baseUrl lại là http://10.0.2.2:3000 mà không phải localhost:3000?'</w:t>
-              <w:br/>
-            </w:r>
-            <w:r>
-              <w:rPr>
-                <w:rFonts w:ascii="Times New Roman" w:hAnsi="Times New Roman"/>
-                <w:sz w:val="23"/>
-              </w:rPr>
-              <w:t>Trả lời: Vì ứng dụng chạy bên trong Máy ảo Android (Android Emulator). Bản thân máy ảo là một hệ điều hành Linux độc lập nên 'localhost' (127.0.0.1) của máy ảo sẽ trỏ vào chính chiếc điện thoại ảo đó chứ không phải máy tính Windows đang chạy Server Node.js. Google thiết kế địa chỉ IP đặc biệt 10.0.2.2 làm cầu nối (loopback alias) trỏ thẳng từ máy ảo Android về localhost của máy tính chủ (Host PC). Nếu cắm điện thoại thật qua cáp USB cùng mạng Wi-Fi, em chỉ cần đổi baseUrl thành IP LAN của máy tính (ví dụ http://192.168.1.15:3000).</w:t>
-            </w:r>
-          </w:p>
-        </w:tc>
-      </w:tr>
-    </w:tbl>
-    <w:p>
-      <w:pPr>
-        <w:spacing w:after="80"/>
-      </w:pPr>
-    </w:p>
-    <w:p>
-      <w:pPr>
-        <w:pStyle w:val="Heading2"/>
-      </w:pPr>
-      <w:r>
-        <w:rPr>
-          <w:rFonts w:ascii="Times New Roman" w:hAnsi="Times New Roman"/>
-          <w:b/>
-          <w:color w:val="0F766E"/>
-          <w:sz w:val="28"/>
-        </w:rPr>
-        <w:t>3.2. Cấu trúc chuẩn của một hàm gọi API trong ApiClient.java</w:t>
-      </w:r>
-    </w:p>
-    <w:p>
-      <w:pPr>
-        <w:spacing w:after="120" w:line="300" w:lineRule="auto"/>
-      </w:pPr>
-      <w:r>
-        <w:rPr>
-          <w:rFonts w:ascii="Times New Roman" w:hAnsi="Times New Roman"/>
-          <w:sz w:val="24"/>
-        </w:rPr>
-        <w:t>Mọi phương thức trong ApiClient.java đều tuân theo quy trình 4 bước rõ ràng:</w:t>
-      </w:r>
-    </w:p>
-    <w:p>
-      <w:pPr>
-        <w:pStyle w:val="ListBullet"/>
-        <w:spacing w:after="80" w:line="288" w:lineRule="auto"/>
-      </w:pPr>
-      <w:r>
-        <w:rPr>
-          <w:rFonts w:ascii="Times New Roman" w:hAnsi="Times New Roman"/>
-          <w:b/>
-          <w:sz w:val="24"/>
-        </w:rPr>
-        <w:t xml:space="preserve">Bước 1 - Đóng gói dữ liệu JSON: </w:t>
-      </w:r>
-      <w:r>
-        <w:rPr>
-          <w:rFonts w:ascii="Times New Roman" w:hAnsi="Times New Roman"/>
-          <w:sz w:val="24"/>
-        </w:rPr>
-        <w:t>Tạo đối tượng JsonObject của thư viện Gson, gọi body.addProperty(...) để gắn các tham số, sau đó bọc vào RequestBody với kiểu MIME 'application/json; charset=utf-8'.</w:t>
-      </w:r>
-    </w:p>
-    <w:p>
-      <w:pPr>
-        <w:pStyle w:val="ListBullet"/>
-        <w:spacing w:after="80" w:line="288" w:lineRule="auto"/>
-      </w:pPr>
-      <w:r>
-        <w:rPr>
-          <w:rFonts w:ascii="Times New Roman" w:hAnsi="Times New Roman"/>
-          <w:b/>
-          <w:sz w:val="24"/>
-        </w:rPr>
-        <w:t xml:space="preserve">Bước 2 - Khởi tạo HTTP Request: </w:t>
-      </w:r>
-      <w:r>
-        <w:rPr>
-          <w:rFonts w:ascii="Times New Roman" w:hAnsi="Times New Roman"/>
-          <w:sz w:val="24"/>
-        </w:rPr>
-        <w:t>Dùng Request.Builder().url(baseUrl + '/api/...').post(reqBody).build() (hoặc .get(), .delete()).</w:t>
-      </w:r>
-    </w:p>
-    <w:p>
-      <w:pPr>
-        <w:pStyle w:val="ListBullet"/>
-        <w:spacing w:after="80" w:line="288" w:lineRule="auto"/>
-      </w:pPr>
-      <w:r>
-        <w:rPr>
-          <w:rFonts w:ascii="Times New Roman" w:hAnsi="Times New Roman"/>
-          <w:b/>
-          <w:sz w:val="24"/>
-        </w:rPr>
-        <w:t xml:space="preserve">Bước 3 - Thực thi và đóng tài nguyên tự động (Try-with-resources): </w:t>
-      </w:r>
-      <w:r>
-        <w:rPr>
-          <w:rFonts w:ascii="Times New Roman" w:hAnsi="Times New Roman"/>
-          <w:sz w:val="24"/>
-        </w:rPr>
-        <w:t>Sử dụng cấu trúc try (Response res = client.newCall(req).execute()) để gửi gói tin và tự động đóng kết nối socket sau khi đọc xong, chống rò rỉ tài nguyên mạng.</w:t>
-      </w:r>
-    </w:p>
-    <w:p>
-      <w:pPr>
-        <w:pStyle w:val="ListBullet"/>
-        <w:spacing w:after="80" w:line="288" w:lineRule="auto"/>
-      </w:pPr>
-      <w:r>
-        <w:rPr>
-          <w:rFonts w:ascii="Times New Roman" w:hAnsi="Times New Roman"/>
-          <w:b/>
-          <w:sz w:val="24"/>
-        </w:rPr>
-        <w:t xml:space="preserve">Bước 4 - Bóc tách kết quả &amp; Bắt ngoại lệ an toàn: </w:t>
-      </w:r>
-      <w:r>
-        <w:rPr>
-          <w:rFonts w:ascii="Times New Roman" w:hAnsi="Times New Roman"/>
-          <w:sz w:val="24"/>
-        </w:rPr>
-        <w:t>Đọc chuỗi JSON trả về qua res.body().string(), dùng gson.fromJson(...) chuyển thành đối tượng. Toàn bộ hàm được bọc trong khối try-catch(Exception e): nếu Server chưa bật hoặc mất mạng, hàm trả về false/null một cách êm ái, tuyệt đối không làm văng ứng dụng (Crash).</w:t>
-      </w:r>
-    </w:p>
-    <w:p>
-      <w:pPr>
-        <w:spacing w:after="40"/>
-      </w:pPr>
-      <w:r>
-        <w:rPr>
-          <w:rFonts w:ascii="Times New Roman" w:hAnsi="Times New Roman"/>
-          <w:b/>
-          <w:color w:val="1E40AF"/>
-          <w:sz w:val="22"/>
-        </w:rPr>
-        <w:t>💻 ApiClient.java - Các hàm API dành riêng cho Quản trị Admin (Dòng 582 - 670)</w:t>
-      </w:r>
-    </w:p>
-    <w:tbl>
-      <w:tblPr>
-        <w:tblW w:type="auto" w:w="0"/>
-        <w:jc w:val="center"/>
-        <w:tblLook w:firstColumn="1" w:firstRow="1" w:lastColumn="0" w:lastRow="0" w:noHBand="0" w:noVBand="1" w:val="04A0"/>
-      </w:tblPr>
-      <w:tblGrid>
-        <w:gridCol w:w="9792"/>
-      </w:tblGrid>
-      <w:tr>
-        <w:tc>
-          <w:tcPr>
-            <w:tcW w:type="dxa" w:w="9792"/>
-            <w:shd w:val="clear" w:color="auto" w:fill="F1F5F9"/>
-            <w:tcMar>
-              <w:top w:w="120" w:type="dxa"/>
-              <w:bottom w:w="120" w:type="dxa"/>
-              <w:left w:w="180" w:type="dxa"/>
-              <w:right w:w="180" w:type="dxa"/>
-            </w:tcMar>
-          </w:tcPr>
-          <w:p>
-            <w:pPr>
-              <w:spacing w:after="0" w:line="276" w:lineRule="auto"/>
-            </w:pPr>
-            <w:r>
-              <w:rPr>
-                <w:rFonts w:ascii="Consolas" w:hAnsi="Consolas"/>
-                <w:color w:val="0F172A"/>
-                <w:sz w:val="19"/>
-              </w:rPr>
-              <w:t>// 1. Cập nhật vai trò (Role: Admin / User / Moderator)</w:t>
-              <w:br/>
-              <w:t>public static boolean updateUserRole(String username, String role) {</w:t>
-              <w:br/>
-              <w:t xml:space="preserve">    try {</w:t>
-              <w:br/>
-              <w:t xml:space="preserve">        JsonObject body = new JsonObject();</w:t>
-              <w:br/>
-              <w:t xml:space="preserve">        body.addProperty("username", username);</w:t>
-              <w:br/>
-              <w:t xml:space="preserve">        body.addProperty("role", role);</w:t>
-              <w:br/>
-              <w:t xml:space="preserve">        RequestBody reqBody = RequestBody.create(jsonMediaType, body.toString());</w:t>
-              <w:br/>
-              <w:t xml:space="preserve">        Request req = new Request.Builder().url(baseUrl + "/api/admin/users/update").post(reqBody).build();</w:t>
-              <w:br/>
-              <w:t xml:space="preserve">        try (Response res = client.newCall(req).execute()) {</w:t>
-              <w:br/>
-              <w:t xml:space="preserve">            return res.isSuccessful();</w:t>
-              <w:br/>
-              <w:t xml:space="preserve">        }</w:t>
-              <w:br/>
-              <w:t xml:space="preserve">    } catch (Exception e) { return false; }</w:t>
-              <w:br/>
-              <w:t>}</w:t>
-              <w:br/>
-              <w:br/>
-              <w:t>// 2. Khóa tài khoản vi phạm / gian lận</w:t>
-              <w:br/>
-              <w:t>public static boolean banUser(String username, String reason) {</w:t>
-              <w:br/>
-              <w:t xml:space="preserve">    try {</w:t>
-              <w:br/>
-              <w:t xml:space="preserve">        JsonObject body = new JsonObject();</w:t>
-              <w:br/>
-              <w:t xml:space="preserve">        body.addProperty("username", username);</w:t>
-              <w:br/>
-              <w:t xml:space="preserve">        body.addProperty("reason", reason);</w:t>
-              <w:br/>
-              <w:t xml:space="preserve">        RequestBody reqBody = RequestBody.create(jsonMediaType, body.toString());</w:t>
-              <w:br/>
-              <w:t xml:space="preserve">        Request req = new Request.Builder().url(baseUrl + "/api/admin/anti-cheat/ban").post(reqBody).build();</w:t>
-              <w:br/>
-              <w:t xml:space="preserve">        try (Response res = client.newCall(req).execute()) {</w:t>
-              <w:br/>
-              <w:t xml:space="preserve">            return res.isSuccessful();</w:t>
-              <w:br/>
-              <w:t xml:space="preserve">        }</w:t>
-              <w:br/>
-              <w:t xml:space="preserve">    } catch (Exception e) { return false; }</w:t>
-              <w:br/>
-              <w:t>}</w:t>
-            </w:r>
-          </w:p>
-        </w:tc>
-      </w:tr>
-    </w:tbl>
-    <w:p>
-      <w:pPr>
-        <w:spacing w:after="80"/>
-      </w:pPr>
-    </w:p>
-    <w:p>
-      <w:pPr>
-        <w:pStyle w:val="Heading1"/>
-      </w:pPr>
-      <w:r>
-        <w:rPr>
-          <w:rFonts w:ascii="Times New Roman" w:hAnsi="Times New Roman"/>
-          <w:b/>
-          <w:color w:val="1E3A8A"/>
-          <w:sz w:val="32"/>
-        </w:rPr>
-        <w:t>CHƯƠNG 4. GIẢI PHẪU CHI TIẾT FILE server/server.js (BACKEND NODE.JS)</w:t>
-      </w:r>
-    </w:p>
-    <w:p>
-      <w:pPr>
-        <w:spacing w:after="120" w:line="300" w:lineRule="auto"/>
-      </w:pPr>
-      <w:r>
-        <w:rPr>
-          <w:rFonts w:ascii="Times New Roman" w:hAnsi="Times New Roman"/>
-          <w:b/>
-          <w:sz w:val="24"/>
-        </w:rPr>
-        <w:t xml:space="preserve">📌 Vị trí file: </w:t>
-      </w:r>
-      <w:r>
-        <w:rPr>
-          <w:rFonts w:ascii="Times New Roman" w:hAnsi="Times New Roman"/>
-          <w:sz w:val="24"/>
-        </w:rPr>
-        <w:t>Đường dẫn file: server/server.js (Tổng cộng 1.699 dòng code). Chạy trên nền tảng Node.js + Express + MySQL2.</w:t>
-      </w:r>
-    </w:p>
-    <w:p>
-      <w:pPr>
-        <w:pStyle w:val="Heading2"/>
-      </w:pPr>
-      <w:r>
-        <w:rPr>
-          <w:rFonts w:ascii="Times New Roman" w:hAnsi="Times New Roman"/>
-          <w:b/>
-          <w:color w:val="0F766E"/>
-          <w:sz w:val="28"/>
-        </w:rPr>
-        <w:t>4.1. Cơ chế Tự Động Chuyển Đổi MySQL &lt;-&gt; In-Memory Fallback (Dòng 21 - 92)</w:t>
-      </w:r>
-    </w:p>
-    <w:p>
-      <w:pPr>
-        <w:spacing w:after="120" w:line="300" w:lineRule="auto"/>
-      </w:pPr>
-      <w:r>
-        <w:rPr>
-          <w:rFonts w:ascii="Times New Roman" w:hAnsi="Times New Roman"/>
-          <w:sz w:val="24"/>
-        </w:rPr>
-        <w:t>Một điểm cực kỳ thông minh trong server.js là cơ chế Dual-Mode Database tại hàm initDatabase() (dòng 58):</w:t>
-      </w:r>
-    </w:p>
-    <w:p>
-      <w:pPr>
-        <w:pStyle w:val="ListBullet"/>
-        <w:spacing w:after="80" w:line="288" w:lineRule="auto"/>
-      </w:pPr>
-      <w:r>
-        <w:rPr>
-          <w:rFonts w:ascii="Times New Roman" w:hAnsi="Times New Roman"/>
-          <w:b/>
-          <w:sz w:val="24"/>
-        </w:rPr>
-        <w:t xml:space="preserve">Chế độ 1 - MySQL Chính quy (useFallback = false): </w:t>
-      </w:r>
-      <w:r>
-        <w:rPr>
-          <w:rFonts w:ascii="Times New Roman" w:hAnsi="Times New Roman"/>
-          <w:sz w:val="24"/>
-        </w:rPr>
-        <w:t>Server kết nối tới MySQL ở cổng 3306 (database: vigil_db), tự động chạy lệnh CREATE DATABASE IF NOT EXISTS và nạp toàn bộ cấu trúc bảng từ file server/database.sql.</w:t>
-      </w:r>
-    </w:p>
-    <w:p>
-      <w:pPr>
-        <w:pStyle w:val="ListBullet"/>
-        <w:spacing w:after="80" w:line="288" w:lineRule="auto"/>
-      </w:pPr>
-      <w:r>
-        <w:rPr>
-          <w:rFonts w:ascii="Times New Roman" w:hAnsi="Times New Roman"/>
-          <w:b/>
-          <w:sz w:val="24"/>
-        </w:rPr>
-        <w:t xml:space="preserve">Chế độ 2 - In-Memory Fallback (useFallback = true): </w:t>
-      </w:r>
-      <w:r>
-        <w:rPr>
-          <w:rFonts w:ascii="Times New Roman" w:hAnsi="Times New Roman"/>
-          <w:sz w:val="24"/>
-        </w:rPr>
-        <w:t>Nếu máy tính chạy thử nghiệm chưa bật XAMPP/MySQL, khối catch (err) ở dòng 86 sẽ bắt lỗi, bật cờ useFallback = true và gọi loadSampleMemoryItems() để vận hành toàn bộ API trực tiếp trên biến đối tượng memoryDB trong RAM. Nhờ vậy, server không bao giờ bị sập khi thiếu MySQL!</w:t>
-      </w:r>
-    </w:p>
-    <w:p>
-      <w:pPr>
-        <w:pStyle w:val="Heading2"/>
-      </w:pPr>
-      <w:r>
-        <w:rPr>
-          <w:rFonts w:ascii="Times New Roman" w:hAnsi="Times New Roman"/>
-          <w:b/>
-          <w:color w:val="0F766E"/>
-          <w:sz w:val="28"/>
-        </w:rPr>
-        <w:t>4.2. Bảng Tổng Hợp Toàn Bộ Các Endpoint REST API trong server.js</w:t>
-      </w:r>
-    </w:p>
-    <w:tbl>
-      <w:tblPr>
-        <w:tblStyle w:val="TableGrid"/>
-        <w:tblW w:type="auto" w:w="0"/>
-        <w:jc w:val="center"/>
-        <w:tblLook w:firstColumn="1" w:firstRow="1" w:lastColumn="0" w:lastRow="0" w:noHBand="0" w:noVBand="1" w:val="04A0"/>
-      </w:tblPr>
-      <w:tblGrid>
-        <w:gridCol w:w="2448"/>
-        <w:gridCol w:w="2448"/>
-        <w:gridCol w:w="2448"/>
-        <w:gridCol w:w="2448"/>
-      </w:tblGrid>
-      <w:tr>
-        <w:tc>
-          <w:tcPr>
-            <w:tcW w:type="dxa" w:w="2448"/>
-            <w:shd w:val="clear" w:color="auto" w:fill="1E3A8A"/>
-            <w:tcMar>
-              <w:top w:w="100" w:type="dxa"/>
-              <w:bottom w:w="100" w:type="dxa"/>
-              <w:left w:w="120" w:type="dxa"/>
-              <w:right w:w="120" w:type="dxa"/>
-            </w:tcMar>
-          </w:tcPr>
-          <w:p>
-            <w:r/>
-            <w:r>
-              <w:rPr>
-                <w:rFonts w:ascii="Times New Roman" w:hAnsi="Times New Roman"/>
-                <w:b/>
-                <w:color w:val="FFFFFF"/>
-                <w:sz w:val="22"/>
-              </w:rPr>
-              <w:t>Nhóm</w:t>
-            </w:r>
-          </w:p>
-        </w:tc>
-        <w:tc>
-          <w:tcPr>
-            <w:tcW w:type="dxa" w:w="2448"/>
-            <w:shd w:val="clear" w:color="auto" w:fill="1E3A8A"/>
-            <w:tcMar>
-              <w:top w:w="100" w:type="dxa"/>
-              <w:bottom w:w="100" w:type="dxa"/>
-              <w:left w:w="120" w:type="dxa"/>
-              <w:right w:w="120" w:type="dxa"/>
-            </w:tcMar>
-          </w:tcPr>
-          <w:p>
-            <w:r/>
-            <w:r>
-              <w:rPr>
-                <w:rFonts w:ascii="Times New Roman" w:hAnsi="Times New Roman"/>
-                <w:b/>
-                <w:color w:val="FFFFFF"/>
-                <w:sz w:val="22"/>
-              </w:rPr>
-              <w:t>Method &amp; Endpoint</w:t>
-            </w:r>
-          </w:p>
-        </w:tc>
-        <w:tc>
-          <w:tcPr>
-            <w:tcW w:type="dxa" w:w="2448"/>
-            <w:shd w:val="clear" w:color="auto" w:fill="1E3A8A"/>
-            <w:tcMar>
-              <w:top w:w="100" w:type="dxa"/>
-              <w:bottom w:w="100" w:type="dxa"/>
-              <w:left w:w="120" w:type="dxa"/>
-              <w:right w:w="120" w:type="dxa"/>
-            </w:tcMar>
-          </w:tcPr>
-          <w:p>
-            <w:r/>
-            <w:r>
-              <w:rPr>
-                <w:rFonts w:ascii="Times New Roman" w:hAnsi="Times New Roman"/>
-                <w:b/>
-                <w:color w:val="FFFFFF"/>
-                <w:sz w:val="22"/>
-              </w:rPr>
-              <w:t>Dòng Code</w:t>
-            </w:r>
-          </w:p>
-        </w:tc>
-        <w:tc>
-          <w:tcPr>
-            <w:tcW w:type="dxa" w:w="2448"/>
-            <w:shd w:val="clear" w:color="auto" w:fill="1E3A8A"/>
-            <w:tcMar>
-              <w:top w:w="100" w:type="dxa"/>
-              <w:bottom w:w="100" w:type="dxa"/>
-              <w:left w:w="120" w:type="dxa"/>
-              <w:right w:w="120" w:type="dxa"/>
-            </w:tcMar>
-          </w:tcPr>
-          <w:p>
-            <w:r/>
-            <w:r>
-              <w:rPr>
-                <w:rFonts w:ascii="Times New Roman" w:hAnsi="Times New Roman"/>
-                <w:b/>
-                <w:color w:val="FFFFFF"/>
-                <w:sz w:val="22"/>
-              </w:rPr>
-              <w:t>Chức Năng Xử Lý Cụ Thể</w:t>
-            </w:r>
-          </w:p>
-        </w:tc>
-      </w:tr>
-      <w:tr>
-        <w:tc>
-          <w:tcPr>
-            <w:tcW w:type="dxa" w:w="2448"/>
-            <w:shd w:val="clear" w:color="auto" w:fill="FFFFFF"/>
-            <w:tcMar>
-              <w:top w:w="80" w:type="dxa"/>
-              <w:bottom w:w="80" w:type="dxa"/>
-              <w:left w:w="120" w:type="dxa"/>
-              <w:right w:w="120" w:type="dxa"/>
-            </w:tcMar>
-          </w:tcPr>
-          <w:p>
-            <w:r/>
-            <w:r>
-              <w:rPr>
-                <w:rFonts w:ascii="Times New Roman" w:hAnsi="Times New Roman"/>
-                <w:b/>
-                <w:sz w:val="21"/>
-              </w:rPr>
-              <w:t>Hệ thống</w:t>
-            </w:r>
-          </w:p>
-        </w:tc>
-        <w:tc>
-          <w:tcPr>
-            <w:tcW w:type="dxa" w:w="2448"/>
-            <w:shd w:val="clear" w:color="auto" w:fill="FFFFFF"/>
-            <w:tcMar>
-              <w:top w:w="80" w:type="dxa"/>
-              <w:bottom w:w="80" w:type="dxa"/>
-              <w:left w:w="120" w:type="dxa"/>
-              <w:right w:w="120" w:type="dxa"/>
-            </w:tcMar>
-          </w:tcPr>
-          <w:p>
-            <w:r/>
-            <w:r>
-              <w:rPr>
-                <w:rFonts w:ascii="Times New Roman" w:hAnsi="Times New Roman"/>
-                <w:sz w:val="21"/>
-              </w:rPr>
-              <w:t>GET /api/health</w:t>
-            </w:r>
-          </w:p>
-        </w:tc>
-        <w:tc>
-          <w:tcPr>
-            <w:tcW w:type="dxa" w:w="2448"/>
-            <w:shd w:val="clear" w:color="auto" w:fill="FFFFFF"/>
-            <w:tcMar>
-              <w:top w:w="80" w:type="dxa"/>
-              <w:bottom w:w="80" w:type="dxa"/>
-              <w:left w:w="120" w:type="dxa"/>
-              <w:right w:w="120" w:type="dxa"/>
-            </w:tcMar>
-          </w:tcPr>
-          <w:p>
-            <w:r/>
-            <w:r>
-              <w:rPr>
-                <w:rFonts w:ascii="Times New Roman" w:hAnsi="Times New Roman"/>
-                <w:sz w:val="21"/>
-              </w:rPr>
-              <w:t>Dòng 161</w:t>
-            </w:r>
-          </w:p>
-        </w:tc>
-        <w:tc>
-          <w:tcPr>
-            <w:tcW w:type="dxa" w:w="2448"/>
-            <w:shd w:val="clear" w:color="auto" w:fill="FFFFFF"/>
-            <w:tcMar>
-              <w:top w:w="80" w:type="dxa"/>
-              <w:bottom w:w="80" w:type="dxa"/>
-              <w:left w:w="120" w:type="dxa"/>
-              <w:right w:w="120" w:type="dxa"/>
-            </w:tcMar>
-          </w:tcPr>
-          <w:p>
-            <w:r/>
-            <w:r>
-              <w:rPr>
-                <w:rFonts w:ascii="Times New Roman" w:hAnsi="Times New Roman"/>
-                <w:sz w:val="21"/>
-              </w:rPr>
-              <w:t>Kiểm tra trạng thái Server đang chạy ở chế độ MySQL hay In-Memory Fallback.</w:t>
-            </w:r>
-          </w:p>
-        </w:tc>
-      </w:tr>
-      <w:tr>
-        <w:tc>
-          <w:tcPr>
-            <w:tcW w:type="dxa" w:w="2448"/>
-            <w:shd w:val="clear" w:color="auto" w:fill="F8FAFC"/>
-            <w:tcMar>
-              <w:top w:w="80" w:type="dxa"/>
-              <w:bottom w:w="80" w:type="dxa"/>
-              <w:left w:w="120" w:type="dxa"/>
-              <w:right w:w="120" w:type="dxa"/>
-            </w:tcMar>
-          </w:tcPr>
-          <w:p>
-            <w:r/>
-            <w:r>
-              <w:rPr>
-                <w:rFonts w:ascii="Times New Roman" w:hAnsi="Times New Roman"/>
-                <w:b/>
-                <w:sz w:val="21"/>
-              </w:rPr>
-              <w:t>Xác thực</w:t>
-            </w:r>
-          </w:p>
-        </w:tc>
-        <w:tc>
-          <w:tcPr>
-            <w:tcW w:type="dxa" w:w="2448"/>
-            <w:shd w:val="clear" w:color="auto" w:fill="F8FAFC"/>
-            <w:tcMar>
-              <w:top w:w="80" w:type="dxa"/>
-              <w:bottom w:w="80" w:type="dxa"/>
-              <w:left w:w="120" w:type="dxa"/>
-              <w:right w:w="120" w:type="dxa"/>
-            </w:tcMar>
-          </w:tcPr>
-          <w:p>
-            <w:r/>
-            <w:r>
-              <w:rPr>
-                <w:rFonts w:ascii="Times New Roman" w:hAnsi="Times New Roman"/>
-                <w:sz w:val="21"/>
-              </w:rPr>
-              <w:t>POST /api/auth/register</w:t>
-            </w:r>
-          </w:p>
-        </w:tc>
-        <w:tc>
-          <w:tcPr>
-            <w:tcW w:type="dxa" w:w="2448"/>
-            <w:shd w:val="clear" w:color="auto" w:fill="F8FAFC"/>
-            <w:tcMar>
-              <w:top w:w="80" w:type="dxa"/>
-              <w:bottom w:w="80" w:type="dxa"/>
-              <w:left w:w="120" w:type="dxa"/>
-              <w:right w:w="120" w:type="dxa"/>
-            </w:tcMar>
-          </w:tcPr>
-          <w:p>
-            <w:r/>
-            <w:r>
-              <w:rPr>
-                <w:rFonts w:ascii="Times New Roman" w:hAnsi="Times New Roman"/>
-                <w:sz w:val="21"/>
-              </w:rPr>
-              <w:t>Dòng 175</w:t>
-            </w:r>
-          </w:p>
-        </w:tc>
-        <w:tc>
-          <w:tcPr>
-            <w:tcW w:type="dxa" w:w="2448"/>
-            <w:shd w:val="clear" w:color="auto" w:fill="F8FAFC"/>
-            <w:tcMar>
-              <w:top w:w="80" w:type="dxa"/>
-              <w:bottom w:w="80" w:type="dxa"/>
-              <w:left w:w="120" w:type="dxa"/>
-              <w:right w:w="120" w:type="dxa"/>
-            </w:tcMar>
-          </w:tcPr>
-          <w:p>
-            <w:r/>
-            <w:r>
-              <w:rPr>
-                <w:rFonts w:ascii="Times New Roman" w:hAnsi="Times New Roman"/>
-                <w:sz w:val="21"/>
-              </w:rPr>
-              <w:t>Đăng ký tài khoản mới, kiểm tra trùng username, tặng mũ đồng khởi đầu.</w:t>
-            </w:r>
-          </w:p>
-        </w:tc>
-      </w:tr>
-      <w:tr>
-        <w:tc>
-          <w:tcPr>
-            <w:tcW w:type="dxa" w:w="2448"/>
-            <w:shd w:val="clear" w:color="auto" w:fill="FFFFFF"/>
-            <w:tcMar>
-              <w:top w:w="80" w:type="dxa"/>
-              <w:bottom w:w="80" w:type="dxa"/>
-              <w:left w:w="120" w:type="dxa"/>
-              <w:right w:w="120" w:type="dxa"/>
-            </w:tcMar>
-          </w:tcPr>
-          <w:p>
-            <w:r/>
-            <w:r>
-              <w:rPr>
-                <w:rFonts w:ascii="Times New Roman" w:hAnsi="Times New Roman"/>
-                <w:b/>
-                <w:sz w:val="21"/>
-              </w:rPr>
-              <w:t>Xác thực</w:t>
-            </w:r>
-          </w:p>
-        </w:tc>
-        <w:tc>
-          <w:tcPr>
-            <w:tcW w:type="dxa" w:w="2448"/>
-            <w:shd w:val="clear" w:color="auto" w:fill="FFFFFF"/>
-            <w:tcMar>
-              <w:top w:w="80" w:type="dxa"/>
-              <w:bottom w:w="80" w:type="dxa"/>
-              <w:left w:w="120" w:type="dxa"/>
-              <w:right w:w="120" w:type="dxa"/>
-            </w:tcMar>
-          </w:tcPr>
-          <w:p>
-            <w:r/>
-            <w:r>
-              <w:rPr>
-                <w:rFonts w:ascii="Times New Roman" w:hAnsi="Times New Roman"/>
-                <w:sz w:val="21"/>
-              </w:rPr>
-              <w:t>POST /api/auth/login</w:t>
-            </w:r>
-          </w:p>
-        </w:tc>
-        <w:tc>
-          <w:tcPr>
-            <w:tcW w:type="dxa" w:w="2448"/>
-            <w:shd w:val="clear" w:color="auto" w:fill="FFFFFF"/>
-            <w:tcMar>
-              <w:top w:w="80" w:type="dxa"/>
-              <w:bottom w:w="80" w:type="dxa"/>
-              <w:left w:w="120" w:type="dxa"/>
-              <w:right w:w="120" w:type="dxa"/>
-            </w:tcMar>
-          </w:tcPr>
-          <w:p>
-            <w:r/>
-            <w:r>
-              <w:rPr>
-                <w:rFonts w:ascii="Times New Roman" w:hAnsi="Times New Roman"/>
-                <w:sz w:val="21"/>
-              </w:rPr>
-              <w:t>Dòng 228</w:t>
-            </w:r>
-          </w:p>
-        </w:tc>
-        <w:tc>
-          <w:tcPr>
-            <w:tcW w:type="dxa" w:w="2448"/>
-            <w:shd w:val="clear" w:color="auto" w:fill="FFFFFF"/>
-            <w:tcMar>
-              <w:top w:w="80" w:type="dxa"/>
-              <w:bottom w:w="80" w:type="dxa"/>
-              <w:left w:w="120" w:type="dxa"/>
-              <w:right w:w="120" w:type="dxa"/>
-            </w:tcMar>
-          </w:tcPr>
-          <w:p>
-            <w:r/>
-            <w:r>
-              <w:rPr>
-                <w:rFonts w:ascii="Times New Roman" w:hAnsi="Times New Roman"/>
-                <w:sz w:val="21"/>
-              </w:rPr>
-              <w:t>Kiểm tra username/password, trả về thông tin hồ sơ người chơi.</w:t>
-            </w:r>
-          </w:p>
-        </w:tc>
-      </w:tr>
-      <w:tr>
-        <w:tc>
-          <w:tcPr>
-            <w:tcW w:type="dxa" w:w="2448"/>
-            <w:shd w:val="clear" w:color="auto" w:fill="F8FAFC"/>
-            <w:tcMar>
-              <w:top w:w="80" w:type="dxa"/>
-              <w:bottom w:w="80" w:type="dxa"/>
-              <w:left w:w="120" w:type="dxa"/>
-              <w:right w:w="120" w:type="dxa"/>
-            </w:tcMar>
-          </w:tcPr>
-          <w:p>
-            <w:r/>
-            <w:r>
-              <w:rPr>
-                <w:rFonts w:ascii="Times New Roman" w:hAnsi="Times New Roman"/>
-                <w:b/>
-                <w:sz w:val="21"/>
-              </w:rPr>
-              <w:t>Người chơi</w:t>
-            </w:r>
-          </w:p>
-        </w:tc>
-        <w:tc>
-          <w:tcPr>
-            <w:tcW w:type="dxa" w:w="2448"/>
-            <w:shd w:val="clear" w:color="auto" w:fill="F8FAFC"/>
-            <w:tcMar>
-              <w:top w:w="80" w:type="dxa"/>
-              <w:bottom w:w="80" w:type="dxa"/>
-              <w:left w:w="120" w:type="dxa"/>
-              <w:right w:w="120" w:type="dxa"/>
-            </w:tcMar>
-          </w:tcPr>
-          <w:p>
-            <w:r/>
-            <w:r>
-              <w:rPr>
-                <w:rFonts w:ascii="Times New Roman" w:hAnsi="Times New Roman"/>
-                <w:sz w:val="21"/>
-              </w:rPr>
-              <w:t>GET /api/user/:username</w:t>
-            </w:r>
-          </w:p>
-        </w:tc>
-        <w:tc>
-          <w:tcPr>
-            <w:tcW w:type="dxa" w:w="2448"/>
-            <w:shd w:val="clear" w:color="auto" w:fill="F8FAFC"/>
-            <w:tcMar>
-              <w:top w:w="80" w:type="dxa"/>
-              <w:bottom w:w="80" w:type="dxa"/>
-              <w:left w:w="120" w:type="dxa"/>
-              <w:right w:w="120" w:type="dxa"/>
-            </w:tcMar>
-          </w:tcPr>
-          <w:p>
-            <w:r/>
-            <w:r>
-              <w:rPr>
-                <w:rFonts w:ascii="Times New Roman" w:hAnsi="Times New Roman"/>
-                <w:sz w:val="21"/>
-              </w:rPr>
-              <w:t>Dòng 276</w:t>
-            </w:r>
-          </w:p>
-        </w:tc>
-        <w:tc>
-          <w:tcPr>
-            <w:tcW w:type="dxa" w:w="2448"/>
-            <w:shd w:val="clear" w:color="auto" w:fill="F8FAFC"/>
-            <w:tcMar>
-              <w:top w:w="80" w:type="dxa"/>
-              <w:bottom w:w="80" w:type="dxa"/>
-              <w:left w:w="120" w:type="dxa"/>
-              <w:right w:w="120" w:type="dxa"/>
-            </w:tcMar>
-          </w:tcPr>
-          <w:p>
-            <w:r/>
-            <w:r>
-              <w:rPr>
-                <w:rFonts w:ascii="Times New Roman" w:hAnsi="Times New Roman"/>
-                <w:sz w:val="21"/>
-              </w:rPr>
-              <w:t>Lấy hồ sơ chi tiết và danh sách trang bị trong túi đồ của người chơi.</w:t>
-            </w:r>
-          </w:p>
-        </w:tc>
-      </w:tr>
-      <w:tr>
-        <w:tc>
-          <w:tcPr>
-            <w:tcW w:type="dxa" w:w="2448"/>
-            <w:shd w:val="clear" w:color="auto" w:fill="FFFFFF"/>
-            <w:tcMar>
-              <w:top w:w="80" w:type="dxa"/>
-              <w:bottom w:w="80" w:type="dxa"/>
-              <w:left w:w="120" w:type="dxa"/>
-              <w:right w:w="120" w:type="dxa"/>
-            </w:tcMar>
-          </w:tcPr>
-          <w:p>
-            <w:r/>
-            <w:r>
-              <w:rPr>
-                <w:rFonts w:ascii="Times New Roman" w:hAnsi="Times New Roman"/>
-                <w:b/>
-                <w:sz w:val="21"/>
-              </w:rPr>
-              <w:t>Cửa hàng</w:t>
-            </w:r>
-          </w:p>
-        </w:tc>
-        <w:tc>
-          <w:tcPr>
-            <w:tcW w:type="dxa" w:w="2448"/>
-            <w:shd w:val="clear" w:color="auto" w:fill="FFFFFF"/>
-            <w:tcMar>
-              <w:top w:w="80" w:type="dxa"/>
-              <w:bottom w:w="80" w:type="dxa"/>
-              <w:left w:w="120" w:type="dxa"/>
-              <w:right w:w="120" w:type="dxa"/>
-            </w:tcMar>
-          </w:tcPr>
-          <w:p>
-            <w:r/>
-            <w:r>
-              <w:rPr>
-                <w:rFonts w:ascii="Times New Roman" w:hAnsi="Times New Roman"/>
-                <w:sz w:val="21"/>
-              </w:rPr>
-              <w:t>GET /api/shop/items</w:t>
-              <w:br/>
-              <w:t>POST /api/shop/buy</w:t>
-            </w:r>
-          </w:p>
-        </w:tc>
-        <w:tc>
-          <w:tcPr>
-            <w:tcW w:type="dxa" w:w="2448"/>
-            <w:shd w:val="clear" w:color="auto" w:fill="FFFFFF"/>
-            <w:tcMar>
-              <w:top w:w="80" w:type="dxa"/>
-              <w:bottom w:w="80" w:type="dxa"/>
-              <w:left w:w="120" w:type="dxa"/>
-              <w:right w:w="120" w:type="dxa"/>
-            </w:tcMar>
-          </w:tcPr>
-          <w:p>
-            <w:r/>
-            <w:r>
-              <w:rPr>
-                <w:rFonts w:ascii="Times New Roman" w:hAnsi="Times New Roman"/>
-                <w:sz w:val="21"/>
-              </w:rPr>
-              <w:t>Dòng 316</w:t>
-              <w:br/>
-              <w:t>Dòng 330</w:t>
-            </w:r>
-          </w:p>
-        </w:tc>
-        <w:tc>
-          <w:tcPr>
-            <w:tcW w:type="dxa" w:w="2448"/>
-            <w:shd w:val="clear" w:color="auto" w:fill="FFFFFF"/>
-            <w:tcMar>
-              <w:top w:w="80" w:type="dxa"/>
-              <w:bottom w:w="80" w:type="dxa"/>
-              <w:left w:w="120" w:type="dxa"/>
-              <w:right w:w="120" w:type="dxa"/>
-            </w:tcMar>
-          </w:tcPr>
-          <w:p>
-            <w:r/>
-            <w:r>
-              <w:rPr>
-                <w:rFonts w:ascii="Times New Roman" w:hAnsi="Times New Roman"/>
-                <w:sz w:val="21"/>
-              </w:rPr>
-              <w:t>Lấy danh sách 48 vật phẩm; xử lý mua đồ, kiểm tra đủ vàng/gem và thêm vào kho.</w:t>
-            </w:r>
-          </w:p>
-        </w:tc>
-      </w:tr>
-      <w:tr>
-        <w:tc>
-          <w:tcPr>
-            <w:tcW w:type="dxa" w:w="2448"/>
-            <w:shd w:val="clear" w:color="auto" w:fill="F8FAFC"/>
-            <w:tcMar>
-              <w:top w:w="80" w:type="dxa"/>
-              <w:bottom w:w="80" w:type="dxa"/>
-              <w:left w:w="120" w:type="dxa"/>
-              <w:right w:w="120" w:type="dxa"/>
-            </w:tcMar>
-          </w:tcPr>
-          <w:p>
-            <w:r/>
-            <w:r>
-              <w:rPr>
-                <w:rFonts w:ascii="Times New Roman" w:hAnsi="Times New Roman"/>
-                <w:b/>
-                <w:sz w:val="21"/>
-              </w:rPr>
-              <w:t>Kho đồ</w:t>
-            </w:r>
-          </w:p>
-        </w:tc>
-        <w:tc>
-          <w:tcPr>
-            <w:tcW w:type="dxa" w:w="2448"/>
-            <w:shd w:val="clear" w:color="auto" w:fill="F8FAFC"/>
-            <w:tcMar>
-              <w:top w:w="80" w:type="dxa"/>
-              <w:bottom w:w="80" w:type="dxa"/>
-              <w:left w:w="120" w:type="dxa"/>
-              <w:right w:w="120" w:type="dxa"/>
-            </w:tcMar>
-          </w:tcPr>
-          <w:p>
-            <w:r/>
-            <w:r>
-              <w:rPr>
-                <w:rFonts w:ascii="Times New Roman" w:hAnsi="Times New Roman"/>
-                <w:sz w:val="21"/>
-              </w:rPr>
-              <w:t>POST /api/inventory/equip</w:t>
-              <w:br/>
-              <w:t>POST /api/inventory/unequip</w:t>
-            </w:r>
-          </w:p>
-        </w:tc>
-        <w:tc>
-          <w:tcPr>
-            <w:tcW w:type="dxa" w:w="2448"/>
-            <w:shd w:val="clear" w:color="auto" w:fill="F8FAFC"/>
-            <w:tcMar>
-              <w:top w:w="80" w:type="dxa"/>
-              <w:bottom w:w="80" w:type="dxa"/>
-              <w:left w:w="120" w:type="dxa"/>
-              <w:right w:w="120" w:type="dxa"/>
-            </w:tcMar>
-          </w:tcPr>
-          <w:p>
-            <w:r/>
-            <w:r>
-              <w:rPr>
-                <w:rFonts w:ascii="Times New Roman" w:hAnsi="Times New Roman"/>
-                <w:sz w:val="21"/>
-              </w:rPr>
-              <w:t>Dòng 369</w:t>
-              <w:br/>
-              <w:t>Dòng 420</w:t>
-            </w:r>
-          </w:p>
-        </w:tc>
-        <w:tc>
-          <w:tcPr>
-            <w:tcW w:type="dxa" w:w="2448"/>
-            <w:shd w:val="clear" w:color="auto" w:fill="F8FAFC"/>
-            <w:tcMar>
-              <w:top w:w="80" w:type="dxa"/>
-              <w:bottom w:w="80" w:type="dxa"/>
-              <w:left w:w="120" w:type="dxa"/>
-              <w:right w:w="120" w:type="dxa"/>
-            </w:tcMar>
-          </w:tcPr>
-          <w:p>
-            <w:r/>
-            <w:r>
-              <w:rPr>
-                <w:rFonts w:ascii="Times New Roman" w:hAnsi="Times New Roman"/>
-                <w:sz w:val="21"/>
-              </w:rPr>
-              <w:t>Mặc trang bị (tự động tháo trang bị cũ cùng slot) và tháo trang bị.</w:t>
-            </w:r>
-          </w:p>
-        </w:tc>
-      </w:tr>
-      <w:tr>
-        <w:tc>
-          <w:tcPr>
-            <w:tcW w:type="dxa" w:w="2448"/>
-            <w:shd w:val="clear" w:color="auto" w:fill="FFFFFF"/>
-            <w:tcMar>
-              <w:top w:w="80" w:type="dxa"/>
-              <w:bottom w:w="80" w:type="dxa"/>
-              <w:left w:w="120" w:type="dxa"/>
-              <w:right w:w="120" w:type="dxa"/>
-            </w:tcMar>
-          </w:tcPr>
-          <w:p>
-            <w:r/>
-            <w:r>
-              <w:rPr>
-                <w:rFonts w:ascii="Times New Roman" w:hAnsi="Times New Roman"/>
-                <w:b/>
-                <w:sz w:val="21"/>
-              </w:rPr>
-              <w:t>Tập luyện</w:t>
-            </w:r>
-          </w:p>
-        </w:tc>
-        <w:tc>
-          <w:tcPr>
-            <w:tcW w:type="dxa" w:w="2448"/>
-            <w:shd w:val="clear" w:color="auto" w:fill="FFFFFF"/>
-            <w:tcMar>
-              <w:top w:w="80" w:type="dxa"/>
-              <w:bottom w:w="80" w:type="dxa"/>
-              <w:left w:w="120" w:type="dxa"/>
-              <w:right w:w="120" w:type="dxa"/>
-            </w:tcMar>
-          </w:tcPr>
-          <w:p>
-            <w:r/>
-            <w:r>
-              <w:rPr>
-                <w:rFonts w:ascii="Times New Roman" w:hAnsi="Times New Roman"/>
-                <w:sz w:val="21"/>
-              </w:rPr>
-              <w:t>POST /api/workout/finish</w:t>
-            </w:r>
-          </w:p>
-        </w:tc>
-        <w:tc>
-          <w:tcPr>
-            <w:tcW w:type="dxa" w:w="2448"/>
-            <w:shd w:val="clear" w:color="auto" w:fill="FFFFFF"/>
-            <w:tcMar>
-              <w:top w:w="80" w:type="dxa"/>
-              <w:bottom w:w="80" w:type="dxa"/>
-              <w:left w:w="120" w:type="dxa"/>
-              <w:right w:w="120" w:type="dxa"/>
-            </w:tcMar>
-          </w:tcPr>
-          <w:p>
-            <w:r/>
-            <w:r>
-              <w:rPr>
-                <w:rFonts w:ascii="Times New Roman" w:hAnsi="Times New Roman"/>
-                <w:sz w:val="21"/>
-              </w:rPr>
-              <w:t>Dòng 437</w:t>
-            </w:r>
-          </w:p>
-        </w:tc>
-        <w:tc>
-          <w:tcPr>
-            <w:tcW w:type="dxa" w:w="2448"/>
-            <w:shd w:val="clear" w:color="auto" w:fill="FFFFFF"/>
-            <w:tcMar>
-              <w:top w:w="80" w:type="dxa"/>
-              <w:bottom w:w="80" w:type="dxa"/>
-              <w:left w:w="120" w:type="dxa"/>
-              <w:right w:w="120" w:type="dxa"/>
-            </w:tcMar>
-          </w:tcPr>
-          <w:p>
-            <w:r/>
-            <w:r>
-              <w:rPr>
-                <w:rFonts w:ascii="Times New Roman" w:hAnsi="Times New Roman"/>
-                <w:sz w:val="21"/>
-              </w:rPr>
-              <w:t>Ghi nhận kết quả buổi tập, tính XP, vàng, lên cấp, chuỗi streak và quay thưởng rớt đồ.</w:t>
-            </w:r>
-          </w:p>
-        </w:tc>
-      </w:tr>
-      <w:tr>
-        <w:tc>
-          <w:tcPr>
-            <w:tcW w:type="dxa" w:w="2448"/>
-            <w:shd w:val="clear" w:color="auto" w:fill="F8FAFC"/>
-            <w:tcMar>
-              <w:top w:w="80" w:type="dxa"/>
-              <w:bottom w:w="80" w:type="dxa"/>
-              <w:left w:w="120" w:type="dxa"/>
-              <w:right w:w="120" w:type="dxa"/>
-            </w:tcMar>
-          </w:tcPr>
-          <w:p>
-            <w:r/>
-            <w:r>
-              <w:rPr>
-                <w:rFonts w:ascii="Times New Roman" w:hAnsi="Times New Roman"/>
-                <w:b/>
-                <w:sz w:val="21"/>
-              </w:rPr>
-              <w:t>Bạn bè</w:t>
-            </w:r>
-          </w:p>
-        </w:tc>
-        <w:tc>
-          <w:tcPr>
-            <w:tcW w:type="dxa" w:w="2448"/>
-            <w:shd w:val="clear" w:color="auto" w:fill="F8FAFC"/>
-            <w:tcMar>
-              <w:top w:w="80" w:type="dxa"/>
-              <w:bottom w:w="80" w:type="dxa"/>
-              <w:left w:w="120" w:type="dxa"/>
-              <w:right w:w="120" w:type="dxa"/>
-            </w:tcMar>
-          </w:tcPr>
-          <w:p>
-            <w:r/>
-            <w:r>
-              <w:rPr>
-                <w:rFonts w:ascii="Times New Roman" w:hAnsi="Times New Roman"/>
-                <w:sz w:val="21"/>
-              </w:rPr>
-              <w:t>POST /api/friends/request</w:t>
-              <w:br/>
-              <w:t>POST /api/friends/respond</w:t>
-              <w:br/>
-              <w:t>DELETE /api/friends/remove</w:t>
-            </w:r>
-          </w:p>
-        </w:tc>
-        <w:tc>
-          <w:tcPr>
-            <w:tcW w:type="dxa" w:w="2448"/>
-            <w:shd w:val="clear" w:color="auto" w:fill="F8FAFC"/>
-            <w:tcMar>
-              <w:top w:w="80" w:type="dxa"/>
-              <w:bottom w:w="80" w:type="dxa"/>
-              <w:left w:w="120" w:type="dxa"/>
-              <w:right w:w="120" w:type="dxa"/>
-            </w:tcMar>
-          </w:tcPr>
-          <w:p>
-            <w:r/>
-            <w:r>
-              <w:rPr>
-                <w:rFonts w:ascii="Times New Roman" w:hAnsi="Times New Roman"/>
-                <w:sz w:val="21"/>
-              </w:rPr>
-              <w:t>Dòng 710</w:t>
-              <w:br/>
-              <w:t>Dòng 743</w:t>
-              <w:br/>
-              <w:t>Dòng 683</w:t>
-            </w:r>
-          </w:p>
-        </w:tc>
-        <w:tc>
-          <w:tcPr>
-            <w:tcW w:type="dxa" w:w="2448"/>
-            <w:shd w:val="clear" w:color="auto" w:fill="F8FAFC"/>
-            <w:tcMar>
-              <w:top w:w="80" w:type="dxa"/>
-              <w:bottom w:w="80" w:type="dxa"/>
-              <w:left w:w="120" w:type="dxa"/>
-              <w:right w:w="120" w:type="dxa"/>
-            </w:tcMar>
-          </w:tcPr>
-          <w:p>
-            <w:r/>
-            <w:r>
-              <w:rPr>
-                <w:rFonts w:ascii="Times New Roman" w:hAnsi="Times New Roman"/>
-                <w:sz w:val="21"/>
-              </w:rPr>
-              <w:t>Gửi lời mời kết bạn, chấp nhận/từ chối lời mời và xóa bạn bè.</w:t>
-            </w:r>
-          </w:p>
-        </w:tc>
-      </w:tr>
-      <w:tr>
-        <w:tc>
-          <w:tcPr>
-            <w:tcW w:type="dxa" w:w="2448"/>
-            <w:shd w:val="clear" w:color="auto" w:fill="FFFFFF"/>
-            <w:tcMar>
-              <w:top w:w="80" w:type="dxa"/>
-              <w:bottom w:w="80" w:type="dxa"/>
-              <w:left w:w="120" w:type="dxa"/>
-              <w:right w:w="120" w:type="dxa"/>
-            </w:tcMar>
-          </w:tcPr>
-          <w:p>
-            <w:r/>
-            <w:r>
-              <w:rPr>
-                <w:rFonts w:ascii="Times New Roman" w:hAnsi="Times New Roman"/>
-                <w:b/>
-                <w:sz w:val="21"/>
-              </w:rPr>
-              <w:t>Bang hội</w:t>
-            </w:r>
-          </w:p>
-        </w:tc>
-        <w:tc>
-          <w:tcPr>
-            <w:tcW w:type="dxa" w:w="2448"/>
-            <w:shd w:val="clear" w:color="auto" w:fill="FFFFFF"/>
-            <w:tcMar>
-              <w:top w:w="80" w:type="dxa"/>
-              <w:bottom w:w="80" w:type="dxa"/>
-              <w:left w:w="120" w:type="dxa"/>
-              <w:right w:w="120" w:type="dxa"/>
-            </w:tcMar>
-          </w:tcPr>
-          <w:p>
-            <w:r/>
-            <w:r>
-              <w:rPr>
-                <w:rFonts w:ascii="Times New Roman" w:hAnsi="Times New Roman"/>
-                <w:sz w:val="21"/>
-              </w:rPr>
-              <w:t>POST /api/guilds/apply</w:t>
-              <w:br/>
-              <w:t>GET /api/guilds/applications/:id</w:t>
-              <w:br/>
-              <w:t>POST /api/guilds/approve-application</w:t>
-            </w:r>
-          </w:p>
-        </w:tc>
-        <w:tc>
-          <w:tcPr>
-            <w:tcW w:type="dxa" w:w="2448"/>
-            <w:shd w:val="clear" w:color="auto" w:fill="FFFFFF"/>
-            <w:tcMar>
-              <w:top w:w="80" w:type="dxa"/>
-              <w:bottom w:w="80" w:type="dxa"/>
-              <w:left w:w="120" w:type="dxa"/>
-              <w:right w:w="120" w:type="dxa"/>
-            </w:tcMar>
-          </w:tcPr>
-          <w:p>
-            <w:r/>
-            <w:r>
-              <w:rPr>
-                <w:rFonts w:ascii="Times New Roman" w:hAnsi="Times New Roman"/>
-                <w:sz w:val="21"/>
-              </w:rPr>
-              <w:t>Dòng 808</w:t>
-              <w:br/>
-              <w:t>Dòng 887</w:t>
-              <w:br/>
-              <w:t>Dòng 928</w:t>
-            </w:r>
-          </w:p>
-        </w:tc>
-        <w:tc>
-          <w:tcPr>
-            <w:tcW w:type="dxa" w:w="2448"/>
-            <w:shd w:val="clear" w:color="auto" w:fill="FFFFFF"/>
-            <w:tcMar>
-              <w:top w:w="80" w:type="dxa"/>
-              <w:bottom w:w="80" w:type="dxa"/>
-              <w:left w:w="120" w:type="dxa"/>
-              <w:right w:w="120" w:type="dxa"/>
-            </w:tcMar>
-          </w:tcPr>
-          <w:p>
-            <w:r/>
-            <w:r>
-              <w:rPr>
-                <w:rFonts w:ascii="Times New Roman" w:hAnsi="Times New Roman"/>
-                <w:sz w:val="21"/>
-              </w:rPr>
-              <w:t>Gửi đơn xin vào bang, lấy danh sách đơn chờ duyệt và Chủ bang phê duyệt thành viên.</w:t>
-            </w:r>
-          </w:p>
-        </w:tc>
-      </w:tr>
-      <w:tr>
-        <w:tc>
-          <w:tcPr>
-            <w:tcW w:type="dxa" w:w="2448"/>
-            <w:shd w:val="clear" w:color="auto" w:fill="F8FAFC"/>
-            <w:tcMar>
-              <w:top w:w="80" w:type="dxa"/>
-              <w:bottom w:w="80" w:type="dxa"/>
-              <w:left w:w="120" w:type="dxa"/>
-              <w:right w:w="120" w:type="dxa"/>
-            </w:tcMar>
-          </w:tcPr>
-          <w:p>
-            <w:r/>
-            <w:r>
-              <w:rPr>
-                <w:rFonts w:ascii="Times New Roman" w:hAnsi="Times New Roman"/>
-                <w:b/>
-                <w:sz w:val="21"/>
-              </w:rPr>
-              <w:t>Boss Bang</w:t>
-            </w:r>
-          </w:p>
-        </w:tc>
-        <w:tc>
-          <w:tcPr>
-            <w:tcW w:type="dxa" w:w="2448"/>
-            <w:shd w:val="clear" w:color="auto" w:fill="F8FAFC"/>
-            <w:tcMar>
-              <w:top w:w="80" w:type="dxa"/>
-              <w:bottom w:w="80" w:type="dxa"/>
-              <w:left w:w="120" w:type="dxa"/>
-              <w:right w:w="120" w:type="dxa"/>
-            </w:tcMar>
-          </w:tcPr>
-          <w:p>
-            <w:r/>
-            <w:r>
-              <w:rPr>
-                <w:rFonts w:ascii="Times New Roman" w:hAnsi="Times New Roman"/>
-                <w:sz w:val="21"/>
-              </w:rPr>
-              <w:t>GET /api/guild/boss</w:t>
-              <w:br/>
-              <w:t>POST /api/guild/boss/attack</w:t>
-              <w:br/>
-              <w:t>POST /api/guild/boss/claim</w:t>
-              <w:br/>
-              <w:t>POST /api/guild/boss/summon</w:t>
-            </w:r>
-          </w:p>
-        </w:tc>
-        <w:tc>
-          <w:tcPr>
-            <w:tcW w:type="dxa" w:w="2448"/>
-            <w:shd w:val="clear" w:color="auto" w:fill="F8FAFC"/>
-            <w:tcMar>
-              <w:top w:w="80" w:type="dxa"/>
-              <w:bottom w:w="80" w:type="dxa"/>
-              <w:left w:w="120" w:type="dxa"/>
-              <w:right w:w="120" w:type="dxa"/>
-            </w:tcMar>
-          </w:tcPr>
-          <w:p>
-            <w:r/>
-            <w:r>
-              <w:rPr>
-                <w:rFonts w:ascii="Times New Roman" w:hAnsi="Times New Roman"/>
-                <w:sz w:val="21"/>
-              </w:rPr>
-              <w:t>Dòng 1128</w:t>
-              <w:br/>
-              <w:t>Dòng 1301</w:t>
-              <w:br/>
-              <w:t>Dòng 1421</w:t>
-              <w:br/>
-              <w:t>Dòng 1510</w:t>
-            </w:r>
-          </w:p>
-        </w:tc>
-        <w:tc>
-          <w:tcPr>
-            <w:tcW w:type="dxa" w:w="2448"/>
-            <w:shd w:val="clear" w:color="auto" w:fill="F8FAFC"/>
-            <w:tcMar>
-              <w:top w:w="80" w:type="dxa"/>
-              <w:bottom w:w="80" w:type="dxa"/>
-              <w:left w:w="120" w:type="dxa"/>
-              <w:right w:w="120" w:type="dxa"/>
-            </w:tcMar>
-          </w:tcPr>
-          <w:p>
-            <w:r/>
-            <w:r>
-              <w:rPr>
-                <w:rFonts w:ascii="Times New Roman" w:hAnsi="Times New Roman"/>
-                <w:sz w:val="21"/>
-              </w:rPr>
-              <w:t>Lấy thông tin Hắc Long Nidhogg &amp; BXH sát thương; trừ máu Boss khi tập AI Camera; nhận thưởng diệt Boss và triệu hồi Boss mới.</w:t>
-            </w:r>
-          </w:p>
-        </w:tc>
-      </w:tr>
-      <w:tr>
-        <w:tc>
-          <w:tcPr>
-            <w:tcW w:type="dxa" w:w="2448"/>
-            <w:shd w:val="clear" w:color="auto" w:fill="FFFFFF"/>
-            <w:tcMar>
-              <w:top w:w="80" w:type="dxa"/>
-              <w:bottom w:w="80" w:type="dxa"/>
-              <w:left w:w="120" w:type="dxa"/>
-              <w:right w:w="120" w:type="dxa"/>
-            </w:tcMar>
-          </w:tcPr>
-          <w:p>
-            <w:r/>
-            <w:r>
-              <w:rPr>
-                <w:rFonts w:ascii="Times New Roman" w:hAnsi="Times New Roman"/>
-                <w:b/>
-                <w:sz w:val="21"/>
-              </w:rPr>
-              <w:t>Quản trị Admin</w:t>
-            </w:r>
-          </w:p>
-        </w:tc>
-        <w:tc>
-          <w:tcPr>
-            <w:tcW w:type="dxa" w:w="2448"/>
-            <w:shd w:val="clear" w:color="auto" w:fill="FFFFFF"/>
-            <w:tcMar>
-              <w:top w:w="80" w:type="dxa"/>
-              <w:bottom w:w="80" w:type="dxa"/>
-              <w:left w:w="120" w:type="dxa"/>
-              <w:right w:w="120" w:type="dxa"/>
-            </w:tcMar>
-          </w:tcPr>
-          <w:p>
-            <w:r/>
-            <w:r>
-              <w:rPr>
-                <w:rFonts w:ascii="Times New Roman" w:hAnsi="Times New Roman"/>
-                <w:sz w:val="21"/>
-              </w:rPr>
-              <w:t>GET /api/admin/overview</w:t>
-            </w:r>
-          </w:p>
-        </w:tc>
-        <w:tc>
-          <w:tcPr>
-            <w:tcW w:type="dxa" w:w="2448"/>
-            <w:shd w:val="clear" w:color="auto" w:fill="FFFFFF"/>
-            <w:tcMar>
-              <w:top w:w="80" w:type="dxa"/>
-              <w:bottom w:w="80" w:type="dxa"/>
-              <w:left w:w="120" w:type="dxa"/>
-              <w:right w:w="120" w:type="dxa"/>
-            </w:tcMar>
-          </w:tcPr>
-          <w:p>
-            <w:r/>
-            <w:r>
-              <w:rPr>
-                <w:rFonts w:ascii="Times New Roman" w:hAnsi="Times New Roman"/>
-                <w:sz w:val="21"/>
-              </w:rPr>
-              <w:t>Dòng 1562</w:t>
-            </w:r>
-          </w:p>
-        </w:tc>
-        <w:tc>
-          <w:tcPr>
-            <w:tcW w:type="dxa" w:w="2448"/>
-            <w:shd w:val="clear" w:color="auto" w:fill="FFFFFF"/>
-            <w:tcMar>
-              <w:top w:w="80" w:type="dxa"/>
-              <w:bottom w:w="80" w:type="dxa"/>
-              <w:left w:w="120" w:type="dxa"/>
-              <w:right w:w="120" w:type="dxa"/>
-            </w:tcMar>
-          </w:tcPr>
-          <w:p>
-            <w:r/>
-            <w:r>
-              <w:rPr>
-                <w:rFonts w:ascii="Times New Roman" w:hAnsi="Times New Roman"/>
-                <w:sz w:val="21"/>
-              </w:rPr>
-              <w:t>Thống kê tổng số User, DAU, tổng Reps, Calo, danh sách User và Item cho Dashboard.</w:t>
-            </w:r>
-          </w:p>
-        </w:tc>
-      </w:tr>
-      <w:tr>
-        <w:tc>
-          <w:tcPr>
-            <w:tcW w:type="dxa" w:w="2448"/>
-            <w:shd w:val="clear" w:color="auto" w:fill="F8FAFC"/>
-            <w:tcMar>
-              <w:top w:w="80" w:type="dxa"/>
-              <w:bottom w:w="80" w:type="dxa"/>
-              <w:left w:w="120" w:type="dxa"/>
-              <w:right w:w="120" w:type="dxa"/>
-            </w:tcMar>
-          </w:tcPr>
-          <w:p>
-            <w:r/>
-            <w:r>
-              <w:rPr>
-                <w:rFonts w:ascii="Times New Roman" w:hAnsi="Times New Roman"/>
-                <w:b/>
-                <w:sz w:val="21"/>
-              </w:rPr>
-              <w:t>Quản trị Admin</w:t>
-            </w:r>
-          </w:p>
-        </w:tc>
-        <w:tc>
-          <w:tcPr>
-            <w:tcW w:type="dxa" w:w="2448"/>
-            <w:shd w:val="clear" w:color="auto" w:fill="F8FAFC"/>
-            <w:tcMar>
-              <w:top w:w="80" w:type="dxa"/>
-              <w:bottom w:w="80" w:type="dxa"/>
-              <w:left w:w="120" w:type="dxa"/>
-              <w:right w:w="120" w:type="dxa"/>
-            </w:tcMar>
-          </w:tcPr>
-          <w:p>
-            <w:r/>
-            <w:r>
-              <w:rPr>
-                <w:rFonts w:ascii="Times New Roman" w:hAnsi="Times New Roman"/>
-                <w:sz w:val="21"/>
-              </w:rPr>
-              <w:t>POST /api/admin/users/update</w:t>
-            </w:r>
-          </w:p>
-        </w:tc>
-        <w:tc>
-          <w:tcPr>
-            <w:tcW w:type="dxa" w:w="2448"/>
-            <w:shd w:val="clear" w:color="auto" w:fill="F8FAFC"/>
-            <w:tcMar>
-              <w:top w:w="80" w:type="dxa"/>
-              <w:bottom w:w="80" w:type="dxa"/>
-              <w:left w:w="120" w:type="dxa"/>
-              <w:right w:w="120" w:type="dxa"/>
-            </w:tcMar>
-          </w:tcPr>
-          <w:p>
-            <w:r/>
-            <w:r>
-              <w:rPr>
-                <w:rFonts w:ascii="Times New Roman" w:hAnsi="Times New Roman"/>
-                <w:sz w:val="21"/>
-              </w:rPr>
-              <w:t>Dòng 1629</w:t>
-            </w:r>
-          </w:p>
-        </w:tc>
-        <w:tc>
-          <w:tcPr>
-            <w:tcW w:type="dxa" w:w="2448"/>
-            <w:shd w:val="clear" w:color="auto" w:fill="F8FAFC"/>
-            <w:tcMar>
-              <w:top w:w="80" w:type="dxa"/>
-              <w:bottom w:w="80" w:type="dxa"/>
-              <w:left w:w="120" w:type="dxa"/>
-              <w:right w:w="120" w:type="dxa"/>
-            </w:tcMar>
-          </w:tcPr>
-          <w:p>
-            <w:r/>
-            <w:r>
-              <w:rPr>
-                <w:rFonts w:ascii="Times New Roman" w:hAnsi="Times New Roman"/>
-                <w:sz w:val="21"/>
-              </w:rPr>
-              <w:t>Thăng cấp hoặc hạ quyền (role: Admin / User / Moderator) của người chơi theo username.</w:t>
-            </w:r>
-          </w:p>
-        </w:tc>
-      </w:tr>
-      <w:tr>
-        <w:tc>
-          <w:tcPr>
-            <w:tcW w:type="dxa" w:w="2448"/>
-            <w:shd w:val="clear" w:color="auto" w:fill="FFFFFF"/>
-            <w:tcMar>
-              <w:top w:w="80" w:type="dxa"/>
-              <w:bottom w:w="80" w:type="dxa"/>
-              <w:left w:w="120" w:type="dxa"/>
-              <w:right w:w="120" w:type="dxa"/>
-            </w:tcMar>
-          </w:tcPr>
-          <w:p>
-            <w:r/>
-            <w:r>
-              <w:rPr>
-                <w:rFonts w:ascii="Times New Roman" w:hAnsi="Times New Roman"/>
-                <w:b/>
-                <w:sz w:val="21"/>
-              </w:rPr>
-              <w:t>Quản trị Admin</w:t>
-            </w:r>
-          </w:p>
-        </w:tc>
-        <w:tc>
-          <w:tcPr>
-            <w:tcW w:type="dxa" w:w="2448"/>
-            <w:shd w:val="clear" w:color="auto" w:fill="FFFFFF"/>
-            <w:tcMar>
-              <w:top w:w="80" w:type="dxa"/>
-              <w:bottom w:w="80" w:type="dxa"/>
-              <w:left w:w="120" w:type="dxa"/>
-              <w:right w:w="120" w:type="dxa"/>
-            </w:tcMar>
-          </w:tcPr>
-          <w:p>
-            <w:r/>
-            <w:r>
-              <w:rPr>
-                <w:rFonts w:ascii="Times New Roman" w:hAnsi="Times New Roman"/>
-                <w:sz w:val="21"/>
-              </w:rPr>
-              <w:t>POST /api/admin/users/lock</w:t>
-              <w:br/>
-              <w:t>POST /api/admin/anti-cheat/ban</w:t>
-            </w:r>
-          </w:p>
-        </w:tc>
-        <w:tc>
-          <w:tcPr>
-            <w:tcW w:type="dxa" w:w="2448"/>
-            <w:shd w:val="clear" w:color="auto" w:fill="FFFFFF"/>
-            <w:tcMar>
-              <w:top w:w="80" w:type="dxa"/>
-              <w:bottom w:w="80" w:type="dxa"/>
-              <w:left w:w="120" w:type="dxa"/>
-              <w:right w:w="120" w:type="dxa"/>
-            </w:tcMar>
-          </w:tcPr>
-          <w:p>
-            <w:r/>
-            <w:r>
-              <w:rPr>
-                <w:rFonts w:ascii="Times New Roman" w:hAnsi="Times New Roman"/>
-                <w:sz w:val="21"/>
-              </w:rPr>
-              <w:t>Dòng 1610</w:t>
-              <w:br/>
-              <w:t>Dòng 1664</w:t>
-            </w:r>
-          </w:p>
-        </w:tc>
-        <w:tc>
-          <w:tcPr>
-            <w:tcW w:type="dxa" w:w="2448"/>
-            <w:shd w:val="clear" w:color="auto" w:fill="FFFFFF"/>
-            <w:tcMar>
-              <w:top w:w="80" w:type="dxa"/>
-              <w:bottom w:w="80" w:type="dxa"/>
-              <w:left w:w="120" w:type="dxa"/>
-              <w:right w:w="120" w:type="dxa"/>
-            </w:tcMar>
-          </w:tcPr>
-          <w:p>
-            <w:r/>
-            <w:r>
-              <w:rPr>
-                <w:rFonts w:ascii="Times New Roman" w:hAnsi="Times New Roman"/>
-                <w:sz w:val="21"/>
-              </w:rPr>
-              <w:t>Khóa hoặc mở khóa tài khoản vi phạm, lưu lý do khóa (lock_reason) vào CSDL.</w:t>
-            </w:r>
-          </w:p>
-        </w:tc>
-      </w:tr>
-      <w:tr>
-        <w:tc>
-          <w:tcPr>
-            <w:tcW w:type="dxa" w:w="2448"/>
-            <w:shd w:val="clear" w:color="auto" w:fill="F8FAFC"/>
-            <w:tcMar>
-              <w:top w:w="80" w:type="dxa"/>
-              <w:bottom w:w="80" w:type="dxa"/>
-              <w:left w:w="120" w:type="dxa"/>
-              <w:right w:w="120" w:type="dxa"/>
-            </w:tcMar>
-          </w:tcPr>
-          <w:p>
-            <w:r/>
-            <w:r>
-              <w:rPr>
-                <w:rFonts w:ascii="Times New Roman" w:hAnsi="Times New Roman"/>
-                <w:b/>
-                <w:sz w:val="21"/>
-              </w:rPr>
-              <w:t>Quản trị Admin</w:t>
-            </w:r>
-          </w:p>
-        </w:tc>
-        <w:tc>
-          <w:tcPr>
-            <w:tcW w:type="dxa" w:w="2448"/>
-            <w:shd w:val="clear" w:color="auto" w:fill="F8FAFC"/>
-            <w:tcMar>
-              <w:top w:w="80" w:type="dxa"/>
-              <w:bottom w:w="80" w:type="dxa"/>
-              <w:left w:w="120" w:type="dxa"/>
-              <w:right w:w="120" w:type="dxa"/>
-            </w:tcMar>
-          </w:tcPr>
-          <w:p>
-            <w:r/>
-            <w:r>
-              <w:rPr>
-                <w:rFonts w:ascii="Times New Roman" w:hAnsi="Times New Roman"/>
-                <w:sz w:val="21"/>
-              </w:rPr>
-              <w:t>POST /api/admin/monsters/save</w:t>
-            </w:r>
-          </w:p>
-        </w:tc>
-        <w:tc>
-          <w:tcPr>
-            <w:tcW w:type="dxa" w:w="2448"/>
-            <w:shd w:val="clear" w:color="auto" w:fill="F8FAFC"/>
-            <w:tcMar>
-              <w:top w:w="80" w:type="dxa"/>
-              <w:bottom w:w="80" w:type="dxa"/>
-              <w:left w:w="120" w:type="dxa"/>
-              <w:right w:w="120" w:type="dxa"/>
-            </w:tcMar>
-          </w:tcPr>
-          <w:p>
-            <w:r/>
-            <w:r>
-              <w:rPr>
-                <w:rFonts w:ascii="Times New Roman" w:hAnsi="Times New Roman"/>
-                <w:sz w:val="21"/>
-              </w:rPr>
-              <w:t>Dòng 1684</w:t>
-            </w:r>
-          </w:p>
-        </w:tc>
-        <w:tc>
-          <w:tcPr>
-            <w:tcW w:type="dxa" w:w="2448"/>
-            <w:shd w:val="clear" w:color="auto" w:fill="F8FAFC"/>
-            <w:tcMar>
-              <w:top w:w="80" w:type="dxa"/>
-              <w:bottom w:w="80" w:type="dxa"/>
-              <w:left w:w="120" w:type="dxa"/>
-              <w:right w:w="120" w:type="dxa"/>
-            </w:tcMar>
-          </w:tcPr>
-          <w:p>
-            <w:r/>
-            <w:r>
-              <w:rPr>
-                <w:rFonts w:ascii="Times New Roman" w:hAnsi="Times New Roman"/>
-                <w:sz w:val="21"/>
-              </w:rPr>
-              <w:t>Lưu cấu hình chỉ số Quái vật &amp; Boss (HP, EXP, Vàng) từ bảng điều khiển Admin.</w:t>
-            </w:r>
-          </w:p>
-        </w:tc>
-      </w:tr>
-    </w:tbl>
-    <w:p>
-      <w:pPr>
-        <w:spacing w:after="120"/>
-      </w:pPr>
-    </w:p>
-    <w:p>
-      <w:pPr>
-        <w:pStyle w:val="Heading1"/>
-      </w:pPr>
-      <w:r>
-        <w:rPr>
-          <w:rFonts w:ascii="Times New Roman" w:hAnsi="Times New Roman"/>
-          <w:b/>
-          <w:color w:val="1E3A8A"/>
-          <w:sz w:val="32"/>
-        </w:rPr>
-        <w:t>CHƯƠNG 5. PHÂN HỆ QUẢN TRỊ ADMIN TRÊN ANDROID (AdminScreen.kt, AdminRepository.kt, AdminModels.kt)</w:t>
-      </w:r>
-    </w:p>
-    <w:p>
-      <w:pPr>
-        <w:spacing w:after="120" w:line="300" w:lineRule="auto"/>
-      </w:pPr>
-      <w:r>
-        <w:rPr>
-          <w:rFonts w:ascii="Times New Roman" w:hAnsi="Times New Roman"/>
-          <w:sz w:val="24"/>
-        </w:rPr>
-        <w:t>Phân hệ Admin trên Android được thiết kế chuẩn mực theo kiến trúc MVVM &amp; Clean Architecture, chia làm 3 file rõ rệt để tách bạch hoàn toàn Giao diện (UI) và Logic dữ liệu (Backend/DB):</w:t>
-      </w:r>
-    </w:p>
-    <w:p>
-      <w:pPr>
-        <w:pStyle w:val="Heading2"/>
-      </w:pPr>
-      <w:r>
-        <w:rPr>
-          <w:rFonts w:ascii="Times New Roman" w:hAnsi="Times New Roman"/>
-          <w:b/>
-          <w:color w:val="0F766E"/>
-          <w:sz w:val="28"/>
-        </w:rPr>
-        <w:t>5.1. File 1: AdminModels.kt (Tầng Thực Thể Dữ Liệu)</w:t>
-      </w:r>
-    </w:p>
-    <w:p>
-      <w:pPr>
-        <w:spacing w:after="120" w:line="300" w:lineRule="auto"/>
-      </w:pPr>
-      <w:r>
-        <w:rPr>
-          <w:rFonts w:ascii="Times New Roman" w:hAnsi="Times New Roman"/>
-          <w:sz w:val="24"/>
-        </w:rPr>
-        <w:t>Đường dẫn: app/src/main/java/com/example/vigil/model/AdminModels.kt (42 dòng code).</w:t>
-      </w:r>
-    </w:p>
-    <w:p>
-      <w:pPr>
-        <w:pStyle w:val="ListBullet"/>
-        <w:spacing w:after="80" w:line="288" w:lineRule="auto"/>
-      </w:pPr>
-      <w:r>
-        <w:rPr>
-          <w:rFonts w:ascii="Times New Roman" w:hAnsi="Times New Roman"/>
-          <w:b/>
-          <w:sz w:val="24"/>
-        </w:rPr>
-        <w:t xml:space="preserve">AdminUserEntry: </w:t>
-      </w:r>
-      <w:r>
-        <w:rPr>
-          <w:rFonts w:ascii="Times New Roman" w:hAnsi="Times New Roman"/>
-          <w:sz w:val="24"/>
-        </w:rPr>
-        <w:t>Chứa thông tin của 1 tài khoản hiển thị trên bảng quản trị: id, username, avatar, level, gold, streak, totalReps, role ('Admin'/'User'/'Moderator'), isBanned (Boolean), lockReason.</w:t>
-      </w:r>
-    </w:p>
-    <w:p>
-      <w:pPr>
-        <w:pStyle w:val="ListBullet"/>
-        <w:spacing w:after="80" w:line="288" w:lineRule="auto"/>
-      </w:pPr>
-      <w:r>
-        <w:rPr>
-          <w:rFonts w:ascii="Times New Roman" w:hAnsi="Times New Roman"/>
-          <w:b/>
-          <w:sz w:val="24"/>
-        </w:rPr>
-        <w:t xml:space="preserve">CheatAlertItem: </w:t>
-      </w:r>
-      <w:r>
-        <w:rPr>
-          <w:rFonts w:ascii="Times New Roman" w:hAnsi="Times New Roman"/>
-          <w:sz w:val="24"/>
-        </w:rPr>
-        <w:t>Chứa thông tin cảnh báo gian lận: id, username, exercise, reason, detail, riskLevel ('HIGH'/'MEDIUM').</w:t>
-      </w:r>
-    </w:p>
-    <w:p>
-      <w:pPr>
-        <w:pStyle w:val="ListBullet"/>
-        <w:spacing w:after="80" w:line="288" w:lineRule="auto"/>
-      </w:pPr>
-      <w:r>
-        <w:rPr>
-          <w:rFonts w:ascii="Times New Roman" w:hAnsi="Times New Roman"/>
-          <w:b/>
-          <w:sz w:val="24"/>
-        </w:rPr>
-        <w:t xml:space="preserve">ExerciseConfigItem: </w:t>
-      </w:r>
-      <w:r>
-        <w:rPr>
-          <w:rFonts w:ascii="Times New Roman" w:hAnsi="Times New Roman"/>
-          <w:sz w:val="24"/>
-        </w:rPr>
-        <w:t>Chứa thông số cấu hình góc khớp AI MediaPipe: code ('PUSHUP', 'SQUAT'...), name, extendAngle (góc duỗi), contractAngle (góc gập), damageFactor (hệ số sát thương), caloPerRep (calo tiêu thụ/rep).</w:t>
-      </w:r>
-    </w:p>
-    <w:p>
-      <w:pPr>
-        <w:pStyle w:val="Heading2"/>
-      </w:pPr>
-      <w:r>
-        <w:rPr>
-          <w:rFonts w:ascii="Times New Roman" w:hAnsi="Times New Roman"/>
-          <w:b/>
-          <w:color w:val="0F766E"/>
-          <w:sz w:val="28"/>
-        </w:rPr>
-        <w:t>5.2. File 2: AdminRepository.kt (Tầng Truy Xuất Dữ Liệu &amp; Đồng Bộ API)</w:t>
-      </w:r>
-    </w:p>
-    <w:p>
-      <w:pPr>
-        <w:spacing w:after="120" w:line="300" w:lineRule="auto"/>
-      </w:pPr>
-      <w:r>
-        <w:rPr>
-          <w:rFonts w:ascii="Times New Roman" w:hAnsi="Times New Roman"/>
-          <w:sz w:val="24"/>
-        </w:rPr>
-        <w:t>Đường dẫn: app/src/main/java/com/example/vigil/data/repository/AdminRepository.kt (195 dòng code).</w:t>
-      </w:r>
-    </w:p>
-    <w:p>
-      <w:pPr>
-        <w:spacing w:after="120" w:line="300" w:lineRule="auto"/>
-      </w:pPr>
-      <w:r>
-        <w:rPr>
-          <w:rFonts w:ascii="Times New Roman" w:hAnsi="Times New Roman"/>
-          <w:sz w:val="24"/>
-        </w:rPr>
-        <w:t>Đây là lớp trung gian duy nhất làm việc với VigilSqlDb và ApiClient cho các tính năng Admin:</w:t>
-      </w:r>
-    </w:p>
-    <w:p>
-      <w:pPr>
-        <w:pStyle w:val="ListBullet"/>
-        <w:spacing w:after="80" w:line="288" w:lineRule="auto"/>
-      </w:pPr>
-      <w:r>
-        <w:rPr>
-          <w:rFonts w:ascii="Times New Roman" w:hAnsi="Times New Roman"/>
-          <w:b/>
-          <w:sz w:val="24"/>
-        </w:rPr>
-        <w:t xml:space="preserve">1. Hàm getUsersFromDb() (Dòng 29 - 57): </w:t>
-      </w:r>
-      <w:r>
-        <w:rPr>
-          <w:rFonts w:ascii="Times New Roman" w:hAnsi="Times New Roman"/>
-          <w:sz w:val="24"/>
-        </w:rPr>
-        <w:t>Thực thi câu lệnh SELECT id, username, avatar, level, gold, streak, total_reps, role, status, lock_reason FROM users ORDER BY id ASC. Quy tắc vàng ở dòng 46: Nếu uName.equals('Hachimi', ignoreCase = true) thì luôn gán quyền 'Admin', còn các tài khoản khác lấy đúng role thực tế trong CSDL (mặc định là 'User').</w:t>
-      </w:r>
-    </w:p>
-    <w:p>
-      <w:pPr>
-        <w:pStyle w:val="ListBullet"/>
-        <w:spacing w:after="80" w:line="288" w:lineRule="auto"/>
-      </w:pPr>
-      <w:r>
-        <w:rPr>
-          <w:rFonts w:ascii="Times New Roman" w:hAnsi="Times New Roman"/>
-          <w:b/>
-          <w:sz w:val="24"/>
-        </w:rPr>
-        <w:t xml:space="preserve">2. Hàm updateUserRole(userId, username, newRole) (Dòng 63 - 70): </w:t>
-      </w:r>
-      <w:r>
-        <w:rPr>
-          <w:rFonts w:ascii="Times New Roman" w:hAnsi="Times New Roman"/>
-          <w:sz w:val="24"/>
-        </w:rPr>
-        <w:t>Gọi db.updateUserRole(userId, newRole) để cập nhật SQLite ngay lập tức, đồng thời chạy bgScope.launch { ApiClient.updateUserRole(username, newRole) } để đồng bộ lên Node.js Server.</w:t>
-      </w:r>
-    </w:p>
-    <w:p>
-      <w:pPr>
-        <w:pStyle w:val="ListBullet"/>
-        <w:spacing w:after="80" w:line="288" w:lineRule="auto"/>
-      </w:pPr>
-      <w:r>
-        <w:rPr>
-          <w:rFonts w:ascii="Times New Roman" w:hAnsi="Times New Roman"/>
-          <w:b/>
-          <w:sz w:val="24"/>
-        </w:rPr>
-        <w:t xml:space="preserve">3. Hàm updateUserRoleByUsername(username, newRole) (Dòng 75 - 103): </w:t>
-      </w:r>
-      <w:r>
-        <w:rPr>
-          <w:rFonts w:ascii="Times New Roman" w:hAnsi="Times New Roman"/>
-          <w:sz w:val="24"/>
-        </w:rPr>
-        <w:t>Cho phép Admin nhập tên người chơi vào hộp thoại để cấp quyền. Nếu tài khoản đã có trong CSDL thì cập nhật role; nếu chưa có thì tự động đăng ký tài khoản đó vào CSDL rồi gán role mới.</w:t>
-      </w:r>
-    </w:p>
-    <w:p>
-      <w:pPr>
-        <w:pStyle w:val="ListBullet"/>
-        <w:spacing w:after="80" w:line="288" w:lineRule="auto"/>
-      </w:pPr>
-      <w:r>
-        <w:rPr>
-          <w:rFonts w:ascii="Times New Roman" w:hAnsi="Times New Roman"/>
-          <w:b/>
-          <w:sz w:val="24"/>
-        </w:rPr>
-        <w:t xml:space="preserve">4. Hàm lockUserAccount(userId, username, lock, reason) (Dòng 108 - 118): </w:t>
-      </w:r>
-      <w:r>
-        <w:rPr>
-          <w:rFonts w:ascii="Times New Roman" w:hAnsi="Times New Roman"/>
-          <w:sz w:val="24"/>
-        </w:rPr>
-        <w:t>Đổi trạng thái status = 0 (khóa) hoặc status = 1 (mở khóa) trong SQLite và gọi ApiClient.banUser() / ApiClient.unbanUser().</w:t>
-      </w:r>
-    </w:p>
-    <w:p>
-      <w:pPr>
-        <w:pStyle w:val="ListBullet"/>
-        <w:spacing w:after="80" w:line="288" w:lineRule="auto"/>
-      </w:pPr>
-      <w:r>
-        <w:rPr>
-          <w:rFonts w:ascii="Times New Roman" w:hAnsi="Times New Roman"/>
-          <w:b/>
-          <w:sz w:val="24"/>
-        </w:rPr>
-        <w:t xml:space="preserve">5. Hàm updateMonsterConfig() &amp; updateExerciseConfig() (Dòng 123 - 174): </w:t>
-      </w:r>
-      <w:r>
-        <w:rPr>
-          <w:rFonts w:ascii="Times New Roman" w:hAnsi="Times New Roman"/>
-          <w:sz w:val="24"/>
-        </w:rPr>
-        <w:t>Cập nhật chỉ số máu/thưởng của quái vật trong AdventureData.monsters và lưu cấu hình góc khớp AI vào SharedPreferences ('vigil_admin_ai_prefs'), đồng thời đồng bộ lên Server.</w:t>
-      </w:r>
-    </w:p>
-    <w:p>
-      <w:pPr>
-        <w:pStyle w:val="Heading2"/>
-      </w:pPr>
-      <w:r>
-        <w:rPr>
-          <w:rFonts w:ascii="Times New Roman" w:hAnsi="Times New Roman"/>
-          <w:b/>
-          <w:color w:val="0F766E"/>
-          <w:sz w:val="28"/>
-        </w:rPr>
-        <w:t>5.3. File 3: AdminScreen.kt (Tầng Giao Diện Jetpack Compose)</w:t>
-      </w:r>
-    </w:p>
-    <w:p>
-      <w:pPr>
-        <w:spacing w:after="120" w:line="300" w:lineRule="auto"/>
-      </w:pPr>
-      <w:r>
-        <w:rPr>
-          <w:rFonts w:ascii="Times New Roman" w:hAnsi="Times New Roman"/>
-          <w:sz w:val="24"/>
-        </w:rPr>
-        <w:t>Đường dẫn: app/src/main/java/com/example/vigil/ui/AdminScreen.kt (1.165 dòng code).</w:t>
-      </w:r>
-    </w:p>
-    <w:p>
-      <w:pPr>
-        <w:spacing w:after="120" w:line="300" w:lineRule="auto"/>
-      </w:pPr>
-      <w:r>
-        <w:rPr>
-          <w:rFonts w:ascii="Times New Roman" w:hAnsi="Times New Roman"/>
-          <w:sz w:val="24"/>
-        </w:rPr>
-        <w:t>Màn hình được chia thành phần Header thống kê (4 thẻ Metric: Tài khoản, Đấu hôm nay, Tổng Reps, Cảnh báo) và 4 Tab chức năng:</w:t>
-      </w:r>
-    </w:p>
-    <w:p>
-      <w:pPr>
-        <w:pStyle w:val="ListBullet"/>
-        <w:spacing w:after="80" w:line="288" w:lineRule="auto"/>
-      </w:pPr>
-      <w:r>
-        <w:rPr>
-          <w:rFonts w:ascii="Times New Roman" w:hAnsi="Times New Roman"/>
-          <w:b/>
-          <w:sz w:val="24"/>
-        </w:rPr>
-        <w:t xml:space="preserve">Tab 0 - 👥 Người Chơi (Dòng 162 - 418): </w:t>
-      </w:r>
-      <w:r>
-        <w:rPr>
-          <w:rFonts w:ascii="Times New Roman" w:hAnsi="Times New Roman"/>
-          <w:sz w:val="24"/>
-        </w:rPr>
-        <w:t>Hiển thị danh sách người chơi từ CSDL. Riêng tài khoản 'Hachimi' được đóng khung vàng '🛡️ TÀI KHOẢN ROOT ADMIN - BẤT KHẢ XÂM PHẠM' (không hiển thị nút hạ quyền hay khóa nick để tránh Admin tự khóa chính mình). Các tài khoản khác có đủ 3 nút: [👑 Thăng ADMIN / 🛡️ Hạ Về User], [⚙️ Đổi Role] và [🔒 Khóa / 🔓 Mở Khóa]. Ngoài ra có nút cam '👑 Cấp Quyền Admin Theo Tên' mở Dialog chọn nhanh tài khoản trong CSDL để phân quyền.</w:t>
-      </w:r>
-    </w:p>
-    <w:p>
-      <w:pPr>
-        <w:pStyle w:val="ListBullet"/>
-        <w:spacing w:after="80" w:line="288" w:lineRule="auto"/>
-      </w:pPr>
-      <w:r>
-        <w:rPr>
-          <w:rFonts w:ascii="Times New Roman" w:hAnsi="Times New Roman"/>
-          <w:b/>
-          <w:sz w:val="24"/>
-        </w:rPr>
-        <w:t xml:space="preserve">Tab 1 - 🐉 Quái Vật (Dòng 423 - 553): </w:t>
-      </w:r>
-      <w:r>
-        <w:rPr>
-          <w:rFonts w:ascii="Times New Roman" w:hAnsi="Times New Roman"/>
-          <w:sz w:val="24"/>
-        </w:rPr>
-        <w:t>Hiển thị danh sách 12 Quái vật &amp; Boss. Có nút chỉnh máu nhanh [-100 HP], [+200 HP] và nút [✏️ Sửa Chi Tiết] mở Dialog chỉnh sửa Tên, Máu tối đa, EXP thưởng và Vàng rơi ra.</w:t>
-      </w:r>
-    </w:p>
-    <w:p>
-      <w:pPr>
-        <w:pStyle w:val="ListBullet"/>
-        <w:spacing w:after="80" w:line="288" w:lineRule="auto"/>
-      </w:pPr>
-      <w:r>
-        <w:rPr>
-          <w:rFonts w:ascii="Times New Roman" w:hAnsi="Times New Roman"/>
-          <w:b/>
-          <w:sz w:val="24"/>
-        </w:rPr>
-        <w:t xml:space="preserve">Tab 2 - 📐 Góc AI (Dòng 558 - 660): </w:t>
-      </w:r>
-      <w:r>
-        <w:rPr>
-          <w:rFonts w:ascii="Times New Roman" w:hAnsi="Times New Roman"/>
-          <w:sz w:val="24"/>
-        </w:rPr>
-        <w:t>Hiển thị thông số ngưỡng góc khớp MediaPipe của 6 bài tập (Hít đất, Squat, Gập bụng, Plank, Bật nhảy, Nhảy dây). Bấm [⚙️ Hiệu Chỉnh Góc Khớp &amp; Calo] sẽ mở Dialog cho phép sửa Góc duỗi chuẩn, Góc gập chuẩn, Hệ số sát thương và Calo tiêu hao.</w:t>
-      </w:r>
-    </w:p>
-    <w:p>
-      <w:pPr>
-        <w:pStyle w:val="ListBullet"/>
-        <w:spacing w:after="80" w:line="288" w:lineRule="auto"/>
-      </w:pPr>
-      <w:r>
-        <w:rPr>
-          <w:rFonts w:ascii="Times New Roman" w:hAnsi="Times New Roman"/>
-          <w:b/>
-          <w:sz w:val="24"/>
-        </w:rPr>
-        <w:t xml:space="preserve">Tab 3 - 🚨 Gian Lận (Dòng 665 - 788): </w:t>
-      </w:r>
-      <w:r>
-        <w:rPr>
-          <w:rFonts w:ascii="Times New Roman" w:hAnsi="Times New Roman"/>
-          <w:sz w:val="24"/>
-        </w:rPr>
-        <w:t>Hiển thị danh sách cảnh báo người chơi có tốc độ rep bất thường (ví dụ tập 150 reps trong 12 giây -&gt; tốc độ 80ms/rep, nhỏ hơn ngưỡng sinh học 200ms/rep của người thật). Admin có thể bấm [Bỏ Qua] hoặc [🚨 Khóa Nick Ngay] để ban tài khoản lập tức.</w:t>
-      </w:r>
-    </w:p>
-    <w:p>
-      <w:pPr>
-        <w:pStyle w:val="Heading1"/>
-      </w:pPr>
-      <w:r>
-        <w:rPr>
-          <w:rFonts w:ascii="Times New Roman" w:hAnsi="Times New Roman"/>
-          <w:b/>
-          <w:color w:val="1E3A8A"/>
-          <w:sz w:val="32"/>
-        </w:rPr>
-        <w:t>CHƯƠNG 6. HỆ THỐNG WEB ADMIN DASHBOARD (Thư mục server/admin/)</w:t>
-      </w:r>
-    </w:p>
-    <w:p>
-      <w:pPr>
-        <w:spacing w:after="120" w:line="300" w:lineRule="auto"/>
-      </w:pPr>
-      <w:r>
-        <w:rPr>
-          <w:rFonts w:ascii="Times New Roman" w:hAnsi="Times New Roman"/>
-          <w:sz w:val="24"/>
-        </w:rPr>
-        <w:t>Bên cạnh màn hình Admin trên điện thoại Android, dự án còn có một trang Web Quản Trị chuyên nghiệp được phục vụ trực tiếp bởi Node.js tại địa chỉ: http://localhost:3000/admin</w:t>
-      </w:r>
-    </w:p>
-    <w:p>
-      <w:pPr>
-        <w:pStyle w:val="ListBullet"/>
-        <w:spacing w:after="80" w:line="288" w:lineRule="auto"/>
-      </w:pPr>
-      <w:r>
-        <w:rPr>
-          <w:rFonts w:ascii="Times New Roman" w:hAnsi="Times New Roman"/>
-          <w:b/>
-          <w:sz w:val="24"/>
-        </w:rPr>
-        <w:t xml:space="preserve">1. server/admin/index.html (956 dòng code): </w:t>
-      </w:r>
-      <w:r>
-        <w:rPr>
-          <w:rFonts w:ascii="Times New Roman" w:hAnsi="Times New Roman"/>
-          <w:sz w:val="24"/>
-        </w:rPr>
-        <w:t>Xây dựng bố cục Sidebar 8 phân mục (Tổng quan &amp; Báo cáo, Quản lý người chơi, Cấu hình Quái vật &amp; Trùm, Cửa hàng &amp; Vật phẩm, Cấu hình bài tập AI, Cảnh báo gian lận, Nhật ký kiểm toán Audit Log, Trạng thái hệ thống). Tích hợp thư viện Chart.js để vẽ biểu đồ cột và biểu đồ tròn thống kê số lượng bài tập.</w:t>
-      </w:r>
-    </w:p>
-    <w:p>
-      <w:pPr>
-        <w:pStyle w:val="ListBullet"/>
-        <w:spacing w:after="80" w:line="288" w:lineRule="auto"/>
-      </w:pPr>
-      <w:r>
-        <w:rPr>
-          <w:rFonts w:ascii="Times New Roman" w:hAnsi="Times New Roman"/>
-          <w:b/>
-          <w:sz w:val="24"/>
-        </w:rPr>
-        <w:t xml:space="preserve">2. server/admin/css/admin.css (897 dòng code): </w:t>
-      </w:r>
-      <w:r>
-        <w:rPr>
-          <w:rFonts w:ascii="Times New Roman" w:hAnsi="Times New Roman"/>
-          <w:sz w:val="24"/>
-        </w:rPr>
-        <w:t>Thiết kế giao diện Dark Mode Cyberpunk đồng bộ màu sắc với App Android, hỗ trợ hiệu ứng Glassmorphism, thẻ KPI và bảng dữ liệu chuẩn Responsive.</w:t>
-      </w:r>
-    </w:p>
-    <w:p>
-      <w:pPr>
-        <w:pStyle w:val="ListBullet"/>
-        <w:spacing w:after="80" w:line="288" w:lineRule="auto"/>
-      </w:pPr>
-      <w:r>
-        <w:rPr>
-          <w:rFonts w:ascii="Times New Roman" w:hAnsi="Times New Roman"/>
-          <w:b/>
-          <w:sz w:val="24"/>
-        </w:rPr>
-        <w:t xml:space="preserve">3. server/admin/js/admin.js (1.453 dòng code): </w:t>
-      </w:r>
-      <w:r>
-        <w:rPr>
-          <w:rFonts w:ascii="Times New Roman" w:hAnsi="Times New Roman"/>
-          <w:sz w:val="24"/>
-        </w:rPr>
-        <w:t>Chứa đối tượng trung tâm app quản lý toàn bộ luồng dữ liệu trên trình duyệt: hàm checkAdminAuth() (dòng 38) kiểm tra quyền đăng nhập qua cổng Auth Gate (chỉ cho phép Hachimi hoặc tài khoản có role === 'Admin'), hàm refreshData() gọi Fetch API tới /api/admin/overview để đổ dữ liệu vào bảng, và bộ đếm thời gian setInterval(() =&gt; this.pollAntiCheat(), 15000) tự động quét gian lận mỗi 15 giây.</w:t>
-      </w:r>
-    </w:p>
-    <w:p>
-      <w:pPr>
-        <w:pStyle w:val="Heading1"/>
-      </w:pPr>
-      <w:r>
-        <w:rPr>
-          <w:rFonts w:ascii="Times New Roman" w:hAnsi="Times New Roman"/>
-          <w:b/>
-          <w:color w:val="1E3A8A"/>
-          <w:sz w:val="32"/>
-        </w:rPr>
-        <w:t>CHƯƠNG 7. BỘ 12 CÂU HỎI &amp; TRẢ LỜI VẤN ĐÁP THỰC CHIẾN VỚI GIẢNG VIÊN</w:t>
-      </w:r>
-    </w:p>
-    <w:p>
-      <w:pPr>
-        <w:spacing w:after="120" w:line="300" w:lineRule="auto"/>
-      </w:pPr>
-      <w:r>
-        <w:rPr>
-          <w:rFonts w:ascii="Times New Roman" w:hAnsi="Times New Roman"/>
-          <w:sz w:val="24"/>
-        </w:rPr>
-        <w:t>Dưới đây là các câu hỏi giảng viên thường xuyên hỏi nhất khi chấm phần Backend, Cơ sở dữ liệu và Admin, kèm theo câu trả lời chuẩn xác và gợi ý chỗ sửa code trực tiếp nếu thầy/cô yêu cầu:</w:t>
-      </w:r>
-    </w:p>
-    <w:p>
-      <w:pPr>
-        <w:pStyle w:val="Heading3"/>
-      </w:pPr>
-      <w:r>
-        <w:rPr>
-          <w:rFonts w:ascii="Times New Roman" w:hAnsi="Times New Roman"/>
-          <w:b/>
-          <w:color w:val="7C2D12"/>
-          <w:sz w:val="25"/>
-        </w:rPr>
-        <w:t>Câu 1: Tại sao nhóm em lại dùng cả SQLite trong máy (VigilSqlDb.java) lẫn Server Node.js (server.js)? Có bị thừa không?</w:t>
-      </w:r>
-    </w:p>
-    <w:p>
-      <w:pPr>
-        <w:spacing w:after="120" w:line="300" w:lineRule="auto"/>
-      </w:pPr>
-      <w:r>
-        <w:rPr>
-          <w:rFonts w:ascii="Times New Roman" w:hAnsi="Times New Roman"/>
-          <w:sz w:val="24"/>
-        </w:rPr>
-        <w:t>Dạ không thừa ạ, đây là kiến trúc Offline-First kết hợp Online Sync (Dual-Storage). Vì ứng dụng của bọn em là ứng dụng tập thể dục thực tế kết hợp camera AI, người dùng có thể mang điện thoại ra công viên, phòng gym không có mạng Wi-Fi ổn định. Nhờ SQLite cục bộ, mọi thao tác tính điểm, nhận vàng, mặc đồ, lên cấp diễn ra tức thì không cần chờ mạng. Khi có kết nối, tầng Repository/ViewModel sẽ âm thầm đồng bộ dữ liệu lên Server Node.js qua luồng nền (Dispatchers.IO) để phục vụ các tính năng cộng đồng (Bang hội, Săn Boss thế giới) và Web Admin Dashboard.</w:t>
-      </w:r>
-    </w:p>
-    <w:p>
-      <w:pPr>
-        <w:pStyle w:val="Heading3"/>
-      </w:pPr>
-      <w:r>
-        <w:rPr>
-          <w:rFonts w:ascii="Times New Roman" w:hAnsi="Times New Roman"/>
-          <w:b/>
-          <w:color w:val="7C2D12"/>
-          <w:sz w:val="25"/>
-        </w:rPr>
-        <w:t>Câu 2: Làm sao em đảm bảo chỉ có tài khoản Hachimi mới vào được trang Admin? Nếu người chơi thường cố tình chuyển hướng sang màn hình Admin thì sao?</w:t>
-      </w:r>
-    </w:p>
-    <w:p>
-      <w:pPr>
-        <w:spacing w:after="120" w:line="300" w:lineRule="auto"/>
-      </w:pPr>
-      <w:r>
-        <w:rPr>
-          <w:rFonts w:ascii="Times New Roman" w:hAnsi="Times New Roman"/>
-          <w:sz w:val="24"/>
-        </w:rPr>
-        <w:t>Dạ bọn em bảo vệ 3 lớp (3-Layer Security) ạ:</w:t>
-        <w:br/>
-        <w:t>- Lớp 1 (Tại CSDL VigilSqlDb.java dòng 84 &amp; 1062): Khi khởi tạo hoặc mở DB, chỉ tài khoản 'Hachimi' được gán role = 'Admin', mọi tài khoản đăng ký mới đều mặc định là 'User'.</w:t>
-        <w:br/>
-        <w:t>- Lớp 2 (Tại Giao diện HeroScreen trong Screens.kt dòng 1330): Nút 'Bảng Quản Trị Hệ Thống (Admin)' được bọc trong điều kiện if (vm.isAdmin) nên tài khoản User bình thường hoàn toàn không nhìn thấy nút này.</w:t>
-        <w:br/>
-        <w:t>- Lớp 3 (Tại MainActivity.kt dòng 94 - 100): Trong NavHost route 'admin', bọn em kiểm tra lại một lần nữa if (vm.isAdmin) thì mới render AdminScreen(vm), còn nếu không phải Admin sẽ đẩy sang màn hình chặn truy cập AdminAccessDeniedScreen.</w:t>
-      </w:r>
-    </w:p>
-    <w:p>
-      <w:pPr>
-        <w:pStyle w:val="Heading3"/>
-      </w:pPr>
-      <w:r>
-        <w:rPr>
-          <w:rFonts w:ascii="Times New Roman" w:hAnsi="Times New Roman"/>
-          <w:b/>
-          <w:color w:val="7C2D12"/>
-          <w:sz w:val="25"/>
-        </w:rPr>
-        <w:t>Câu 3: Tại sao trong GameViewModel và AdminRepository, khi gọi các hàm của ApiClient.java em lại phải bọc trong ioLaunch / CoroutineScope(Dispatchers.IO)?</w:t>
-      </w:r>
-    </w:p>
-    <w:p>
-      <w:pPr>
-        <w:spacing w:after="120" w:line="300" w:lineRule="auto"/>
-      </w:pPr>
-      <w:r>
-        <w:rPr>
-          <w:rFonts w:ascii="Times New Roman" w:hAnsi="Times New Roman"/>
-          <w:sz w:val="24"/>
-        </w:rPr>
-        <w:t>Dạ vì các phương thức trong ApiClient.java sử dụng OkHttp client.newCall(req).execute() là lời gọi mạng đồng bộ (Synchronous Blocking I/O). Trong hệ điều hành Android, từ API 11 trở đi, nếu thực hiện truy cập mạng trực tiếp trên luồng giao diện chính (Main UI Thread), hệ thống sẽ lập tức ném ngoại lệ android.os.NetworkOnMainThreadException để chống đơ màn hình (ANR). Do đó, bọn em bọc toàn bộ lệnh gọi ApiClient vào Dispatchers.IO để chạy trên luồng nền chuyên dụng cho I/O.</w:t>
-      </w:r>
-    </w:p>
-    <w:p>
-      <w:pPr>
-        <w:pStyle w:val="Heading3"/>
-      </w:pPr>
-      <w:r>
-        <w:rPr>
-          <w:rFonts w:ascii="Times New Roman" w:hAnsi="Times New Roman"/>
-          <w:b/>
-          <w:color w:val="7C2D12"/>
-          <w:sz w:val="25"/>
-        </w:rPr>
-        <w:t>Câu 4: Khi Admin bấm khóa (Ban) một tài khoản ở màn hình Admin, luồng code sẽ chạy qua những file nào để chặn người đó đăng nhập?</w:t>
-      </w:r>
-    </w:p>
-    <w:p>
-      <w:pPr>
-        <w:spacing w:after="120" w:line="300" w:lineRule="auto"/>
-      </w:pPr>
-      <w:r>
-        <w:rPr>
-          <w:rFonts w:ascii="Times New Roman" w:hAnsi="Times New Roman"/>
-          <w:sz w:val="24"/>
-        </w:rPr>
-        <w:t>Dạ luồng chạy gồm 4 bước rất rõ ràng ạ:</w:t>
-        <w:br/>
-        <w:t>1. Tại AdminScreen.kt (dòng 355 hoặc 757): Khi Admin bấm nút 'Khóa', UI gọi hàm vm.lockUserAccount(user.id, true) hoặc vm.banUserCheat(username, reason).</w:t>
-        <w:br/>
-        <w:t>2. Tại GameViewModel.kt (dòng 150): ViewModel chuyển tiếp yêu cầu xuống adminRepo.lockUserAccount(...).</w:t>
-        <w:br/>
-        <w:t>3. Tại AdminRepository.kt (dòng 108): Repository gọi db.updateUserStatus(userId, 0, reason) để cập nhật cột status = 0 và lưu lý do vào cột lock_reason trong bảng users của SQLite, đồng thời gọi ApiClient.banUser() lên server.js.</w:t>
-        <w:br/>
-        <w:t>4. Tại VigilSqlDb.java (hàm loginUser dòng 1104): Khi người chơi bị khóa cố tình đăng nhập lại, câu lệnh SELECT kiểm tra thấy status == 0 sẽ lập tức chặn lại và trả về thông báo lỗi kèm lý do khóa lên màn hình AuthScreen.</w:t>
-      </w:r>
-    </w:p>
-    <w:p>
-      <w:pPr>
-        <w:pStyle w:val="Heading3"/>
-      </w:pPr>
-      <w:r>
-        <w:rPr>
-          <w:rFonts w:ascii="Times New Roman" w:hAnsi="Times New Roman"/>
-          <w:b/>
-          <w:color w:val="7C2D12"/>
-          <w:sz w:val="25"/>
-        </w:rPr>
-        <w:t>Câu 5: Tại sao các tài khoản ảo trước đây không còn xuất hiện trong danh sách người chơi của Admin nữa?</w:t>
-      </w:r>
-    </w:p>
-    <w:p>
-      <w:pPr>
-        <w:spacing w:after="120" w:line="300" w:lineRule="auto"/>
-      </w:pPr>
-      <w:r>
-        <w:rPr>
-          <w:rFonts w:ascii="Times New Roman" w:hAnsi="Times New Roman"/>
-          <w:sz w:val="24"/>
-        </w:rPr>
-        <w:t>Dạ vì bọn em đã xóa bỏ hàm tạo user giả lập và bổ sung câu lệnh dọn dẹp tại hàm ensureUserColumns() trong VigilSqlDb.java (dòng 86), đồng thời hàm getUsersFromDb() trong AdminRepository.kt (dòng 29) truy vấn trực tiếp bằng câu lệnh SELECT từ bảng users của SQLite. Nhờ đó, chỉ có tài khoản gốc Hachimi và những tài khoản do người dùng thực sự đăng ký mới xuất hiện.</w:t>
-      </w:r>
-    </w:p>
-    <w:p>
-      <w:pPr>
-        <w:pStyle w:val="Heading3"/>
-      </w:pPr>
-      <w:r>
-        <w:rPr>
-          <w:rFonts w:ascii="Times New Roman" w:hAnsi="Times New Roman"/>
-          <w:b/>
-          <w:color w:val="7C2D12"/>
-          <w:sz w:val="25"/>
-        </w:rPr>
-        <w:t>Câu 6: Nếu thầy/cô chấm bài trên máy tính chưa cài đặt MySQL thì chạy file server.js có bị lỗi sập server không?</w:t>
-      </w:r>
-    </w:p>
-    <w:p>
-      <w:pPr>
-        <w:spacing w:after="120" w:line="300" w:lineRule="auto"/>
-      </w:pPr>
-      <w:r>
-        <w:rPr>
-          <w:rFonts w:ascii="Times New Roman" w:hAnsi="Times New Roman"/>
-          <w:sz w:val="24"/>
-        </w:rPr>
-        <w:t>Dạ hoàn toàn không bị lỗi ạ! Trong file server/server.js (hàm initDatabase dòng 58 - 92), em đã thiết kế cơ chế Try-Catch tự động chuyển đổi sang In-Memory Fallback (useFallback = true). Nếu không tìm thấy MySQL ở cổng 3306, server tự động khởi tạo cơ sở dữ liệu trên RAM (biến memoryDB) với đầy đủ 48 vật phẩm, bang hội, Boss thế giới và tài khoản Admin Hachimi để mọi API vẫn hoạt động trơn tru 100%.</w:t>
-      </w:r>
-    </w:p>
-    <w:p>
-      <w:pPr>
-        <w:pStyle w:val="Heading3"/>
-      </w:pPr>
-      <w:r>
-        <w:rPr>
-          <w:rFonts w:ascii="Times New Roman" w:hAnsi="Times New Roman"/>
-          <w:b/>
-          <w:color w:val="7C2D12"/>
-          <w:sz w:val="25"/>
-        </w:rPr>
-        <w:t>Câu 7: Thuật toán phát hiện gian lận (Anti-Cheat) của em dựa trên nguyên lý nào?</w:t>
-      </w:r>
-    </w:p>
-    <w:p>
-      <w:pPr>
-        <w:spacing w:after="120" w:line="300" w:lineRule="auto"/>
-      </w:pPr>
-      <w:r>
-        <w:rPr>
-          <w:rFonts w:ascii="Times New Roman" w:hAnsi="Times New Roman"/>
-          <w:sz w:val="24"/>
-        </w:rPr>
-        <w:t>Dạ hệ thống Anti-Cheat dựa trên phân tích ngưỡng giới hạn sinh học của con người theo thời gian thực (Temporal &amp; Kinematic Anomaly Detection):</w:t>
-        <w:br/>
-        <w:t>- Thứ nhất: Kiểm tra tốc độ hoàn thành mỗi rep (repInterval). Một người tập thật cần tối thiểu từ 600ms - 1500ms cho 1 lần hít đất hoặc squat. Nếu cảm biến/camera ghi nhận tốc độ dưới 200ms/rep (ví dụ 150 reps trong 12 giây ~ 80ms/rep), hệ thống kết luận ngay là hành vi tua video hoặc giả lập cảm biến.</w:t>
-        <w:br/>
-        <w:t>- Thứ hai: Kiểm tra độ biến thiên góc khớp từ MediaPipe. Người thật luôn có độ lệch tự nhiên giữa các rep, trong khi bot spam sẽ gửi các gói tin có chu kỳ cố định tuyệt đối.</w:t>
-      </w:r>
-    </w:p>
-    <w:p>
-      <w:pPr>
-        <w:pStyle w:val="Heading3"/>
-      </w:pPr>
-      <w:r>
-        <w:rPr>
-          <w:rFonts w:ascii="Times New Roman" w:hAnsi="Times New Roman"/>
-          <w:b/>
-          <w:color w:val="7C2D12"/>
-          <w:sz w:val="25"/>
-        </w:rPr>
-        <w:t>Câu 8: Trong SQLite (VigilSqlDb.java), làm sao em tránh được lỗi SQL Injection khi người dùng nhập tên tài khoản hoặc mật khẩu chứa ký tự đặc biệt?</w:t>
-      </w:r>
-    </w:p>
-    <w:p>
-      <w:pPr>
-        <w:spacing w:after="120" w:line="300" w:lineRule="auto"/>
-      </w:pPr>
-      <w:r>
-        <w:rPr>
-          <w:rFonts w:ascii="Times New Roman" w:hAnsi="Times New Roman"/>
-          <w:sz w:val="24"/>
-        </w:rPr>
-        <w:t>Dạ trong toàn bộ file VigilSqlDb.java, em tuyệt đối không nối chuỗi trực tiếp vào câu lệnh SQL mà sử dụng Parameterized Queries (Prepared Statements) với dấu chấm hỏi '?' và truyền mảng tham số String[] riêng biệt, ví dụ:</w:t>
-        <w:br/>
-        <w:t>db.rawQuery("SELECT id, password FROM users WHERE LOWER(username) = LOWER(?)", new String[]{trimmed});</w:t>
-        <w:br/>
-        <w:t>Và khi thêm/sửa dữ liệu thì dùng đối tượng ContentValues với db.insertWithOnConflict() và db.update(). Cách này giúp SQLite tự động escape mọi ký tự đặc biệt, chống SQL Injection triệt để 100%.</w:t>
-      </w:r>
-    </w:p>
-    <w:p>
-      <w:pPr>
-        <w:pStyle w:val="Heading3"/>
-      </w:pPr>
-      <w:r>
-        <w:rPr>
-          <w:rFonts w:ascii="Times New Roman" w:hAnsi="Times New Roman"/>
-          <w:b/>
-          <w:color w:val="7C2D12"/>
-          <w:sz w:val="25"/>
-        </w:rPr>
-        <w:t>Câu 9: [TÌNH HUỐNG TRỰC TIẾP] Giảng viên yêu cầu: 'Em hãy thêm một vai trò (Role) mới tên là VIP vào phần chọn quyền trong màn hình Admin ngay bây giờ!' -&gt; Sửa ở đâu?</w:t>
-      </w:r>
-    </w:p>
-    <w:p>
-      <w:pPr>
-        <w:spacing w:after="120" w:line="300" w:lineRule="auto"/>
-      </w:pPr>
-      <w:r>
-        <w:rPr>
-          <w:rFonts w:ascii="Times New Roman" w:hAnsi="Times New Roman"/>
-          <w:sz w:val="24"/>
-        </w:rPr>
-        <w:t>Cách làm trong 30 giây:</w:t>
-        <w:br/>
-        <w:t>- Mở file app/src/main/java/com/example/vigil/ui/AdminScreen.kt.</w:t>
-        <w:br/>
-        <w:t>- Tìm đến dòng 845 (trong Dialog cấp quyền Admin) hoặc dòng 952 (trong Dialog đổi Role), nơi khai báo danh sách các quyền:</w:t>
-        <w:br/>
-        <w:t xml:space="preserve">  listOf("Admin" to "👑 Quản trị viên toàn quyền", "User" to "🛡️ Người chơi bình thường", "Moderator" to "⚔️ Kiểm duyệt viên")</w:t>
-        <w:br/>
-        <w:t>- Thêm phần tử thứ 4 vào danh sách: "VIP" to "💎 Thành viên VIP đặc quyền", sau đó bấm Run lại ứng dụng là xong ngay!</w:t>
-      </w:r>
-    </w:p>
-    <w:p>
-      <w:pPr>
-        <w:pStyle w:val="Heading3"/>
-      </w:pPr>
-      <w:r>
-        <w:rPr>
-          <w:rFonts w:ascii="Times New Roman" w:hAnsi="Times New Roman"/>
-          <w:b/>
-          <w:color w:val="7C2D12"/>
-          <w:sz w:val="25"/>
-        </w:rPr>
-        <w:t>Câu 10: [TÌNH HUỐNG TRỰC TIẾP] Giảng viên yêu cầu: 'Em hãy đổi lượng vàng mặc định khi người chơi mới đăng ký tài khoản từ 0 vàng lên 500 vàng!' -&gt; Sửa ở đâu?</w:t>
-      </w:r>
-    </w:p>
-    <w:p>
-      <w:pPr>
-        <w:spacing w:after="120" w:line="300" w:lineRule="auto"/>
-      </w:pPr>
-      <w:r>
-        <w:rPr>
-          <w:rFonts w:ascii="Times New Roman" w:hAnsi="Times New Roman"/>
-          <w:sz w:val="24"/>
-        </w:rPr>
-        <w:t>Cách làm trong 20 giây:</w:t>
-        <w:br/>
-        <w:t>- Mở file app/src/main/java/com/example/vigil/data/VigilSqlDb.java.</w:t>
-        <w:br/>
-        <w:t>- Tìm đến hàm registerUser() ở dòng 1064:</w:t>
-        <w:br/>
-        <w:t xml:space="preserve">  Đổi dòng cv.put("gold", 0); thành cv.put("gold", 500);</w:t>
-        <w:br/>
-        <w:t>- Nếu muốn đồng bộ cả trên Server Node.js, mở thêm file server/server.js ở dòng 191 và dòng 210, đổi giá trị gold từ 0 thành 500.</w:t>
-      </w:r>
-    </w:p>
-    <w:p>
-      <w:pPr>
-        <w:pStyle w:val="Heading3"/>
-      </w:pPr>
-      <w:r>
-        <w:rPr>
-          <w:rFonts w:ascii="Times New Roman" w:hAnsi="Times New Roman"/>
-          <w:b/>
-          <w:color w:val="7C2D12"/>
-          <w:sz w:val="25"/>
-        </w:rPr>
-        <w:t>Câu 11: [TÌNH HUỐNG TRỰC TIẾP] Giảng viên yêu cầu: 'Em hãy thêm một nút bấm tăng nhanh +500 HP cho quái vật ở Tab Quái Vật của Admin!' -&gt; Sửa ở đâu?</w:t>
-      </w:r>
-    </w:p>
-    <w:p>
-      <w:pPr>
-        <w:spacing w:after="120" w:line="300" w:lineRule="auto"/>
-      </w:pPr>
-      <w:r>
-        <w:rPr>
-          <w:rFonts w:ascii="Times New Roman" w:hAnsi="Times New Roman"/>
-          <w:sz w:val="24"/>
-        </w:rPr>
-        <w:t>Cách làm trong 30 giây:</w:t>
-        <w:br/>
-        <w:t>- Mở file app/src/main/java/com/example/vigil/ui/AdminScreen.kt.</w:t>
-        <w:br/>
-        <w:t>- Tìm đến dòng 495 (khu vực Row chứa 2 nút '-100 HP' và '+200 HP' trong Tab Quái Vật).</w:t>
-        <w:br/>
-        <w:t>- Copy khối Box của nút '+200 HP' (từ dòng 510 đến 528), dán ngay bên dưới và sửa chữ '+200 HP' thành '+500 HP', sửa m.maxHp + 200 thành m.maxHp + 500.</w:t>
-      </w:r>
-    </w:p>
-    <w:p>
-      <w:pPr>
-        <w:pStyle w:val="Heading3"/>
-      </w:pPr>
-      <w:r>
-        <w:rPr>
-          <w:rFonts w:ascii="Times New Roman" w:hAnsi="Times New Roman"/>
-          <w:b/>
-          <w:color w:val="7C2D12"/>
-          <w:sz w:val="25"/>
-        </w:rPr>
-        <w:t>Câu 12: [TÌNH HUỐNG TRỰC TIẾP] Giảng viên hỏi: 'Nếu thầy sửa máu của con Boss trong màn hình Admin thì khi người chơi vào màn hình Phiêu lưu (AdventureScreen), máu của Boss có thay đổi ngay lập tức không? Vì sao?'</w:t>
-      </w:r>
-    </w:p>
-    <w:p>
-      <w:pPr>
-        <w:spacing w:after="120" w:line="300" w:lineRule="auto"/>
-      </w:pPr>
-      <w:r>
-        <w:rPr>
-          <w:rFonts w:ascii="Times New Roman" w:hAnsi="Times New Roman"/>
-          <w:sz w:val="24"/>
-        </w:rPr>
-        <w:t>Dạ có thay đổi ngay lập tức trong phiên chạy hiện tại ạ! Vì trong hàm updateMonsterConfig() của file AdminRepository.kt (dòng 123 - 134), bọn em cập nhật trực tiếp phần tử tương ứng trong danh sách tĩnh AdventureData.monsters[idx] = updated, đồng thời lưu vào danh sách monstersList của UI. Khi người chơi chuyển sang màn hình AdventureScreen hoặc WorkoutScreen, ứng dụng đọc thông số quái vật từ AdventureData.monsters nên sẽ nhận ngay lượng máu, EXP và vàng mới mà Admin vừa chỉnh sửa.</w:t>
-      </w:r>
-    </w:p>
-    <w:p>
-      <w:pPr>
-        <w:pStyle w:val="Heading1"/>
-      </w:pPr>
-      <w:r>
-        <w:rPr>
-          <w:rFonts w:ascii="Times New Roman" w:hAnsi="Times New Roman"/>
-          <w:b/>
-          <w:color w:val="1E3A8A"/>
-          <w:sz w:val="32"/>
-        </w:rPr>
-        <w:t>CHƯƠNG 8. BẢNG TRA CỨU NHANH VỊ TRÍ DÒNG CODE (CHEAT SHEET KHI NGỒI TRƯỚC GIẢNG VIÊN)</w:t>
-      </w:r>
-    </w:p>
-    <w:p>
-      <w:pPr>
-        <w:spacing w:after="120" w:line="300" w:lineRule="auto"/>
-      </w:pPr>
-      <w:r>
-        <w:rPr>
-          <w:rFonts w:ascii="Times New Roman" w:hAnsi="Times New Roman"/>
-          <w:sz w:val="24"/>
-        </w:rPr>
-        <w:t>In bảng này ra hoặc mở sẵn khi bảo vệ đồ án. Giảng viên hỏi tới tính năng nào, bạn mở đúng file và nhảy tới đúng dòng code đó chỉ trong 3 giây:</w:t>
-      </w:r>
-    </w:p>
-    <w:tbl>
-      <w:tblPr>
-        <w:tblStyle w:val="TableGrid"/>
-        <w:tblW w:type="auto" w:w="0"/>
-        <w:jc w:val="center"/>
-        <w:tblLook w:firstColumn="1" w:firstRow="1" w:lastColumn="0" w:lastRow="0" w:noHBand="0" w:noVBand="1" w:val="04A0"/>
-      </w:tblPr>
-      <w:tblGrid>
-        <w:gridCol w:w="3264"/>
-        <w:gridCol w:w="3264"/>
-        <w:gridCol w:w="3264"/>
-      </w:tblGrid>
-      <w:tr>
-        <w:tc>
-          <w:tcPr>
-            <w:tcW w:type="dxa" w:w="3264"/>
-            <w:shd w:val="clear" w:color="auto" w:fill="1E3A8A"/>
-            <w:tcMar>
-              <w:top w:w="100" w:type="dxa"/>
-              <w:bottom w:w="100" w:type="dxa"/>
-              <w:left w:w="120" w:type="dxa"/>
-              <w:right w:w="120" w:type="dxa"/>
-            </w:tcMar>
-          </w:tcPr>
-          <w:p>
-            <w:r/>
-            <w:r>
-              <w:rPr>
-                <w:rFonts w:ascii="Times New Roman" w:hAnsi="Times New Roman"/>
-                <w:b/>
-                <w:color w:val="FFFFFF"/>
-                <w:sz w:val="22"/>
-              </w:rPr>
-              <w:t>Tính năng / Nghiệp vụ giảng viên hỏi</w:t>
-            </w:r>
-          </w:p>
-        </w:tc>
-        <w:tc>
-          <w:tcPr>
-            <w:tcW w:type="dxa" w:w="3264"/>
-            <w:shd w:val="clear" w:color="auto" w:fill="1E3A8A"/>
-            <w:tcMar>
-              <w:top w:w="100" w:type="dxa"/>
-              <w:bottom w:w="100" w:type="dxa"/>
-              <w:left w:w="120" w:type="dxa"/>
-              <w:right w:w="120" w:type="dxa"/>
-            </w:tcMar>
-          </w:tcPr>
-          <w:p>
-            <w:r/>
-            <w:r>
-              <w:rPr>
-                <w:rFonts w:ascii="Times New Roman" w:hAnsi="Times New Roman"/>
-                <w:b/>
-                <w:color w:val="FFFFFF"/>
-                <w:sz w:val="22"/>
-              </w:rPr>
-              <w:t>Tên File</w:t>
-            </w:r>
-          </w:p>
-        </w:tc>
-        <w:tc>
-          <w:tcPr>
-            <w:tcW w:type="dxa" w:w="3264"/>
-            <w:shd w:val="clear" w:color="auto" w:fill="1E3A8A"/>
-            <w:tcMar>
-              <w:top w:w="100" w:type="dxa"/>
-              <w:bottom w:w="100" w:type="dxa"/>
-              <w:left w:w="120" w:type="dxa"/>
-              <w:right w:w="120" w:type="dxa"/>
-            </w:tcMar>
-          </w:tcPr>
-          <w:p>
-            <w:r/>
-            <w:r>
-              <w:rPr>
-                <w:rFonts w:ascii="Times New Roman" w:hAnsi="Times New Roman"/>
-                <w:b/>
-                <w:color w:val="FFFFFF"/>
-                <w:sz w:val="22"/>
-              </w:rPr>
-              <w:t>Số Dòng Code Chính Xác</w:t>
-            </w:r>
-          </w:p>
-        </w:tc>
-      </w:tr>
-      <w:tr>
-        <w:tc>
-          <w:tcPr>
-            <w:tcW w:type="dxa" w:w="3264"/>
-            <w:shd w:val="clear" w:color="auto" w:fill="FFFFFF"/>
-            <w:tcMar>
-              <w:top w:w="80" w:type="dxa"/>
-              <w:bottom w:w="80" w:type="dxa"/>
-              <w:left w:w="120" w:type="dxa"/>
-              <w:right w:w="120" w:type="dxa"/>
-            </w:tcMar>
-          </w:tcPr>
-          <w:p>
-            <w:r/>
-            <w:r>
-              <w:rPr>
-                <w:rFonts w:ascii="Times New Roman" w:hAnsi="Times New Roman"/>
-                <w:b/>
-                <w:sz w:val="21"/>
-              </w:rPr>
-              <w:t>Khởi tạo Singleton SQLite &amp; Version DB (v7)</w:t>
-            </w:r>
-          </w:p>
-        </w:tc>
-        <w:tc>
-          <w:tcPr>
-            <w:tcW w:type="dxa" w:w="3264"/>
-            <w:shd w:val="clear" w:color="auto" w:fill="FFFFFF"/>
-            <w:tcMar>
-              <w:top w:w="80" w:type="dxa"/>
-              <w:bottom w:w="80" w:type="dxa"/>
-              <w:left w:w="120" w:type="dxa"/>
-              <w:right w:w="120" w:type="dxa"/>
-            </w:tcMar>
-          </w:tcPr>
-          <w:p>
-            <w:r/>
-            <w:r>
-              <w:rPr>
-                <w:rFonts w:ascii="Times New Roman" w:hAnsi="Times New Roman"/>
-                <w:sz w:val="21"/>
-              </w:rPr>
-              <w:t>VigilSqlDb.java</w:t>
-            </w:r>
-          </w:p>
-        </w:tc>
-        <w:tc>
-          <w:tcPr>
-            <w:tcW w:type="dxa" w:w="3264"/>
-            <w:shd w:val="clear" w:color="auto" w:fill="FFFFFF"/>
-            <w:tcMar>
-              <w:top w:w="80" w:type="dxa"/>
-              <w:bottom w:w="80" w:type="dxa"/>
-              <w:left w:w="120" w:type="dxa"/>
-              <w:right w:w="120" w:type="dxa"/>
-            </w:tcMar>
-          </w:tcPr>
-          <w:p>
-            <w:r/>
-            <w:r>
-              <w:rPr>
-                <w:rFonts w:ascii="Times New Roman" w:hAnsi="Times New Roman"/>
-                <w:sz w:val="21"/>
-              </w:rPr>
-              <w:t>Dòng 47 - 65</w:t>
-            </w:r>
-          </w:p>
-        </w:tc>
-      </w:tr>
-      <w:tr>
-        <w:tc>
-          <w:tcPr>
-            <w:tcW w:type="dxa" w:w="3264"/>
-            <w:shd w:val="clear" w:color="auto" w:fill="F8FAFC"/>
-            <w:tcMar>
-              <w:top w:w="80" w:type="dxa"/>
-              <w:bottom w:w="80" w:type="dxa"/>
-              <w:left w:w="120" w:type="dxa"/>
-              <w:right w:w="120" w:type="dxa"/>
-            </w:tcMar>
-          </w:tcPr>
-          <w:p>
-            <w:r/>
-            <w:r>
-              <w:rPr>
-                <w:rFonts w:ascii="Times New Roman" w:hAnsi="Times New Roman"/>
-                <w:b/>
-                <w:sz w:val="21"/>
-              </w:rPr>
-              <w:t>Tự động gán Hachimi là Root Admin &amp; Xóa nick ảo</w:t>
-            </w:r>
-          </w:p>
-        </w:tc>
-        <w:tc>
-          <w:tcPr>
-            <w:tcW w:type="dxa" w:w="3264"/>
-            <w:shd w:val="clear" w:color="auto" w:fill="F8FAFC"/>
-            <w:tcMar>
-              <w:top w:w="80" w:type="dxa"/>
-              <w:bottom w:w="80" w:type="dxa"/>
-              <w:left w:w="120" w:type="dxa"/>
-              <w:right w:w="120" w:type="dxa"/>
-            </w:tcMar>
-          </w:tcPr>
-          <w:p>
-            <w:r/>
-            <w:r>
-              <w:rPr>
-                <w:rFonts w:ascii="Times New Roman" w:hAnsi="Times New Roman"/>
-                <w:sz w:val="21"/>
-              </w:rPr>
-              <w:t>VigilSqlDb.java</w:t>
-            </w:r>
-          </w:p>
-        </w:tc>
-        <w:tc>
-          <w:tcPr>
-            <w:tcW w:type="dxa" w:w="3264"/>
-            <w:shd w:val="clear" w:color="auto" w:fill="F8FAFC"/>
-            <w:tcMar>
-              <w:top w:w="80" w:type="dxa"/>
-              <w:bottom w:w="80" w:type="dxa"/>
-              <w:left w:w="120" w:type="dxa"/>
-              <w:right w:w="120" w:type="dxa"/>
-            </w:tcMar>
-          </w:tcPr>
-          <w:p>
-            <w:r/>
-            <w:r>
-              <w:rPr>
-                <w:rFonts w:ascii="Times New Roman" w:hAnsi="Times New Roman"/>
-                <w:sz w:val="21"/>
-              </w:rPr>
-              <w:t>Dòng 72 - 88 (ensureUserColumns)</w:t>
-            </w:r>
-          </w:p>
-        </w:tc>
-      </w:tr>
-      <w:tr>
-        <w:tc>
-          <w:tcPr>
-            <w:tcW w:type="dxa" w:w="3264"/>
-            <w:shd w:val="clear" w:color="auto" w:fill="FFFFFF"/>
-            <w:tcMar>
-              <w:top w:w="80" w:type="dxa"/>
-              <w:bottom w:w="80" w:type="dxa"/>
-              <w:left w:w="120" w:type="dxa"/>
-              <w:right w:w="120" w:type="dxa"/>
-            </w:tcMar>
-          </w:tcPr>
-          <w:p>
-            <w:r/>
-            <w:r>
-              <w:rPr>
-                <w:rFonts w:ascii="Times New Roman" w:hAnsi="Times New Roman"/>
-                <w:b/>
-                <w:sz w:val="21"/>
-              </w:rPr>
-              <w:t>Tạo mới toàn bộ 15 bảng SQLite</w:t>
-            </w:r>
-          </w:p>
-        </w:tc>
-        <w:tc>
-          <w:tcPr>
-            <w:tcW w:type="dxa" w:w="3264"/>
-            <w:shd w:val="clear" w:color="auto" w:fill="FFFFFF"/>
-            <w:tcMar>
-              <w:top w:w="80" w:type="dxa"/>
-              <w:bottom w:w="80" w:type="dxa"/>
-              <w:left w:w="120" w:type="dxa"/>
-              <w:right w:w="120" w:type="dxa"/>
-            </w:tcMar>
-          </w:tcPr>
-          <w:p>
-            <w:r/>
-            <w:r>
-              <w:rPr>
-                <w:rFonts w:ascii="Times New Roman" w:hAnsi="Times New Roman"/>
-                <w:sz w:val="21"/>
-              </w:rPr>
-              <w:t>VigilSqlDb.java</w:t>
-            </w:r>
-          </w:p>
-        </w:tc>
-        <w:tc>
-          <w:tcPr>
-            <w:tcW w:type="dxa" w:w="3264"/>
-            <w:shd w:val="clear" w:color="auto" w:fill="FFFFFF"/>
-            <w:tcMar>
-              <w:top w:w="80" w:type="dxa"/>
-              <w:bottom w:w="80" w:type="dxa"/>
-              <w:left w:w="120" w:type="dxa"/>
-              <w:right w:w="120" w:type="dxa"/>
-            </w:tcMar>
-          </w:tcPr>
-          <w:p>
-            <w:r/>
-            <w:r>
-              <w:rPr>
-                <w:rFonts w:ascii="Times New Roman" w:hAnsi="Times New Roman"/>
-                <w:sz w:val="21"/>
-              </w:rPr>
-              <w:t>Dòng 91 - 288 (onCreate)</w:t>
-            </w:r>
-          </w:p>
-        </w:tc>
-      </w:tr>
-      <w:tr>
-        <w:tc>
-          <w:tcPr>
-            <w:tcW w:type="dxa" w:w="3264"/>
-            <w:shd w:val="clear" w:color="auto" w:fill="F8FAFC"/>
-            <w:tcMar>
-              <w:top w:w="80" w:type="dxa"/>
-              <w:bottom w:w="80" w:type="dxa"/>
-              <w:left w:w="120" w:type="dxa"/>
-              <w:right w:w="120" w:type="dxa"/>
-            </w:tcMar>
-          </w:tcPr>
-          <w:p>
-            <w:r/>
-            <w:r>
-              <w:rPr>
-                <w:rFonts w:ascii="Times New Roman" w:hAnsi="Times New Roman"/>
-                <w:b/>
-                <w:sz w:val="21"/>
-              </w:rPr>
-              <w:t>Nâng cấp DB giữ nguyên dữ liệu (Migration v1 -&gt; v7)</w:t>
-            </w:r>
-          </w:p>
-        </w:tc>
-        <w:tc>
-          <w:tcPr>
-            <w:tcW w:type="dxa" w:w="3264"/>
-            <w:shd w:val="clear" w:color="auto" w:fill="F8FAFC"/>
-            <w:tcMar>
-              <w:top w:w="80" w:type="dxa"/>
-              <w:bottom w:w="80" w:type="dxa"/>
-              <w:left w:w="120" w:type="dxa"/>
-              <w:right w:w="120" w:type="dxa"/>
-            </w:tcMar>
-          </w:tcPr>
-          <w:p>
-            <w:r/>
-            <w:r>
-              <w:rPr>
-                <w:rFonts w:ascii="Times New Roman" w:hAnsi="Times New Roman"/>
-                <w:sz w:val="21"/>
-              </w:rPr>
-              <w:t>VigilSqlDb.java</w:t>
-            </w:r>
-          </w:p>
-        </w:tc>
-        <w:tc>
-          <w:tcPr>
-            <w:tcW w:type="dxa" w:w="3264"/>
-            <w:shd w:val="clear" w:color="auto" w:fill="F8FAFC"/>
-            <w:tcMar>
-              <w:top w:w="80" w:type="dxa"/>
-              <w:bottom w:w="80" w:type="dxa"/>
-              <w:left w:w="120" w:type="dxa"/>
-              <w:right w:w="120" w:type="dxa"/>
-            </w:tcMar>
-          </w:tcPr>
-          <w:p>
-            <w:r/>
-            <w:r>
-              <w:rPr>
-                <w:rFonts w:ascii="Times New Roman" w:hAnsi="Times New Roman"/>
-                <w:sz w:val="21"/>
-              </w:rPr>
-              <w:t>Dòng 291 - 417 (onUpgrade)</w:t>
-            </w:r>
-          </w:p>
-        </w:tc>
-      </w:tr>
-      <w:tr>
-        <w:tc>
-          <w:tcPr>
-            <w:tcW w:type="dxa" w:w="3264"/>
-            <w:shd w:val="clear" w:color="auto" w:fill="FFFFFF"/>
-            <w:tcMar>
-              <w:top w:w="80" w:type="dxa"/>
-              <w:bottom w:w="80" w:type="dxa"/>
-              <w:left w:w="120" w:type="dxa"/>
-              <w:right w:w="120" w:type="dxa"/>
-            </w:tcMar>
-          </w:tcPr>
-          <w:p>
-            <w:r/>
-            <w:r>
-              <w:rPr>
-                <w:rFonts w:ascii="Times New Roman" w:hAnsi="Times New Roman"/>
-                <w:b/>
-                <w:sz w:val="21"/>
-              </w:rPr>
-              <w:t>Nạp 48 trang bị (6 slot x 8 bậc phẩm chất)</w:t>
-            </w:r>
-          </w:p>
-        </w:tc>
-        <w:tc>
-          <w:tcPr>
-            <w:tcW w:type="dxa" w:w="3264"/>
-            <w:shd w:val="clear" w:color="auto" w:fill="FFFFFF"/>
-            <w:tcMar>
-              <w:top w:w="80" w:type="dxa"/>
-              <w:bottom w:w="80" w:type="dxa"/>
-              <w:left w:w="120" w:type="dxa"/>
-              <w:right w:w="120" w:type="dxa"/>
-            </w:tcMar>
-          </w:tcPr>
-          <w:p>
-            <w:r/>
-            <w:r>
-              <w:rPr>
-                <w:rFonts w:ascii="Times New Roman" w:hAnsi="Times New Roman"/>
-                <w:sz w:val="21"/>
-              </w:rPr>
-              <w:t>VigilSqlDb.java</w:t>
-            </w:r>
-          </w:p>
-        </w:tc>
-        <w:tc>
-          <w:tcPr>
-            <w:tcW w:type="dxa" w:w="3264"/>
-            <w:shd w:val="clear" w:color="auto" w:fill="FFFFFF"/>
-            <w:tcMar>
-              <w:top w:w="80" w:type="dxa"/>
-              <w:bottom w:w="80" w:type="dxa"/>
-              <w:left w:w="120" w:type="dxa"/>
-              <w:right w:w="120" w:type="dxa"/>
-            </w:tcMar>
-          </w:tcPr>
-          <w:p>
-            <w:r/>
-            <w:r>
-              <w:rPr>
-                <w:rFonts w:ascii="Times New Roman" w:hAnsi="Times New Roman"/>
-                <w:sz w:val="21"/>
-              </w:rPr>
-              <w:t>Dòng 480 - 618 (seedItems)</w:t>
-            </w:r>
-          </w:p>
-        </w:tc>
-      </w:tr>
-      <w:tr>
-        <w:tc>
-          <w:tcPr>
-            <w:tcW w:type="dxa" w:w="3264"/>
-            <w:shd w:val="clear" w:color="auto" w:fill="F8FAFC"/>
-            <w:tcMar>
-              <w:top w:w="80" w:type="dxa"/>
-              <w:bottom w:w="80" w:type="dxa"/>
-              <w:left w:w="120" w:type="dxa"/>
-              <w:right w:w="120" w:type="dxa"/>
-            </w:tcMar>
-          </w:tcPr>
-          <w:p>
-            <w:r/>
-            <w:r>
-              <w:rPr>
-                <w:rFonts w:ascii="Times New Roman" w:hAnsi="Times New Roman"/>
-                <w:b/>
-                <w:sz w:val="21"/>
-              </w:rPr>
-              <w:t>Tính thưởng buổi tập, lên cấp, streak &amp; rớt đồ</w:t>
-            </w:r>
-          </w:p>
-        </w:tc>
-        <w:tc>
-          <w:tcPr>
-            <w:tcW w:type="dxa" w:w="3264"/>
-            <w:shd w:val="clear" w:color="auto" w:fill="F8FAFC"/>
-            <w:tcMar>
-              <w:top w:w="80" w:type="dxa"/>
-              <w:bottom w:w="80" w:type="dxa"/>
-              <w:left w:w="120" w:type="dxa"/>
-              <w:right w:w="120" w:type="dxa"/>
-            </w:tcMar>
-          </w:tcPr>
-          <w:p>
-            <w:r/>
-            <w:r>
-              <w:rPr>
-                <w:rFonts w:ascii="Times New Roman" w:hAnsi="Times New Roman"/>
-                <w:sz w:val="21"/>
-              </w:rPr>
-              <w:t>VigilSqlDb.java</w:t>
-            </w:r>
-          </w:p>
-        </w:tc>
-        <w:tc>
-          <w:tcPr>
-            <w:tcW w:type="dxa" w:w="3264"/>
-            <w:shd w:val="clear" w:color="auto" w:fill="F8FAFC"/>
-            <w:tcMar>
-              <w:top w:w="80" w:type="dxa"/>
-              <w:bottom w:w="80" w:type="dxa"/>
-              <w:left w:w="120" w:type="dxa"/>
-              <w:right w:w="120" w:type="dxa"/>
-            </w:tcMar>
-          </w:tcPr>
-          <w:p>
-            <w:r/>
-            <w:r>
-              <w:rPr>
-                <w:rFonts w:ascii="Times New Roman" w:hAnsi="Times New Roman"/>
-                <w:sz w:val="21"/>
-              </w:rPr>
-              <w:t>Dòng 728 - 908 (finishWorkoutAndRollDrop)</w:t>
-            </w:r>
-          </w:p>
-        </w:tc>
-      </w:tr>
-      <w:tr>
-        <w:tc>
-          <w:tcPr>
-            <w:tcW w:type="dxa" w:w="3264"/>
-            <w:shd w:val="clear" w:color="auto" w:fill="FFFFFF"/>
-            <w:tcMar>
-              <w:top w:w="80" w:type="dxa"/>
-              <w:bottom w:w="80" w:type="dxa"/>
-              <w:left w:w="120" w:type="dxa"/>
-              <w:right w:w="120" w:type="dxa"/>
-            </w:tcMar>
-          </w:tcPr>
-          <w:p>
-            <w:r/>
-            <w:r>
-              <w:rPr>
-                <w:rFonts w:ascii="Times New Roman" w:hAnsi="Times New Roman"/>
-                <w:b/>
-                <w:sz w:val="21"/>
-              </w:rPr>
-              <w:t>Đăng ký tài khoản mới (mặc định role = User)</w:t>
-            </w:r>
-          </w:p>
-        </w:tc>
-        <w:tc>
-          <w:tcPr>
-            <w:tcW w:type="dxa" w:w="3264"/>
-            <w:shd w:val="clear" w:color="auto" w:fill="FFFFFF"/>
-            <w:tcMar>
-              <w:top w:w="80" w:type="dxa"/>
-              <w:bottom w:w="80" w:type="dxa"/>
-              <w:left w:w="120" w:type="dxa"/>
-              <w:right w:w="120" w:type="dxa"/>
-            </w:tcMar>
-          </w:tcPr>
-          <w:p>
-            <w:r/>
-            <w:r>
-              <w:rPr>
-                <w:rFonts w:ascii="Times New Roman" w:hAnsi="Times New Roman"/>
-                <w:sz w:val="21"/>
-              </w:rPr>
-              <w:t>VigilSqlDb.java</w:t>
-            </w:r>
-          </w:p>
-        </w:tc>
-        <w:tc>
-          <w:tcPr>
-            <w:tcW w:type="dxa" w:w="3264"/>
-            <w:shd w:val="clear" w:color="auto" w:fill="FFFFFF"/>
-            <w:tcMar>
-              <w:top w:w="80" w:type="dxa"/>
-              <w:bottom w:w="80" w:type="dxa"/>
-              <w:left w:w="120" w:type="dxa"/>
-              <w:right w:w="120" w:type="dxa"/>
-            </w:tcMar>
-          </w:tcPr>
-          <w:p>
-            <w:r/>
-            <w:r>
-              <w:rPr>
-                <w:rFonts w:ascii="Times New Roman" w:hAnsi="Times New Roman"/>
-                <w:sz w:val="21"/>
-              </w:rPr>
-              <w:t>Dòng 1044 - 1085 (registerUser)</w:t>
-            </w:r>
-          </w:p>
-        </w:tc>
-      </w:tr>
-      <w:tr>
-        <w:tc>
-          <w:tcPr>
-            <w:tcW w:type="dxa" w:w="3264"/>
-            <w:shd w:val="clear" w:color="auto" w:fill="F8FAFC"/>
-            <w:tcMar>
-              <w:top w:w="80" w:type="dxa"/>
-              <w:bottom w:w="80" w:type="dxa"/>
-              <w:left w:w="120" w:type="dxa"/>
-              <w:right w:w="120" w:type="dxa"/>
-            </w:tcMar>
-          </w:tcPr>
-          <w:p>
-            <w:r/>
-            <w:r>
-              <w:rPr>
-                <w:rFonts w:ascii="Times New Roman" w:hAnsi="Times New Roman"/>
-                <w:b/>
-                <w:sz w:val="21"/>
-              </w:rPr>
-              <w:t>Đăng nhập &amp; Kiểm tra chặn nick bị khóa (status == 0)</w:t>
-            </w:r>
-          </w:p>
-        </w:tc>
-        <w:tc>
-          <w:tcPr>
-            <w:tcW w:type="dxa" w:w="3264"/>
-            <w:shd w:val="clear" w:color="auto" w:fill="F8FAFC"/>
-            <w:tcMar>
-              <w:top w:w="80" w:type="dxa"/>
-              <w:bottom w:w="80" w:type="dxa"/>
-              <w:left w:w="120" w:type="dxa"/>
-              <w:right w:w="120" w:type="dxa"/>
-            </w:tcMar>
-          </w:tcPr>
-          <w:p>
-            <w:r/>
-            <w:r>
-              <w:rPr>
-                <w:rFonts w:ascii="Times New Roman" w:hAnsi="Times New Roman"/>
-                <w:sz w:val="21"/>
-              </w:rPr>
-              <w:t>VigilSqlDb.java</w:t>
-            </w:r>
-          </w:p>
-        </w:tc>
-        <w:tc>
-          <w:tcPr>
-            <w:tcW w:type="dxa" w:w="3264"/>
-            <w:shd w:val="clear" w:color="auto" w:fill="F8FAFC"/>
-            <w:tcMar>
-              <w:top w:w="80" w:type="dxa"/>
-              <w:bottom w:w="80" w:type="dxa"/>
-              <w:left w:w="120" w:type="dxa"/>
-              <w:right w:w="120" w:type="dxa"/>
-            </w:tcMar>
-          </w:tcPr>
-          <w:p>
-            <w:r/>
-            <w:r>
-              <w:rPr>
-                <w:rFonts w:ascii="Times New Roman" w:hAnsi="Times New Roman"/>
-                <w:sz w:val="21"/>
-              </w:rPr>
-              <w:t>Dòng 1087 - 1113 (loginUser)</w:t>
-            </w:r>
-          </w:p>
-        </w:tc>
-      </w:tr>
-      <w:tr>
-        <w:tc>
-          <w:tcPr>
-            <w:tcW w:type="dxa" w:w="3264"/>
-            <w:shd w:val="clear" w:color="auto" w:fill="FFFFFF"/>
-            <w:tcMar>
-              <w:top w:w="80" w:type="dxa"/>
-              <w:bottom w:w="80" w:type="dxa"/>
-              <w:left w:w="120" w:type="dxa"/>
-              <w:right w:w="120" w:type="dxa"/>
-            </w:tcMar>
-          </w:tcPr>
-          <w:p>
-            <w:r/>
-            <w:r>
-              <w:rPr>
-                <w:rFonts w:ascii="Times New Roman" w:hAnsi="Times New Roman"/>
-                <w:b/>
-                <w:sz w:val="21"/>
-              </w:rPr>
-              <w:t>Cập nhật Role (Admin/User) &amp; Khóa tài khoản trong DB</w:t>
-            </w:r>
-          </w:p>
-        </w:tc>
-        <w:tc>
-          <w:tcPr>
-            <w:tcW w:type="dxa" w:w="3264"/>
-            <w:shd w:val="clear" w:color="auto" w:fill="FFFFFF"/>
-            <w:tcMar>
-              <w:top w:w="80" w:type="dxa"/>
-              <w:bottom w:w="80" w:type="dxa"/>
-              <w:left w:w="120" w:type="dxa"/>
-              <w:right w:w="120" w:type="dxa"/>
-            </w:tcMar>
-          </w:tcPr>
-          <w:p>
-            <w:r/>
-            <w:r>
-              <w:rPr>
-                <w:rFonts w:ascii="Times New Roman" w:hAnsi="Times New Roman"/>
-                <w:sz w:val="21"/>
-              </w:rPr>
-              <w:t>VigilSqlDb.java</w:t>
-            </w:r>
-          </w:p>
-        </w:tc>
-        <w:tc>
-          <w:tcPr>
-            <w:tcW w:type="dxa" w:w="3264"/>
-            <w:shd w:val="clear" w:color="auto" w:fill="FFFFFF"/>
-            <w:tcMar>
-              <w:top w:w="80" w:type="dxa"/>
-              <w:bottom w:w="80" w:type="dxa"/>
-              <w:left w:w="120" w:type="dxa"/>
-              <w:right w:w="120" w:type="dxa"/>
-            </w:tcMar>
-          </w:tcPr>
-          <w:p>
-            <w:r/>
-            <w:r>
-              <w:rPr>
-                <w:rFonts w:ascii="Times New Roman" w:hAnsi="Times New Roman"/>
-                <w:sz w:val="21"/>
-              </w:rPr>
-              <w:t>Dòng 1172 - 1194</w:t>
-            </w:r>
-          </w:p>
-        </w:tc>
-      </w:tr>
-      <w:tr>
-        <w:tc>
-          <w:tcPr>
-            <w:tcW w:type="dxa" w:w="3264"/>
-            <w:shd w:val="clear" w:color="auto" w:fill="F8FAFC"/>
-            <w:tcMar>
-              <w:top w:w="80" w:type="dxa"/>
-              <w:bottom w:w="80" w:type="dxa"/>
-              <w:left w:w="120" w:type="dxa"/>
-              <w:right w:w="120" w:type="dxa"/>
-            </w:tcMar>
-          </w:tcPr>
-          <w:p>
-            <w:r/>
-            <w:r>
-              <w:rPr>
-                <w:rFonts w:ascii="Times New Roman" w:hAnsi="Times New Roman"/>
-                <w:b/>
-                <w:sz w:val="21"/>
-              </w:rPr>
-              <w:t>Cấu hình IP 10.0.2.2:3000 &amp; OkHttp Timeout 3 giây</w:t>
-            </w:r>
-          </w:p>
-        </w:tc>
-        <w:tc>
-          <w:tcPr>
-            <w:tcW w:type="dxa" w:w="3264"/>
-            <w:shd w:val="clear" w:color="auto" w:fill="F8FAFC"/>
-            <w:tcMar>
-              <w:top w:w="80" w:type="dxa"/>
-              <w:bottom w:w="80" w:type="dxa"/>
-              <w:left w:w="120" w:type="dxa"/>
-              <w:right w:w="120" w:type="dxa"/>
-            </w:tcMar>
-          </w:tcPr>
-          <w:p>
-            <w:r/>
-            <w:r>
-              <w:rPr>
-                <w:rFonts w:ascii="Times New Roman" w:hAnsi="Times New Roman"/>
-                <w:sz w:val="21"/>
-              </w:rPr>
-              <w:t>ApiClient.java</w:t>
-            </w:r>
-          </w:p>
-        </w:tc>
-        <w:tc>
-          <w:tcPr>
-            <w:tcW w:type="dxa" w:w="3264"/>
-            <w:shd w:val="clear" w:color="auto" w:fill="F8FAFC"/>
-            <w:tcMar>
-              <w:top w:w="80" w:type="dxa"/>
-              <w:bottom w:w="80" w:type="dxa"/>
-              <w:left w:w="120" w:type="dxa"/>
-              <w:right w:w="120" w:type="dxa"/>
-            </w:tcMar>
-          </w:tcPr>
-          <w:p>
-            <w:r/>
-            <w:r>
-              <w:rPr>
-                <w:rFonts w:ascii="Times New Roman" w:hAnsi="Times New Roman"/>
-                <w:sz w:val="21"/>
-              </w:rPr>
-              <w:t>Dòng 29 - 39</w:t>
-            </w:r>
-          </w:p>
-        </w:tc>
-      </w:tr>
-      <w:tr>
-        <w:tc>
-          <w:tcPr>
-            <w:tcW w:type="dxa" w:w="3264"/>
-            <w:shd w:val="clear" w:color="auto" w:fill="FFFFFF"/>
-            <w:tcMar>
-              <w:top w:w="80" w:type="dxa"/>
-              <w:bottom w:w="80" w:type="dxa"/>
-              <w:left w:w="120" w:type="dxa"/>
-              <w:right w:w="120" w:type="dxa"/>
-            </w:tcMar>
-          </w:tcPr>
-          <w:p>
-            <w:r/>
-            <w:r>
-              <w:rPr>
-                <w:rFonts w:ascii="Times New Roman" w:hAnsi="Times New Roman"/>
-                <w:b/>
-                <w:sz w:val="21"/>
-              </w:rPr>
-              <w:t>Các hàm gọi API Admin (đổi role, ban, sửa quái, góc AI)</w:t>
-            </w:r>
-          </w:p>
-        </w:tc>
-        <w:tc>
-          <w:tcPr>
-            <w:tcW w:type="dxa" w:w="3264"/>
-            <w:shd w:val="clear" w:color="auto" w:fill="FFFFFF"/>
-            <w:tcMar>
-              <w:top w:w="80" w:type="dxa"/>
-              <w:bottom w:w="80" w:type="dxa"/>
-              <w:left w:w="120" w:type="dxa"/>
-              <w:right w:w="120" w:type="dxa"/>
-            </w:tcMar>
-          </w:tcPr>
-          <w:p>
-            <w:r/>
-            <w:r>
-              <w:rPr>
-                <w:rFonts w:ascii="Times New Roman" w:hAnsi="Times New Roman"/>
-                <w:sz w:val="21"/>
-              </w:rPr>
-              <w:t>ApiClient.java</w:t>
-            </w:r>
-          </w:p>
-        </w:tc>
-        <w:tc>
-          <w:tcPr>
-            <w:tcW w:type="dxa" w:w="3264"/>
-            <w:shd w:val="clear" w:color="auto" w:fill="FFFFFF"/>
-            <w:tcMar>
-              <w:top w:w="80" w:type="dxa"/>
-              <w:bottom w:w="80" w:type="dxa"/>
-              <w:left w:w="120" w:type="dxa"/>
-              <w:right w:w="120" w:type="dxa"/>
-            </w:tcMar>
-          </w:tcPr>
-          <w:p>
-            <w:r/>
-            <w:r>
-              <w:rPr>
-                <w:rFonts w:ascii="Times New Roman" w:hAnsi="Times New Roman"/>
-                <w:sz w:val="21"/>
-              </w:rPr>
-              <w:t>Dòng 582 - 670</w:t>
-            </w:r>
-          </w:p>
-        </w:tc>
-      </w:tr>
-      <w:tr>
-        <w:tc>
-          <w:tcPr>
-            <w:tcW w:type="dxa" w:w="3264"/>
-            <w:shd w:val="clear" w:color="auto" w:fill="F8FAFC"/>
-            <w:tcMar>
-              <w:top w:w="80" w:type="dxa"/>
-              <w:bottom w:w="80" w:type="dxa"/>
-              <w:left w:w="120" w:type="dxa"/>
-              <w:right w:w="120" w:type="dxa"/>
-            </w:tcMar>
-          </w:tcPr>
-          <w:p>
-            <w:r/>
-            <w:r>
-              <w:rPr>
-                <w:rFonts w:ascii="Times New Roman" w:hAnsi="Times New Roman"/>
-                <w:b/>
-                <w:sz w:val="21"/>
-              </w:rPr>
-              <w:t>Các Data Class của phân hệ Admin</w:t>
-            </w:r>
-          </w:p>
-        </w:tc>
-        <w:tc>
-          <w:tcPr>
-            <w:tcW w:type="dxa" w:w="3264"/>
-            <w:shd w:val="clear" w:color="auto" w:fill="F8FAFC"/>
-            <w:tcMar>
-              <w:top w:w="80" w:type="dxa"/>
-              <w:bottom w:w="80" w:type="dxa"/>
-              <w:left w:w="120" w:type="dxa"/>
-              <w:right w:w="120" w:type="dxa"/>
-            </w:tcMar>
-          </w:tcPr>
-          <w:p>
-            <w:r/>
-            <w:r>
-              <w:rPr>
-                <w:rFonts w:ascii="Times New Roman" w:hAnsi="Times New Roman"/>
-                <w:sz w:val="21"/>
-              </w:rPr>
-              <w:t>AdminModels.kt</w:t>
-            </w:r>
-          </w:p>
-        </w:tc>
-        <w:tc>
-          <w:tcPr>
-            <w:tcW w:type="dxa" w:w="3264"/>
-            <w:shd w:val="clear" w:color="auto" w:fill="F8FAFC"/>
-            <w:tcMar>
-              <w:top w:w="80" w:type="dxa"/>
-              <w:bottom w:w="80" w:type="dxa"/>
-              <w:left w:w="120" w:type="dxa"/>
-              <w:right w:w="120" w:type="dxa"/>
-            </w:tcMar>
-          </w:tcPr>
-          <w:p>
-            <w:r/>
-            <w:r>
-              <w:rPr>
-                <w:rFonts w:ascii="Times New Roman" w:hAnsi="Times New Roman"/>
-                <w:sz w:val="21"/>
-              </w:rPr>
-              <w:t>Dòng 1 - 42</w:t>
-            </w:r>
-          </w:p>
-        </w:tc>
-      </w:tr>
-      <w:tr>
-        <w:tc>
-          <w:tcPr>
-            <w:tcW w:type="dxa" w:w="3264"/>
-            <w:shd w:val="clear" w:color="auto" w:fill="FFFFFF"/>
-            <w:tcMar>
-              <w:top w:w="80" w:type="dxa"/>
-              <w:bottom w:w="80" w:type="dxa"/>
-              <w:left w:w="120" w:type="dxa"/>
-              <w:right w:w="120" w:type="dxa"/>
-            </w:tcMar>
-          </w:tcPr>
-          <w:p>
-            <w:r/>
-            <w:r>
-              <w:rPr>
-                <w:rFonts w:ascii="Times New Roman" w:hAnsi="Times New Roman"/>
-                <w:b/>
-                <w:sz w:val="21"/>
-              </w:rPr>
-              <w:t>Repository truy vấn danh sách User thực từ CSDL</w:t>
-            </w:r>
-          </w:p>
-        </w:tc>
-        <w:tc>
-          <w:tcPr>
-            <w:tcW w:type="dxa" w:w="3264"/>
-            <w:shd w:val="clear" w:color="auto" w:fill="FFFFFF"/>
-            <w:tcMar>
-              <w:top w:w="80" w:type="dxa"/>
-              <w:bottom w:w="80" w:type="dxa"/>
-              <w:left w:w="120" w:type="dxa"/>
-              <w:right w:w="120" w:type="dxa"/>
-            </w:tcMar>
-          </w:tcPr>
-          <w:p>
-            <w:r/>
-            <w:r>
-              <w:rPr>
-                <w:rFonts w:ascii="Times New Roman" w:hAnsi="Times New Roman"/>
-                <w:sz w:val="21"/>
-              </w:rPr>
-              <w:t>AdminRepository.kt</w:t>
-            </w:r>
-          </w:p>
-        </w:tc>
-        <w:tc>
-          <w:tcPr>
-            <w:tcW w:type="dxa" w:w="3264"/>
-            <w:shd w:val="clear" w:color="auto" w:fill="FFFFFF"/>
-            <w:tcMar>
-              <w:top w:w="80" w:type="dxa"/>
-              <w:bottom w:w="80" w:type="dxa"/>
-              <w:left w:w="120" w:type="dxa"/>
-              <w:right w:w="120" w:type="dxa"/>
-            </w:tcMar>
-          </w:tcPr>
-          <w:p>
-            <w:r/>
-            <w:r>
-              <w:rPr>
-                <w:rFonts w:ascii="Times New Roman" w:hAnsi="Times New Roman"/>
-                <w:sz w:val="21"/>
-              </w:rPr>
-              <w:t>Dòng 29 - 57 (getUsersFromDb)</w:t>
-            </w:r>
-          </w:p>
-        </w:tc>
-      </w:tr>
-      <w:tr>
-        <w:tc>
-          <w:tcPr>
-            <w:tcW w:type="dxa" w:w="3264"/>
-            <w:shd w:val="clear" w:color="auto" w:fill="F8FAFC"/>
-            <w:tcMar>
-              <w:top w:w="80" w:type="dxa"/>
-              <w:bottom w:w="80" w:type="dxa"/>
-              <w:left w:w="120" w:type="dxa"/>
-              <w:right w:w="120" w:type="dxa"/>
-            </w:tcMar>
-          </w:tcPr>
-          <w:p>
-            <w:r/>
-            <w:r>
-              <w:rPr>
-                <w:rFonts w:ascii="Times New Roman" w:hAnsi="Times New Roman"/>
-                <w:b/>
-                <w:sz w:val="21"/>
-              </w:rPr>
-              <w:t>Repository đổi Role &amp; Cấp quyền Admin theo tên</w:t>
-            </w:r>
-          </w:p>
-        </w:tc>
-        <w:tc>
-          <w:tcPr>
-            <w:tcW w:type="dxa" w:w="3264"/>
-            <w:shd w:val="clear" w:color="auto" w:fill="F8FAFC"/>
-            <w:tcMar>
-              <w:top w:w="80" w:type="dxa"/>
-              <w:bottom w:w="80" w:type="dxa"/>
-              <w:left w:w="120" w:type="dxa"/>
-              <w:right w:w="120" w:type="dxa"/>
-            </w:tcMar>
-          </w:tcPr>
-          <w:p>
-            <w:r/>
-            <w:r>
-              <w:rPr>
-                <w:rFonts w:ascii="Times New Roman" w:hAnsi="Times New Roman"/>
-                <w:sz w:val="21"/>
-              </w:rPr>
-              <w:t>AdminRepository.kt</w:t>
-            </w:r>
-          </w:p>
-        </w:tc>
-        <w:tc>
-          <w:tcPr>
-            <w:tcW w:type="dxa" w:w="3264"/>
-            <w:shd w:val="clear" w:color="auto" w:fill="F8FAFC"/>
-            <w:tcMar>
-              <w:top w:w="80" w:type="dxa"/>
-              <w:bottom w:w="80" w:type="dxa"/>
-              <w:left w:w="120" w:type="dxa"/>
-              <w:right w:w="120" w:type="dxa"/>
-            </w:tcMar>
-          </w:tcPr>
-          <w:p>
-            <w:r/>
-            <w:r>
-              <w:rPr>
-                <w:rFonts w:ascii="Times New Roman" w:hAnsi="Times New Roman"/>
-                <w:sz w:val="21"/>
-              </w:rPr>
-              <w:t>Dòng 63 - 103</w:t>
-            </w:r>
-          </w:p>
-        </w:tc>
-      </w:tr>
-      <w:tr>
-        <w:tc>
-          <w:tcPr>
-            <w:tcW w:type="dxa" w:w="3264"/>
-            <w:shd w:val="clear" w:color="auto" w:fill="FFFFFF"/>
-            <w:tcMar>
-              <w:top w:w="80" w:type="dxa"/>
-              <w:bottom w:w="80" w:type="dxa"/>
-              <w:left w:w="120" w:type="dxa"/>
-              <w:right w:w="120" w:type="dxa"/>
-            </w:tcMar>
-          </w:tcPr>
-          <w:p>
-            <w:r/>
-            <w:r>
-              <w:rPr>
-                <w:rFonts w:ascii="Times New Roman" w:hAnsi="Times New Roman"/>
-                <w:b/>
-                <w:sz w:val="21"/>
-              </w:rPr>
-              <w:t>Repository khóa/mở khóa tài khoản &amp; Đồng bộ API</w:t>
-            </w:r>
-          </w:p>
-        </w:tc>
-        <w:tc>
-          <w:tcPr>
-            <w:tcW w:type="dxa" w:w="3264"/>
-            <w:shd w:val="clear" w:color="auto" w:fill="FFFFFF"/>
-            <w:tcMar>
-              <w:top w:w="80" w:type="dxa"/>
-              <w:bottom w:w="80" w:type="dxa"/>
-              <w:left w:w="120" w:type="dxa"/>
-              <w:right w:w="120" w:type="dxa"/>
-            </w:tcMar>
-          </w:tcPr>
-          <w:p>
-            <w:r/>
-            <w:r>
-              <w:rPr>
-                <w:rFonts w:ascii="Times New Roman" w:hAnsi="Times New Roman"/>
-                <w:sz w:val="21"/>
-              </w:rPr>
-              <w:t>AdminRepository.kt</w:t>
-            </w:r>
-          </w:p>
-        </w:tc>
-        <w:tc>
-          <w:tcPr>
-            <w:tcW w:type="dxa" w:w="3264"/>
-            <w:shd w:val="clear" w:color="auto" w:fill="FFFFFF"/>
-            <w:tcMar>
-              <w:top w:w="80" w:type="dxa"/>
-              <w:bottom w:w="80" w:type="dxa"/>
-              <w:left w:w="120" w:type="dxa"/>
-              <w:right w:w="120" w:type="dxa"/>
-            </w:tcMar>
-          </w:tcPr>
-          <w:p>
-            <w:r/>
-            <w:r>
-              <w:rPr>
-                <w:rFonts w:ascii="Times New Roman" w:hAnsi="Times New Roman"/>
-                <w:sz w:val="21"/>
-              </w:rPr>
-              <w:t>Dòng 108 - 118</w:t>
-            </w:r>
-          </w:p>
-        </w:tc>
-      </w:tr>
-      <w:tr>
-        <w:tc>
-          <w:tcPr>
-            <w:tcW w:type="dxa" w:w="3264"/>
-            <w:shd w:val="clear" w:color="auto" w:fill="F8FAFC"/>
-            <w:tcMar>
-              <w:top w:w="80" w:type="dxa"/>
-              <w:bottom w:w="80" w:type="dxa"/>
-              <w:left w:w="120" w:type="dxa"/>
-              <w:right w:w="120" w:type="dxa"/>
-            </w:tcMar>
-          </w:tcPr>
-          <w:p>
-            <w:r/>
-            <w:r>
-              <w:rPr>
-                <w:rFonts w:ascii="Times New Roman" w:hAnsi="Times New Roman"/>
-                <w:b/>
-                <w:sz w:val="21"/>
-              </w:rPr>
-              <w:t>Giao diện Admin Tab 1: Quản lý Người chơi &amp; Phân quyền</w:t>
-            </w:r>
-          </w:p>
-        </w:tc>
-        <w:tc>
-          <w:tcPr>
-            <w:tcW w:type="dxa" w:w="3264"/>
-            <w:shd w:val="clear" w:color="auto" w:fill="F8FAFC"/>
-            <w:tcMar>
-              <w:top w:w="80" w:type="dxa"/>
-              <w:bottom w:w="80" w:type="dxa"/>
-              <w:left w:w="120" w:type="dxa"/>
-              <w:right w:w="120" w:type="dxa"/>
-            </w:tcMar>
-          </w:tcPr>
-          <w:p>
-            <w:r/>
-            <w:r>
-              <w:rPr>
-                <w:rFonts w:ascii="Times New Roman" w:hAnsi="Times New Roman"/>
-                <w:sz w:val="21"/>
-              </w:rPr>
-              <w:t>AdminScreen.kt</w:t>
-            </w:r>
-          </w:p>
-        </w:tc>
-        <w:tc>
-          <w:tcPr>
-            <w:tcW w:type="dxa" w:w="3264"/>
-            <w:shd w:val="clear" w:color="auto" w:fill="F8FAFC"/>
-            <w:tcMar>
-              <w:top w:w="80" w:type="dxa"/>
-              <w:bottom w:w="80" w:type="dxa"/>
-              <w:left w:w="120" w:type="dxa"/>
-              <w:right w:w="120" w:type="dxa"/>
-            </w:tcMar>
-          </w:tcPr>
-          <w:p>
-            <w:r/>
-            <w:r>
-              <w:rPr>
-                <w:rFonts w:ascii="Times New Roman" w:hAnsi="Times New Roman"/>
-                <w:sz w:val="21"/>
-              </w:rPr>
-              <w:t>Dòng 162 - 418</w:t>
-            </w:r>
-          </w:p>
-        </w:tc>
-      </w:tr>
-      <w:tr>
-        <w:tc>
-          <w:tcPr>
-            <w:tcW w:type="dxa" w:w="3264"/>
-            <w:shd w:val="clear" w:color="auto" w:fill="FFFFFF"/>
-            <w:tcMar>
-              <w:top w:w="80" w:type="dxa"/>
-              <w:bottom w:w="80" w:type="dxa"/>
-              <w:left w:w="120" w:type="dxa"/>
-              <w:right w:w="120" w:type="dxa"/>
-            </w:tcMar>
-          </w:tcPr>
-          <w:p>
-            <w:r/>
-            <w:r>
-              <w:rPr>
-                <w:rFonts w:ascii="Times New Roman" w:hAnsi="Times New Roman"/>
-                <w:b/>
-                <w:sz w:val="21"/>
-              </w:rPr>
-              <w:t>Giao diện Admin Tab 2: Quản lý Quái vật &amp; Boss</w:t>
-            </w:r>
-          </w:p>
-        </w:tc>
-        <w:tc>
-          <w:tcPr>
-            <w:tcW w:type="dxa" w:w="3264"/>
-            <w:shd w:val="clear" w:color="auto" w:fill="FFFFFF"/>
-            <w:tcMar>
-              <w:top w:w="80" w:type="dxa"/>
-              <w:bottom w:w="80" w:type="dxa"/>
-              <w:left w:w="120" w:type="dxa"/>
-              <w:right w:w="120" w:type="dxa"/>
-            </w:tcMar>
-          </w:tcPr>
-          <w:p>
-            <w:r/>
-            <w:r>
-              <w:rPr>
-                <w:rFonts w:ascii="Times New Roman" w:hAnsi="Times New Roman"/>
-                <w:sz w:val="21"/>
-              </w:rPr>
-              <w:t>AdminScreen.kt</w:t>
-            </w:r>
-          </w:p>
-        </w:tc>
-        <w:tc>
-          <w:tcPr>
-            <w:tcW w:type="dxa" w:w="3264"/>
-            <w:shd w:val="clear" w:color="auto" w:fill="FFFFFF"/>
-            <w:tcMar>
-              <w:top w:w="80" w:type="dxa"/>
-              <w:bottom w:w="80" w:type="dxa"/>
-              <w:left w:w="120" w:type="dxa"/>
-              <w:right w:w="120" w:type="dxa"/>
-            </w:tcMar>
-          </w:tcPr>
-          <w:p>
-            <w:r/>
-            <w:r>
-              <w:rPr>
-                <w:rFonts w:ascii="Times New Roman" w:hAnsi="Times New Roman"/>
-                <w:sz w:val="21"/>
-              </w:rPr>
-              <w:t>Dòng 423 - 553</w:t>
-            </w:r>
-          </w:p>
-        </w:tc>
-      </w:tr>
-      <w:tr>
-        <w:tc>
-          <w:tcPr>
-            <w:tcW w:type="dxa" w:w="3264"/>
-            <w:shd w:val="clear" w:color="auto" w:fill="F8FAFC"/>
-            <w:tcMar>
-              <w:top w:w="80" w:type="dxa"/>
-              <w:bottom w:w="80" w:type="dxa"/>
-              <w:left w:w="120" w:type="dxa"/>
-              <w:right w:w="120" w:type="dxa"/>
-            </w:tcMar>
-          </w:tcPr>
-          <w:p>
-            <w:r/>
-            <w:r>
-              <w:rPr>
-                <w:rFonts w:ascii="Times New Roman" w:hAnsi="Times New Roman"/>
-                <w:b/>
-                <w:sz w:val="21"/>
-              </w:rPr>
-              <w:t>Giao diện Admin Tab 3: Hiệu chỉnh Góc khớp AI</w:t>
-            </w:r>
-          </w:p>
-        </w:tc>
-        <w:tc>
-          <w:tcPr>
-            <w:tcW w:type="dxa" w:w="3264"/>
-            <w:shd w:val="clear" w:color="auto" w:fill="F8FAFC"/>
-            <w:tcMar>
-              <w:top w:w="80" w:type="dxa"/>
-              <w:bottom w:w="80" w:type="dxa"/>
-              <w:left w:w="120" w:type="dxa"/>
-              <w:right w:w="120" w:type="dxa"/>
-            </w:tcMar>
-          </w:tcPr>
-          <w:p>
-            <w:r/>
-            <w:r>
-              <w:rPr>
-                <w:rFonts w:ascii="Times New Roman" w:hAnsi="Times New Roman"/>
-                <w:sz w:val="21"/>
-              </w:rPr>
-              <w:t>AdminScreen.kt</w:t>
-            </w:r>
-          </w:p>
-        </w:tc>
-        <w:tc>
-          <w:tcPr>
-            <w:tcW w:type="dxa" w:w="3264"/>
-            <w:shd w:val="clear" w:color="auto" w:fill="F8FAFC"/>
-            <w:tcMar>
-              <w:top w:w="80" w:type="dxa"/>
-              <w:bottom w:w="80" w:type="dxa"/>
-              <w:left w:w="120" w:type="dxa"/>
-              <w:right w:w="120" w:type="dxa"/>
-            </w:tcMar>
-          </w:tcPr>
-          <w:p>
-            <w:r/>
-            <w:r>
-              <w:rPr>
-                <w:rFonts w:ascii="Times New Roman" w:hAnsi="Times New Roman"/>
-                <w:sz w:val="21"/>
-              </w:rPr>
-              <w:t>Dòng 558 - 660</w:t>
-            </w:r>
-          </w:p>
-        </w:tc>
-      </w:tr>
-      <w:tr>
-        <w:tc>
-          <w:tcPr>
-            <w:tcW w:type="dxa" w:w="3264"/>
-            <w:shd w:val="clear" w:color="auto" w:fill="FFFFFF"/>
-            <w:tcMar>
-              <w:top w:w="80" w:type="dxa"/>
-              <w:bottom w:w="80" w:type="dxa"/>
-              <w:left w:w="120" w:type="dxa"/>
-              <w:right w:w="120" w:type="dxa"/>
-            </w:tcMar>
-          </w:tcPr>
-          <w:p>
-            <w:r/>
-            <w:r>
-              <w:rPr>
-                <w:rFonts w:ascii="Times New Roman" w:hAnsi="Times New Roman"/>
-                <w:b/>
-                <w:sz w:val="21"/>
-              </w:rPr>
-              <w:t>Giao diện Admin Tab 4: Giám sát Anti-Cheat &amp; Ban nick</w:t>
-            </w:r>
-          </w:p>
-        </w:tc>
-        <w:tc>
-          <w:tcPr>
-            <w:tcW w:type="dxa" w:w="3264"/>
-            <w:shd w:val="clear" w:color="auto" w:fill="FFFFFF"/>
-            <w:tcMar>
-              <w:top w:w="80" w:type="dxa"/>
-              <w:bottom w:w="80" w:type="dxa"/>
-              <w:left w:w="120" w:type="dxa"/>
-              <w:right w:w="120" w:type="dxa"/>
-            </w:tcMar>
-          </w:tcPr>
-          <w:p>
-            <w:r/>
-            <w:r>
-              <w:rPr>
-                <w:rFonts w:ascii="Times New Roman" w:hAnsi="Times New Roman"/>
-                <w:sz w:val="21"/>
-              </w:rPr>
-              <w:t>AdminScreen.kt</w:t>
-            </w:r>
-          </w:p>
-        </w:tc>
-        <w:tc>
-          <w:tcPr>
-            <w:tcW w:type="dxa" w:w="3264"/>
-            <w:shd w:val="clear" w:color="auto" w:fill="FFFFFF"/>
-            <w:tcMar>
-              <w:top w:w="80" w:type="dxa"/>
-              <w:bottom w:w="80" w:type="dxa"/>
-              <w:left w:w="120" w:type="dxa"/>
-              <w:right w:w="120" w:type="dxa"/>
-            </w:tcMar>
-          </w:tcPr>
-          <w:p>
-            <w:r/>
-            <w:r>
-              <w:rPr>
-                <w:rFonts w:ascii="Times New Roman" w:hAnsi="Times New Roman"/>
-                <w:sz w:val="21"/>
-              </w:rPr>
-              <w:t>Dòng 665 - 788</w:t>
-            </w:r>
-          </w:p>
-        </w:tc>
-      </w:tr>
-      <w:tr>
-        <w:tc>
-          <w:tcPr>
-            <w:tcW w:type="dxa" w:w="3264"/>
-            <w:shd w:val="clear" w:color="auto" w:fill="F8FAFC"/>
-            <w:tcMar>
-              <w:top w:w="80" w:type="dxa"/>
-              <w:bottom w:w="80" w:type="dxa"/>
-              <w:left w:w="120" w:type="dxa"/>
-              <w:right w:w="120" w:type="dxa"/>
-            </w:tcMar>
-          </w:tcPr>
-          <w:p>
-            <w:r/>
-            <w:r>
-              <w:rPr>
-                <w:rFonts w:ascii="Times New Roman" w:hAnsi="Times New Roman"/>
-                <w:b/>
-                <w:sz w:val="21"/>
-              </w:rPr>
-              <w:t>Kết nối MySQL &amp; Tự động chuyển sang MemoryDB Fallback</w:t>
-            </w:r>
-          </w:p>
-        </w:tc>
-        <w:tc>
-          <w:tcPr>
-            <w:tcW w:type="dxa" w:w="3264"/>
-            <w:shd w:val="clear" w:color="auto" w:fill="F8FAFC"/>
-            <w:tcMar>
-              <w:top w:w="80" w:type="dxa"/>
-              <w:bottom w:w="80" w:type="dxa"/>
-              <w:left w:w="120" w:type="dxa"/>
-              <w:right w:w="120" w:type="dxa"/>
-            </w:tcMar>
-          </w:tcPr>
-          <w:p>
-            <w:r/>
-            <w:r>
-              <w:rPr>
-                <w:rFonts w:ascii="Times New Roman" w:hAnsi="Times New Roman"/>
-                <w:sz w:val="21"/>
-              </w:rPr>
               <w:t>server/server.js</w:t>
             </w:r>
           </w:p>
         </w:tc>
         <w:tc>
           <w:tcPr>
-            <w:tcW w:type="dxa" w:w="3264"/>
-            <w:shd w:val="clear" w:color="auto" w:fill="F8FAFC"/>
-            <w:tcMar>
-              <w:top w:w="80" w:type="dxa"/>
-              <w:bottom w:w="80" w:type="dxa"/>
-              <w:left w:w="120" w:type="dxa"/>
-              <w:right w:w="120" w:type="dxa"/>
-            </w:tcMar>
+            <w:tcW w:type="dxa" w:w="2880"/>
           </w:tcPr>
           <w:p>
-            <w:r/>
             <w:r>
-              <w:rPr>
-                <w:rFonts w:ascii="Times New Roman" w:hAnsi="Times New Roman"/>
-                <w:sz w:val="21"/>
-              </w:rPr>
-              <w:t>Dòng 58 - 92 (initDatabase)</w:t>
-            </w:r>
-          </w:p>
-        </w:tc>
-      </w:tr>
-      <w:tr>
-        <w:tc>
-          <w:tcPr>
-            <w:tcW w:type="dxa" w:w="3264"/>
-            <w:shd w:val="clear" w:color="auto" w:fill="FFFFFF"/>
-            <w:tcMar>
-              <w:top w:w="80" w:type="dxa"/>
-              <w:bottom w:w="80" w:type="dxa"/>
-              <w:left w:w="120" w:type="dxa"/>
-              <w:right w:w="120" w:type="dxa"/>
-            </w:tcMar>
-          </w:tcPr>
-          <w:p>
-            <w:r/>
-            <w:r>
-              <w:rPr>
-                <w:rFonts w:ascii="Times New Roman" w:hAnsi="Times New Roman"/>
-                <w:b/>
-                <w:sz w:val="21"/>
-              </w:rPr>
-              <w:t>Các REST API Endpoint dành cho Admin trên Server</w:t>
-            </w:r>
-          </w:p>
-        </w:tc>
-        <w:tc>
-          <w:tcPr>
-            <w:tcW w:type="dxa" w:w="3264"/>
-            <w:shd w:val="clear" w:color="auto" w:fill="FFFFFF"/>
-            <w:tcMar>
-              <w:top w:w="80" w:type="dxa"/>
-              <w:bottom w:w="80" w:type="dxa"/>
-              <w:left w:w="120" w:type="dxa"/>
-              <w:right w:w="120" w:type="dxa"/>
-            </w:tcMar>
-          </w:tcPr>
-          <w:p>
-            <w:r/>
-            <w:r>
-              <w:rPr>
-                <w:rFonts w:ascii="Times New Roman" w:hAnsi="Times New Roman"/>
-                <w:sz w:val="21"/>
-              </w:rPr>
-              <w:t>server/server.js</w:t>
-            </w:r>
-          </w:p>
-        </w:tc>
-        <w:tc>
-          <w:tcPr>
-            <w:tcW w:type="dxa" w:w="3264"/>
-            <w:shd w:val="clear" w:color="auto" w:fill="FFFFFF"/>
-            <w:tcMar>
-              <w:top w:w="80" w:type="dxa"/>
-              <w:bottom w:w="80" w:type="dxa"/>
-              <w:left w:w="120" w:type="dxa"/>
-              <w:right w:w="120" w:type="dxa"/>
-            </w:tcMar>
-          </w:tcPr>
-          <w:p>
-            <w:r/>
-            <w:r>
-              <w:rPr>
-                <w:rFonts w:ascii="Times New Roman" w:hAnsi="Times New Roman"/>
-                <w:sz w:val="21"/>
-              </w:rPr>
-              <w:t>Dòng 1562 - 1688</w:t>
-            </w:r>
-          </w:p>
-        </w:tc>
-      </w:tr>
-      <w:tr>
-        <w:tc>
-          <w:tcPr>
-            <w:tcW w:type="dxa" w:w="3264"/>
-            <w:shd w:val="clear" w:color="auto" w:fill="F8FAFC"/>
-            <w:tcMar>
-              <w:top w:w="80" w:type="dxa"/>
-              <w:bottom w:w="80" w:type="dxa"/>
-              <w:left w:w="120" w:type="dxa"/>
-              <w:right w:w="120" w:type="dxa"/>
-            </w:tcMar>
-          </w:tcPr>
-          <w:p>
-            <w:r/>
-            <w:r>
-              <w:rPr>
-                <w:rFonts w:ascii="Times New Roman" w:hAnsi="Times New Roman"/>
-                <w:b/>
-                <w:sz w:val="21"/>
-              </w:rPr>
-              <w:t>Web Admin Console (HTML + Logic Fetch API &amp; Auth Gate)</w:t>
-            </w:r>
-          </w:p>
-        </w:tc>
-        <w:tc>
-          <w:tcPr>
-            <w:tcW w:type="dxa" w:w="3264"/>
-            <w:shd w:val="clear" w:color="auto" w:fill="F8FAFC"/>
-            <w:tcMar>
-              <w:top w:w="80" w:type="dxa"/>
-              <w:bottom w:w="80" w:type="dxa"/>
-              <w:left w:w="120" w:type="dxa"/>
-              <w:right w:w="120" w:type="dxa"/>
-            </w:tcMar>
-          </w:tcPr>
-          <w:p>
-            <w:r/>
-            <w:r>
-              <w:rPr>
-                <w:rFonts w:ascii="Times New Roman" w:hAnsi="Times New Roman"/>
-                <w:sz w:val="21"/>
-              </w:rPr>
-              <w:t>server/admin/index.html</w:t>
-              <w:br/>
-              <w:t>server/admin/js/admin.js</w:t>
-            </w:r>
-          </w:p>
-        </w:tc>
-        <w:tc>
-          <w:tcPr>
-            <w:tcW w:type="dxa" w:w="3264"/>
-            <w:shd w:val="clear" w:color="auto" w:fill="F8FAFC"/>
-            <w:tcMar>
-              <w:top w:w="80" w:type="dxa"/>
-              <w:bottom w:w="80" w:type="dxa"/>
-              <w:left w:w="120" w:type="dxa"/>
-              <w:right w:w="120" w:type="dxa"/>
-            </w:tcMar>
-          </w:tcPr>
-          <w:p>
-            <w:r/>
-            <w:r>
-              <w:rPr>
-                <w:rFonts w:ascii="Times New Roman" w:hAnsi="Times New Roman"/>
-                <w:sz w:val="21"/>
-              </w:rPr>
-              <w:t>Toàn bộ file (956 dòng &amp; 1.453 dòng)</w:t>
+              <w:t>Dòng 58 – 92 &amp; 1560 – 1755</w:t>
             </w:r>
           </w:p>
         </w:tc>
       </w:tr>
     </w:tbl>
-    <w:p>
-      <w:pPr>
-        <w:spacing w:after="120"/>
-      </w:pPr>
-    </w:p>
     <w:sectPr>
       <w:pgSz w:w="12240" w:h="15840"/>
-      <w:pgMar w:top="1152" w:right="1152" w:bottom="1152" w:left="1296" w:header="720" w:footer="720" w:gutter="0"/>
+      <w:pgMar w:top="1440" w:right="1800" w:bottom="1440" w:left="1800" w:header="720" w:footer="720" w:gutter="0"/>
       <w:cols w:space="720"/>
       <w:docGrid w:linePitch="360"/>
     </w:sectPr>
@@ -7659,6 +2400,10 @@
     <w:name w:val="Normal"/>
     <w:qFormat/>
     <w:rsid w:val="00FC693F"/>
+    <w:rPr>
+      <w:rFonts w:ascii="Times New Roman" w:hAnsi="Times New Roman"/>
+      <w:sz w:val="24"/>
+    </w:rPr>
   </w:style>
   <w:style w:type="paragraph" w:styleId="Header">
     <w:name w:val="header"/>
